--- a/4.质量管理/2.运行记录类文件/040209-2025年度满意度调查计划.docx
+++ b/4.质量管理/2.运行记录类文件/040209-2025年度满意度调查计划.docx
@@ -1,10 +1,11 @@
 
 <file path=word/document.xml><?xml version="1.0" encoding="utf-8"?>
-<w:document xmlns:wpc="http://schemas.microsoft.com/office/word/2010/wordprocessingCanvas" xmlns:mc="http://schemas.openxmlformats.org/markup-compatibility/2006" xmlns:o="urn:schemas-microsoft-com:office:office" xmlns:r="http://schemas.openxmlformats.org/officeDocument/2006/relationships" xmlns:m="http://schemas.openxmlformats.org/officeDocument/2006/math" xmlns:v="urn:schemas-microsoft-com:vml" xmlns:wp14="http://schemas.microsoft.com/office/word/2010/wordprocessingDrawing" xmlns:wp="http://schemas.openxmlformats.org/drawingml/2006/wordprocessingDrawing" xmlns:w="http://schemas.openxmlformats.org/wordprocessingml/2006/main" xmlns:w14="http://schemas.microsoft.com/office/word/2010/wordml" xmlns:w10="urn:schemas-microsoft-com:office:word" xmlns:w15="http://schemas.microsoft.com/office/word/2012/wordml" xmlns:wpg="http://schemas.microsoft.com/office/word/2010/wordprocessingGroup" xmlns:wpi="http://schemas.microsoft.com/office/word/2010/wordprocessingInk" xmlns:wne="http://schemas.microsoft.com/office/word/2006/wordml" xmlns:wps="http://schemas.microsoft.com/office/word/2010/wordprocessingShape" xmlns:wpsCustomData="http://www.wps.cn/officeDocument/2013/wpsCustomData" mc:Ignorable="w14 w15 wp14">
+<w:document xmlns:wpc="http://schemas.microsoft.com/office/word/2010/wordprocessingCanvas" xmlns:mc="http://schemas.openxmlformats.org/markup-compatibility/2006" xmlns:o="urn:schemas-microsoft-com:office:office" xmlns:r="http://schemas.openxmlformats.org/officeDocument/2006/relationships" xmlns:m="http://schemas.openxmlformats.org/officeDocument/2006/math" xmlns:v="urn:schemas-microsoft-com:vml" xmlns:wp14="http://schemas.microsoft.com/office/word/2010/wordprocessingDrawing" xmlns:wp="http://schemas.openxmlformats.org/drawingml/2006/wordprocessingDrawing" xmlns:w10="urn:schemas-microsoft-com:office:word" xmlns:w="http://schemas.openxmlformats.org/wordprocessingml/2006/main" xmlns:w14="http://schemas.microsoft.com/office/word/2010/wordml" xmlns:w15="http://schemas.microsoft.com/office/word/2012/wordml" xmlns:wne="http://schemas.microsoft.com/office/word/2006/wordml" xmlns:wpg="http://schemas.microsoft.com/office/word/2010/wordprocessingGroup" xmlns:wpi="http://schemas.microsoft.com/office/word/2010/wordprocessingInk" xmlns:wps="http://schemas.microsoft.com/office/word/2010/wordprocessingShape" mc:Ignorable="w14 w15 wp14">
+  <!-- Generated by Aspose.Words for .NET 13.3.0.1 -->
   <w:body>
     <w:p>
       <w:pPr>
-        <w:pStyle w:val="26"/>
+        <w:pStyle w:val="a"/>
         <w:bidi w:val="0"/>
         <w:outlineLvl w:val="9"/>
         <w:rPr>
@@ -15,7 +16,7 @@
     </w:p>
     <w:p>
       <w:pPr>
-        <w:pStyle w:val="26"/>
+        <w:pStyle w:val="a"/>
         <w:bidi w:val="0"/>
         <w:outlineLvl w:val="9"/>
         <w:rPr>
@@ -33,12 +34,12 @@
     </w:p>
     <w:p>
       <w:pPr>
-        <w:pStyle w:val="27"/>
+        <w:pStyle w:val="a0"/>
         <w:bidi w:val="0"/>
         <w:outlineLvl w:val="9"/>
       </w:pPr>
       <w:r>
-        <w:t>甘肃国邦信息科技有限公司</w:t>
+        <w:t>中达丰集团有限公司</w:t>
       </w:r>
     </w:p>
     <w:p>
@@ -47,7 +48,7 @@
         <w:spacing w:line="219" w:lineRule="auto"/>
         <w:jc w:val="center"/>
         <w:rPr>
-          <w:rFonts w:hint="default" w:ascii="宋体" w:hAnsi="宋体" w:eastAsia="宋体" w:cs="宋体"/>
+          <w:rFonts w:ascii="宋体" w:eastAsia="宋体" w:hAnsi="宋体" w:cs="宋体" w:hint="default"/>
           <w:sz w:val="36"/>
           <w:szCs w:val="36"/>
           <w:lang w:val="en-US" w:eastAsia="zh-CN"/>
@@ -55,12 +56,12 @@
         <w:sectPr>
           <w:pgSz w:w="11906" w:h="16839"/>
           <w:pgMar w:top="1431" w:right="1785" w:bottom="0" w:left="1785" w:header="0" w:footer="0" w:gutter="0"/>
-          <w:cols w:space="720" w:num="1"/>
+          <w:cols w:num="1" w:space="720"/>
         </w:sectPr>
       </w:pPr>
       <w:r>
         <w:rPr>
-          <w:rFonts w:hint="eastAsia" w:ascii="宋体" w:hAnsi="宋体" w:eastAsia="宋体" w:cs="宋体"/>
+          <w:rFonts w:ascii="宋体" w:eastAsia="宋体" w:hAnsi="宋体" w:cs="宋体" w:hint="eastAsia"/>
           <w:sz w:val="36"/>
           <w:szCs w:val="36"/>
           <w:lang w:val="en-US" w:eastAsia="zh-CN"/>
@@ -70,7 +71,7 @@
     </w:p>
     <w:p>
       <w:pPr>
-        <w:pStyle w:val="12"/>
+        <w:pStyle w:val="BodyText"/>
         <w:bidi w:val="0"/>
         <w:spacing w:line="363" w:lineRule="auto"/>
       </w:pPr>
@@ -82,14 +83,14 @@
         <w:ind w:left="3811" w:leftChars="0"/>
         <w:outlineLvl w:val="9"/>
         <w:rPr>
-          <w:rFonts w:ascii="宋体" w:hAnsi="宋体" w:eastAsia="宋体" w:cs="宋体"/>
+          <w:rFonts w:ascii="宋体" w:eastAsia="宋体" w:hAnsi="宋体" w:cs="宋体"/>
           <w:sz w:val="28"/>
           <w:szCs w:val="28"/>
         </w:rPr>
       </w:pPr>
       <w:r>
         <w:rPr>
-          <w:rFonts w:ascii="宋体" w:hAnsi="宋体" w:eastAsia="宋体" w:cs="宋体"/>
+          <w:rFonts w:ascii="宋体" w:eastAsia="宋体" w:hAnsi="宋体" w:cs="宋体"/>
           <w:spacing w:val="-3"/>
           <w:sz w:val="28"/>
           <w:szCs w:val="28"/>
@@ -105,16 +106,16 @@
     </w:p>
     <w:tbl>
       <w:tblPr>
-        <w:tblStyle w:val="24"/>
+        <w:tblStyle w:val="TableNormal0"/>
         <w:tblW w:w="9145" w:type="dxa"/>
         <w:jc w:val="center"/>
         <w:tblBorders>
-          <w:top w:val="single" w:color="000000" w:sz="4" w:space="0"/>
-          <w:left w:val="single" w:color="000000" w:sz="4" w:space="0"/>
-          <w:bottom w:val="single" w:color="000000" w:sz="4" w:space="0"/>
-          <w:right w:val="single" w:color="000000" w:sz="4" w:space="0"/>
-          <w:insideH w:val="single" w:color="000000" w:sz="4" w:space="0"/>
-          <w:insideV w:val="single" w:color="000000" w:sz="4" w:space="0"/>
+          <w:top w:val="single" w:sz="4" w:space="0" w:color="000000"/>
+          <w:left w:val="single" w:sz="4" w:space="0" w:color="000000"/>
+          <w:bottom w:val="single" w:sz="4" w:space="0" w:color="000000"/>
+          <w:right w:val="single" w:sz="4" w:space="0" w:color="000000"/>
+          <w:insideH w:val="single" w:sz="4" w:space="0" w:color="000000"/>
+          <w:insideV w:val="single" w:sz="4" w:space="0" w:color="000000"/>
         </w:tblBorders>
         <w:tblLayout w:type="fixed"/>
         <w:tblCellMar>
@@ -133,14 +134,17 @@
       </w:tblGrid>
       <w:tr>
         <w:tblPrEx>
+          <w:tblW w:w="9145" w:type="dxa"/>
+          <w:jc w:val="center"/>
           <w:tblBorders>
-            <w:top w:val="single" w:color="000000" w:sz="4" w:space="0"/>
-            <w:left w:val="single" w:color="000000" w:sz="4" w:space="0"/>
-            <w:bottom w:val="single" w:color="000000" w:sz="4" w:space="0"/>
-            <w:right w:val="single" w:color="000000" w:sz="4" w:space="0"/>
-            <w:insideH w:val="single" w:color="000000" w:sz="4" w:space="0"/>
-            <w:insideV w:val="single" w:color="000000" w:sz="4" w:space="0"/>
+            <w:top w:val="single" w:sz="4" w:space="0" w:color="000000"/>
+            <w:left w:val="single" w:sz="4" w:space="0" w:color="000000"/>
+            <w:bottom w:val="single" w:sz="4" w:space="0" w:color="000000"/>
+            <w:right w:val="single" w:sz="4" w:space="0" w:color="000000"/>
+            <w:insideH w:val="single" w:sz="4" w:space="0" w:color="000000"/>
+            <w:insideV w:val="single" w:sz="4" w:space="0" w:color="000000"/>
           </w:tblBorders>
+          <w:tblLayout w:type="fixed"/>
           <w:tblCellMar>
             <w:top w:w="0" w:type="dxa"/>
             <w:left w:w="0" w:type="dxa"/>
@@ -149,18 +153,17 @@
           </w:tblCellMar>
         </w:tblPrEx>
         <w:trPr>
-          <w:trHeight w:val="571" w:hRule="atLeast"/>
+          <w:trHeight w:val="571"/>
           <w:jc w:val="center"/>
         </w:trPr>
         <w:tc>
           <w:tcPr>
             <w:tcW w:w="1731" w:type="dxa"/>
-            <w:noWrap w:val="0"/>
-            <w:vAlign w:val="center"/>
-          </w:tcPr>
-          <w:p>
-            <w:pPr>
-              <w:pStyle w:val="25"/>
+            <w:vAlign w:val="center"/>
+          </w:tcPr>
+          <w:p>
+            <w:pPr>
+              <w:pStyle w:val="TableText"/>
               <w:spacing w:before="78" w:line="218" w:lineRule="auto"/>
               <w:rPr>
                 <w:spacing w:val="-1"/>
@@ -178,12 +181,11 @@
           <w:tcPr>
             <w:tcW w:w="7414" w:type="dxa"/>
             <w:gridSpan w:val="4"/>
-            <w:noWrap w:val="0"/>
-            <w:vAlign w:val="center"/>
-          </w:tcPr>
-          <w:p>
-            <w:pPr>
-              <w:pStyle w:val="25"/>
+            <w:vAlign w:val="center"/>
+          </w:tcPr>
+          <w:p>
+            <w:pPr>
+              <w:pStyle w:val="TableText"/>
               <w:spacing w:before="78" w:line="218" w:lineRule="auto"/>
               <w:rPr>
                 <w:spacing w:val="-1"/>
@@ -207,7 +209,7 @@
               <w:rPr>
                 <w:spacing w:val="-1"/>
               </w:rPr>
-              <w:t>（GSGB-ITSS-</w:t>
+              <w:t>（ZDFJT-ITSS-</w:t>
             </w:r>
             <w:r>
               <w:rPr>
@@ -228,14 +230,9 @@
       </w:tr>
       <w:tr>
         <w:tblPrEx>
-          <w:tblBorders>
-            <w:top w:val="single" w:color="000000" w:sz="4" w:space="0"/>
-            <w:left w:val="single" w:color="000000" w:sz="4" w:space="0"/>
-            <w:bottom w:val="single" w:color="000000" w:sz="4" w:space="0"/>
-            <w:right w:val="single" w:color="000000" w:sz="4" w:space="0"/>
-            <w:insideH w:val="single" w:color="000000" w:sz="4" w:space="0"/>
-            <w:insideV w:val="single" w:color="000000" w:sz="4" w:space="0"/>
-          </w:tblBorders>
+          <w:tblW w:w="9145" w:type="dxa"/>
+          <w:jc w:val="center"/>
+          <w:tblLayout w:type="fixed"/>
           <w:tblCellMar>
             <w:top w:w="0" w:type="dxa"/>
             <w:left w:w="0" w:type="dxa"/>
@@ -244,18 +241,17 @@
           </w:tblCellMar>
         </w:tblPrEx>
         <w:trPr>
-          <w:trHeight w:val="606" w:hRule="atLeast"/>
+          <w:trHeight w:val="606"/>
           <w:jc w:val="center"/>
         </w:trPr>
         <w:tc>
           <w:tcPr>
             <w:tcW w:w="1731" w:type="dxa"/>
-            <w:noWrap w:val="0"/>
-            <w:vAlign w:val="center"/>
-          </w:tcPr>
-          <w:p>
-            <w:pPr>
-              <w:pStyle w:val="25"/>
+            <w:vAlign w:val="center"/>
+          </w:tcPr>
+          <w:p>
+            <w:pPr>
+              <w:pStyle w:val="TableText"/>
               <w:spacing w:before="78" w:line="218" w:lineRule="auto"/>
               <w:rPr>
                 <w:spacing w:val="-1"/>
@@ -273,12 +269,11 @@
           <w:tcPr>
             <w:tcW w:w="7414" w:type="dxa"/>
             <w:gridSpan w:val="4"/>
-            <w:noWrap w:val="0"/>
-            <w:vAlign w:val="center"/>
-          </w:tcPr>
-          <w:p>
-            <w:pPr>
-              <w:pStyle w:val="25"/>
+            <w:vAlign w:val="center"/>
+          </w:tcPr>
+          <w:p>
+            <w:pPr>
+              <w:pStyle w:val="TableText"/>
               <w:spacing w:before="78" w:line="218" w:lineRule="auto"/>
               <w:rPr>
                 <w:spacing w:val="-1"/>
@@ -288,21 +283,16 @@
               <w:rPr>
                 <w:spacing w:val="-1"/>
               </w:rPr>
-              <w:t>甘肃国邦信息科技有限公司</w:t>
+              <w:t>中达丰集团有限公司</w:t>
             </w:r>
           </w:p>
         </w:tc>
       </w:tr>
       <w:tr>
         <w:tblPrEx>
-          <w:tblBorders>
-            <w:top w:val="single" w:color="000000" w:sz="4" w:space="0"/>
-            <w:left w:val="single" w:color="000000" w:sz="4" w:space="0"/>
-            <w:bottom w:val="single" w:color="000000" w:sz="4" w:space="0"/>
-            <w:right w:val="single" w:color="000000" w:sz="4" w:space="0"/>
-            <w:insideH w:val="single" w:color="000000" w:sz="4" w:space="0"/>
-            <w:insideV w:val="single" w:color="000000" w:sz="4" w:space="0"/>
-          </w:tblBorders>
+          <w:tblW w:w="9145" w:type="dxa"/>
+          <w:jc w:val="center"/>
+          <w:tblLayout w:type="fixed"/>
           <w:tblCellMar>
             <w:top w:w="0" w:type="dxa"/>
             <w:left w:w="0" w:type="dxa"/>
@@ -311,18 +301,17 @@
           </w:tblCellMar>
         </w:tblPrEx>
         <w:trPr>
-          <w:trHeight w:val="606" w:hRule="atLeast"/>
+          <w:trHeight w:val="606"/>
           <w:jc w:val="center"/>
         </w:trPr>
         <w:tc>
           <w:tcPr>
             <w:tcW w:w="1731" w:type="dxa"/>
-            <w:noWrap w:val="0"/>
-            <w:vAlign w:val="center"/>
-          </w:tcPr>
-          <w:p>
-            <w:pPr>
-              <w:pStyle w:val="25"/>
+            <w:vAlign w:val="center"/>
+          </w:tcPr>
+          <w:p>
+            <w:pPr>
+              <w:pStyle w:val="TableText"/>
               <w:spacing w:before="78" w:line="218" w:lineRule="auto"/>
               <w:rPr>
                 <w:spacing w:val="-1"/>
@@ -340,12 +329,11 @@
           <w:tcPr>
             <w:tcW w:w="7414" w:type="dxa"/>
             <w:gridSpan w:val="4"/>
-            <w:noWrap w:val="0"/>
-            <w:vAlign w:val="center"/>
-          </w:tcPr>
-          <w:p>
-            <w:pPr>
-              <w:pStyle w:val="25"/>
+            <w:vAlign w:val="center"/>
+          </w:tcPr>
+          <w:p>
+            <w:pPr>
+              <w:pStyle w:val="TableText"/>
               <w:spacing w:before="78" w:line="218" w:lineRule="auto"/>
               <w:rPr>
                 <w:spacing w:val="-1"/>
@@ -362,14 +350,9 @@
       </w:tr>
       <w:tr>
         <w:tblPrEx>
-          <w:tblBorders>
-            <w:top w:val="single" w:color="000000" w:sz="4" w:space="0"/>
-            <w:left w:val="single" w:color="000000" w:sz="4" w:space="0"/>
-            <w:bottom w:val="single" w:color="000000" w:sz="4" w:space="0"/>
-            <w:right w:val="single" w:color="000000" w:sz="4" w:space="0"/>
-            <w:insideH w:val="single" w:color="000000" w:sz="4" w:space="0"/>
-            <w:insideV w:val="single" w:color="000000" w:sz="4" w:space="0"/>
-          </w:tblBorders>
+          <w:tblW w:w="9145" w:type="dxa"/>
+          <w:jc w:val="center"/>
+          <w:tblLayout w:type="fixed"/>
           <w:tblCellMar>
             <w:top w:w="0" w:type="dxa"/>
             <w:left w:w="0" w:type="dxa"/>
@@ -378,18 +361,17 @@
           </w:tblCellMar>
         </w:tblPrEx>
         <w:trPr>
-          <w:trHeight w:val="606" w:hRule="atLeast"/>
+          <w:trHeight w:val="606"/>
           <w:jc w:val="center"/>
         </w:trPr>
         <w:tc>
           <w:tcPr>
             <w:tcW w:w="1731" w:type="dxa"/>
-            <w:noWrap w:val="0"/>
-            <w:vAlign w:val="center"/>
-          </w:tcPr>
-          <w:p>
-            <w:pPr>
-              <w:pStyle w:val="25"/>
+            <w:vAlign w:val="center"/>
+          </w:tcPr>
+          <w:p>
+            <w:pPr>
+              <w:pStyle w:val="TableText"/>
               <w:spacing w:before="186" w:line="219" w:lineRule="auto"/>
             </w:pPr>
             <w:r>
@@ -403,12 +385,11 @@
         <w:tc>
           <w:tcPr>
             <w:tcW w:w="1528" w:type="dxa"/>
-            <w:noWrap w:val="0"/>
-            <w:vAlign w:val="center"/>
-          </w:tcPr>
-          <w:p>
-            <w:pPr>
-              <w:pStyle w:val="25"/>
+            <w:vAlign w:val="center"/>
+          </w:tcPr>
+          <w:p>
+            <w:pPr>
+              <w:pStyle w:val="TableText"/>
               <w:spacing w:before="186" w:line="219" w:lineRule="auto"/>
               <w:ind w:left="371"/>
             </w:pPr>
@@ -423,12 +404,11 @@
         <w:tc>
           <w:tcPr>
             <w:tcW w:w="2341" w:type="dxa"/>
-            <w:noWrap w:val="0"/>
-            <w:vAlign w:val="center"/>
-          </w:tcPr>
-          <w:p>
-            <w:pPr>
-              <w:pStyle w:val="25"/>
+            <w:vAlign w:val="center"/>
+          </w:tcPr>
+          <w:p>
+            <w:pPr>
+              <w:pStyle w:val="TableText"/>
               <w:spacing w:before="186" w:line="219" w:lineRule="auto"/>
               <w:ind w:left="695"/>
             </w:pPr>
@@ -443,12 +423,11 @@
         <w:tc>
           <w:tcPr>
             <w:tcW w:w="1982" w:type="dxa"/>
-            <w:noWrap w:val="0"/>
-            <w:vAlign w:val="center"/>
-          </w:tcPr>
-          <w:p>
-            <w:pPr>
-              <w:pStyle w:val="25"/>
+            <w:vAlign w:val="center"/>
+          </w:tcPr>
+          <w:p>
+            <w:pPr>
+              <w:pStyle w:val="TableText"/>
               <w:spacing w:before="187" w:line="220" w:lineRule="auto"/>
               <w:ind w:left="758"/>
             </w:pPr>
@@ -463,12 +442,11 @@
         <w:tc>
           <w:tcPr>
             <w:tcW w:w="1563" w:type="dxa"/>
-            <w:noWrap w:val="0"/>
-            <w:vAlign w:val="center"/>
-          </w:tcPr>
-          <w:p>
-            <w:pPr>
-              <w:pStyle w:val="25"/>
+            <w:vAlign w:val="center"/>
+          </w:tcPr>
+          <w:p>
+            <w:pPr>
+              <w:pStyle w:val="TableText"/>
               <w:spacing w:before="187" w:line="220" w:lineRule="auto"/>
               <w:ind w:left="559"/>
             </w:pPr>
@@ -483,14 +461,9 @@
       </w:tr>
       <w:tr>
         <w:tblPrEx>
-          <w:tblBorders>
-            <w:top w:val="single" w:color="000000" w:sz="4" w:space="0"/>
-            <w:left w:val="single" w:color="000000" w:sz="4" w:space="0"/>
-            <w:bottom w:val="single" w:color="000000" w:sz="4" w:space="0"/>
-            <w:right w:val="single" w:color="000000" w:sz="4" w:space="0"/>
-            <w:insideH w:val="single" w:color="000000" w:sz="4" w:space="0"/>
-            <w:insideV w:val="single" w:color="000000" w:sz="4" w:space="0"/>
-          </w:tblBorders>
+          <w:tblW w:w="9145" w:type="dxa"/>
+          <w:jc w:val="center"/>
+          <w:tblLayout w:type="fixed"/>
           <w:tblCellMar>
             <w:top w:w="0" w:type="dxa"/>
             <w:left w:w="0" w:type="dxa"/>
@@ -499,18 +472,17 @@
           </w:tblCellMar>
         </w:tblPrEx>
         <w:trPr>
-          <w:trHeight w:val="488" w:hRule="atLeast"/>
+          <w:trHeight w:val="488"/>
           <w:jc w:val="center"/>
         </w:trPr>
         <w:tc>
           <w:tcPr>
             <w:tcW w:w="1731" w:type="dxa"/>
-            <w:noWrap w:val="0"/>
-            <w:vAlign w:val="center"/>
-          </w:tcPr>
-          <w:p>
-            <w:pPr>
-              <w:pStyle w:val="25"/>
+            <w:vAlign w:val="center"/>
+          </w:tcPr>
+          <w:p>
+            <w:pPr>
+              <w:pStyle w:val="TableText"/>
               <w:spacing w:before="162" w:line="239" w:lineRule="auto"/>
               <w:ind w:left="538"/>
             </w:pPr>
@@ -525,16 +497,15 @@
         <w:tc>
           <w:tcPr>
             <w:tcW w:w="1528" w:type="dxa"/>
-            <w:noWrap w:val="0"/>
-            <w:vAlign w:val="center"/>
-          </w:tcPr>
-          <w:p>
-            <w:pPr>
-              <w:pStyle w:val="25"/>
+            <w:vAlign w:val="center"/>
+          </w:tcPr>
+          <w:p>
+            <w:pPr>
+              <w:pStyle w:val="TableText"/>
               <w:spacing w:before="162"/>
               <w:ind w:left="313"/>
               <w:rPr>
-                <w:rFonts w:hint="eastAsia" w:eastAsia="等线"/>
+                <w:rFonts w:eastAsia="等线" w:hint="eastAsia"/>
                 <w:lang w:eastAsia="zh-CN"/>
               </w:rPr>
             </w:pPr>
@@ -571,12 +542,11 @@
         <w:tc>
           <w:tcPr>
             <w:tcW w:w="2341" w:type="dxa"/>
-            <w:noWrap w:val="0"/>
-            <w:vAlign w:val="center"/>
-          </w:tcPr>
-          <w:p>
-            <w:pPr>
-              <w:pStyle w:val="25"/>
+            <w:vAlign w:val="center"/>
+          </w:tcPr>
+          <w:p>
+            <w:pPr>
+              <w:pStyle w:val="TableText"/>
               <w:spacing w:before="128" w:line="219" w:lineRule="auto"/>
               <w:ind w:left="698"/>
             </w:pPr>
@@ -591,16 +561,15 @@
         <w:tc>
           <w:tcPr>
             <w:tcW w:w="1982" w:type="dxa"/>
-            <w:noWrap w:val="0"/>
-            <w:vAlign w:val="center"/>
-          </w:tcPr>
-          <w:p>
-            <w:pPr>
-              <w:pStyle w:val="25"/>
+            <w:vAlign w:val="center"/>
+          </w:tcPr>
+          <w:p>
+            <w:pPr>
+              <w:pStyle w:val="TableText"/>
               <w:spacing w:before="128" w:line="220" w:lineRule="auto"/>
               <w:ind w:left="639"/>
               <w:rPr>
-                <w:rFonts w:hint="eastAsia" w:eastAsia="等线"/>
+                <w:rFonts w:eastAsia="等线" w:hint="eastAsia"/>
                 <w:lang w:val="en-US" w:eastAsia="zh-CN"/>
               </w:rPr>
             </w:pPr>
@@ -609,23 +578,22 @@
                 <w:rFonts w:hint="eastAsia"/>
                 <w:lang w:val="en-US" w:eastAsia="zh-CN"/>
               </w:rPr>
-              <w:t>金文莉</w:t>
+              <w:t>李平</w:t>
             </w:r>
           </w:p>
         </w:tc>
         <w:tc>
           <w:tcPr>
             <w:tcW w:w="1563" w:type="dxa"/>
-            <w:noWrap w:val="0"/>
-            <w:vAlign w:val="center"/>
-          </w:tcPr>
-          <w:p>
-            <w:pPr>
-              <w:pStyle w:val="25"/>
+            <w:vAlign w:val="center"/>
+          </w:tcPr>
+          <w:p>
+            <w:pPr>
+              <w:pStyle w:val="TableText"/>
               <w:spacing w:before="129" w:line="220" w:lineRule="auto"/>
               <w:ind w:left="439"/>
               <w:rPr>
-                <w:rFonts w:hint="eastAsia" w:eastAsia="等线"/>
+                <w:rFonts w:eastAsia="等线" w:hint="eastAsia"/>
                 <w:lang w:eastAsia="zh-CN"/>
               </w:rPr>
             </w:pPr>
@@ -635,21 +603,16 @@
                 <w:spacing w:val="-5"/>
                 <w:lang w:val="en-US" w:eastAsia="zh-CN"/>
               </w:rPr>
-              <w:t>黄益溪</w:t>
+              <w:t>吴向阳</w:t>
             </w:r>
           </w:p>
         </w:tc>
       </w:tr>
       <w:tr>
         <w:tblPrEx>
-          <w:tblBorders>
-            <w:top w:val="single" w:color="000000" w:sz="4" w:space="0"/>
-            <w:left w:val="single" w:color="000000" w:sz="4" w:space="0"/>
-            <w:bottom w:val="single" w:color="000000" w:sz="4" w:space="0"/>
-            <w:right w:val="single" w:color="000000" w:sz="4" w:space="0"/>
-            <w:insideH w:val="single" w:color="000000" w:sz="4" w:space="0"/>
-            <w:insideV w:val="single" w:color="000000" w:sz="4" w:space="0"/>
-          </w:tblBorders>
+          <w:tblW w:w="9145" w:type="dxa"/>
+          <w:jc w:val="center"/>
+          <w:tblLayout w:type="fixed"/>
           <w:tblCellMar>
             <w:top w:w="0" w:type="dxa"/>
             <w:left w:w="0" w:type="dxa"/>
@@ -658,13 +621,12 @@
           </w:tblCellMar>
         </w:tblPrEx>
         <w:trPr>
-          <w:trHeight w:val="528" w:hRule="atLeast"/>
+          <w:trHeight w:val="528"/>
           <w:jc w:val="center"/>
         </w:trPr>
         <w:tc>
           <w:tcPr>
             <w:tcW w:w="1731" w:type="dxa"/>
-            <w:noWrap w:val="0"/>
             <w:vAlign w:val="center"/>
           </w:tcPr>
           <w:p>
@@ -679,7 +641,6 @@
         <w:tc>
           <w:tcPr>
             <w:tcW w:w="1528" w:type="dxa"/>
-            <w:noWrap w:val="0"/>
             <w:vAlign w:val="center"/>
           </w:tcPr>
           <w:p>
@@ -694,7 +655,6 @@
         <w:tc>
           <w:tcPr>
             <w:tcW w:w="2341" w:type="dxa"/>
-            <w:noWrap w:val="0"/>
             <w:vAlign w:val="center"/>
           </w:tcPr>
           <w:p>
@@ -709,7 +669,6 @@
         <w:tc>
           <w:tcPr>
             <w:tcW w:w="1982" w:type="dxa"/>
-            <w:noWrap w:val="0"/>
             <w:vAlign w:val="center"/>
           </w:tcPr>
           <w:p>
@@ -724,7 +683,6 @@
         <w:tc>
           <w:tcPr>
             <w:tcW w:w="1563" w:type="dxa"/>
-            <w:noWrap w:val="0"/>
             <w:vAlign w:val="center"/>
           </w:tcPr>
           <w:p>
@@ -739,14 +697,9 @@
       </w:tr>
       <w:tr>
         <w:tblPrEx>
-          <w:tblBorders>
-            <w:top w:val="single" w:color="000000" w:sz="4" w:space="0"/>
-            <w:left w:val="single" w:color="000000" w:sz="4" w:space="0"/>
-            <w:bottom w:val="single" w:color="000000" w:sz="4" w:space="0"/>
-            <w:right w:val="single" w:color="000000" w:sz="4" w:space="0"/>
-            <w:insideH w:val="single" w:color="000000" w:sz="4" w:space="0"/>
-            <w:insideV w:val="single" w:color="000000" w:sz="4" w:space="0"/>
-          </w:tblBorders>
+          <w:tblW w:w="9145" w:type="dxa"/>
+          <w:jc w:val="center"/>
+          <w:tblLayout w:type="fixed"/>
           <w:tblCellMar>
             <w:top w:w="0" w:type="dxa"/>
             <w:left w:w="0" w:type="dxa"/>
@@ -755,13 +708,12 @@
           </w:tblCellMar>
         </w:tblPrEx>
         <w:trPr>
-          <w:trHeight w:val="589" w:hRule="atLeast"/>
+          <w:trHeight w:val="589"/>
           <w:jc w:val="center"/>
         </w:trPr>
         <w:tc>
           <w:tcPr>
             <w:tcW w:w="1731" w:type="dxa"/>
-            <w:noWrap w:val="0"/>
             <w:vAlign w:val="center"/>
           </w:tcPr>
           <w:p>
@@ -776,7 +728,6 @@
         <w:tc>
           <w:tcPr>
             <w:tcW w:w="1528" w:type="dxa"/>
-            <w:noWrap w:val="0"/>
             <w:vAlign w:val="center"/>
           </w:tcPr>
           <w:p>
@@ -791,7 +742,6 @@
         <w:tc>
           <w:tcPr>
             <w:tcW w:w="2341" w:type="dxa"/>
-            <w:noWrap w:val="0"/>
             <w:vAlign w:val="center"/>
           </w:tcPr>
           <w:p>
@@ -806,7 +756,6 @@
         <w:tc>
           <w:tcPr>
             <w:tcW w:w="1982" w:type="dxa"/>
-            <w:noWrap w:val="0"/>
             <w:vAlign w:val="center"/>
           </w:tcPr>
           <w:p>
@@ -821,7 +770,6 @@
         <w:tc>
           <w:tcPr>
             <w:tcW w:w="1563" w:type="dxa"/>
-            <w:noWrap w:val="0"/>
             <w:vAlign w:val="center"/>
           </w:tcPr>
           <w:p>
@@ -836,14 +784,9 @@
       </w:tr>
       <w:tr>
         <w:tblPrEx>
-          <w:tblBorders>
-            <w:top w:val="single" w:color="000000" w:sz="4" w:space="0"/>
-            <w:left w:val="single" w:color="000000" w:sz="4" w:space="0"/>
-            <w:bottom w:val="single" w:color="000000" w:sz="4" w:space="0"/>
-            <w:right w:val="single" w:color="000000" w:sz="4" w:space="0"/>
-            <w:insideH w:val="single" w:color="000000" w:sz="4" w:space="0"/>
-            <w:insideV w:val="single" w:color="000000" w:sz="4" w:space="0"/>
-          </w:tblBorders>
+          <w:tblW w:w="9145" w:type="dxa"/>
+          <w:jc w:val="center"/>
+          <w:tblLayout w:type="fixed"/>
           <w:tblCellMar>
             <w:top w:w="0" w:type="dxa"/>
             <w:left w:w="0" w:type="dxa"/>
@@ -852,13 +795,12 @@
           </w:tblCellMar>
         </w:tblPrEx>
         <w:trPr>
-          <w:trHeight w:val="589" w:hRule="atLeast"/>
+          <w:trHeight w:val="589"/>
           <w:jc w:val="center"/>
         </w:trPr>
         <w:tc>
           <w:tcPr>
             <w:tcW w:w="1731" w:type="dxa"/>
-            <w:noWrap w:val="0"/>
             <w:vAlign w:val="center"/>
           </w:tcPr>
           <w:p>
@@ -873,7 +815,6 @@
         <w:tc>
           <w:tcPr>
             <w:tcW w:w="1528" w:type="dxa"/>
-            <w:noWrap w:val="0"/>
             <w:vAlign w:val="center"/>
           </w:tcPr>
           <w:p>
@@ -888,7 +829,6 @@
         <w:tc>
           <w:tcPr>
             <w:tcW w:w="2341" w:type="dxa"/>
-            <w:noWrap w:val="0"/>
             <w:vAlign w:val="center"/>
           </w:tcPr>
           <w:p>
@@ -903,7 +843,6 @@
         <w:tc>
           <w:tcPr>
             <w:tcW w:w="1982" w:type="dxa"/>
-            <w:noWrap w:val="0"/>
             <w:vAlign w:val="center"/>
           </w:tcPr>
           <w:p>
@@ -918,7 +857,6 @@
         <w:tc>
           <w:tcPr>
             <w:tcW w:w="1563" w:type="dxa"/>
-            <w:noWrap w:val="0"/>
             <w:vAlign w:val="center"/>
           </w:tcPr>
           <w:p>
@@ -941,7 +879,7 @@
     <w:sdt>
       <w:sdtPr>
         <w:rPr>
-          <w:rFonts w:ascii="宋体" w:hAnsi="宋体" w:eastAsia="宋体" w:cs="Arial"/>
+          <w:rFonts w:ascii="宋体" w:eastAsia="宋体" w:hAnsi="宋体" w:cs="Arial"/>
           <w:snapToGrid w:val="0"/>
           <w:color w:val="000000"/>
           <w:kern w:val="0"/>
@@ -950,7 +888,6 @@
           <w:lang w:val="en-US" w:eastAsia="en-US" w:bidi="ar-SA"/>
         </w:rPr>
         <w:id w:val="147463142"/>
-        <w15:color w:val="DBDBDB"/>
         <w:docPartObj>
           <w:docPartGallery w:val="Table of Contents"/>
           <w:docPartUnique/>
@@ -960,12 +897,12 @@
         <w:p>
           <w:pPr>
             <w:spacing w:before="0" w:beforeLines="0" w:after="0" w:afterLines="0" w:line="240" w:lineRule="auto"/>
-            <w:ind w:left="0" w:leftChars="0" w:right="0" w:rightChars="0" w:firstLine="0" w:firstLineChars="0"/>
+            <w:ind w:left="0" w:right="0" w:firstLine="0" w:leftChars="0" w:rightChars="0" w:firstLineChars="0"/>
             <w:jc w:val="center"/>
           </w:pPr>
           <w:r>
             <w:rPr>
-              <w:rFonts w:ascii="宋体" w:hAnsi="宋体" w:eastAsia="宋体"/>
+              <w:rFonts w:ascii="宋体" w:eastAsia="宋体" w:hAnsi="宋体"/>
               <w:sz w:val="21"/>
             </w:rPr>
             <w:t>目录</w:t>
@@ -973,7 +910,7 @@
         </w:p>
         <w:p>
           <w:pPr>
-            <w:pStyle w:val="16"/>
+            <w:pStyle w:val="TOC1"/>
             <w:tabs>
               <w:tab w:val="right" w:leader="dot" w:pos="8697"/>
             </w:tabs>
@@ -1032,7 +969,7 @@
         </w:p>
         <w:p>
           <w:pPr>
-            <w:pStyle w:val="16"/>
+            <w:pStyle w:val="TOC1"/>
             <w:tabs>
               <w:tab w:val="right" w:leader="dot" w:pos="8697"/>
             </w:tabs>
@@ -1082,7 +1019,7 @@
         </w:p>
         <w:p>
           <w:pPr>
-            <w:pStyle w:val="16"/>
+            <w:pStyle w:val="TOC1"/>
             <w:tabs>
               <w:tab w:val="right" w:leader="dot" w:pos="8697"/>
             </w:tabs>
@@ -1132,7 +1069,7 @@
         </w:p>
         <w:p>
           <w:pPr>
-            <w:pStyle w:val="16"/>
+            <w:pStyle w:val="TOC1"/>
             <w:tabs>
               <w:tab w:val="right" w:leader="dot" w:pos="8697"/>
             </w:tabs>
@@ -1182,7 +1119,7 @@
         </w:p>
         <w:p>
           <w:pPr>
-            <w:pStyle w:val="16"/>
+            <w:pStyle w:val="TOC1"/>
             <w:tabs>
               <w:tab w:val="right" w:leader="dot" w:pos="8697"/>
             </w:tabs>
@@ -1229,7 +1166,7 @@
         </w:p>
         <w:p>
           <w:pPr>
-            <w:pStyle w:val="16"/>
+            <w:pStyle w:val="TOC1"/>
             <w:tabs>
               <w:tab w:val="right" w:leader="dot" w:pos="8697"/>
             </w:tabs>
@@ -1281,7 +1218,7 @@
         </w:p>
         <w:p>
           <w:pPr>
-            <w:pStyle w:val="16"/>
+            <w:pStyle w:val="TOC1"/>
             <w:tabs>
               <w:tab w:val="right" w:leader="dot" w:pos="8697"/>
             </w:tabs>
@@ -1333,7 +1270,7 @@
         </w:p>
         <w:p>
           <w:pPr>
-            <w:pStyle w:val="16"/>
+            <w:pStyle w:val="TOC1"/>
             <w:tabs>
               <w:tab w:val="right" w:leader="dot" w:pos="8697"/>
             </w:tabs>
@@ -1396,7 +1333,7 @@
     </w:p>
     <w:p>
       <w:pPr>
-        <w:pStyle w:val="28"/>
+        <w:pStyle w:val="1"/>
         <w:bidi w:val="0"/>
         <w:rPr>
           <w:rFonts w:hint="eastAsia"/>
@@ -1413,7 +1350,7 @@
     </w:p>
     <w:p>
       <w:pPr>
-        <w:pStyle w:val="29"/>
+        <w:pStyle w:val="a1"/>
         <w:bidi w:val="0"/>
         <w:rPr>
           <w:rFonts w:hint="eastAsia"/>
@@ -1428,7 +1365,7 @@
     </w:p>
     <w:p>
       <w:pPr>
-        <w:pStyle w:val="28"/>
+        <w:pStyle w:val="1"/>
         <w:bidi w:val="0"/>
         <w:rPr>
           <w:rFonts w:hint="eastAsia"/>
@@ -1445,7 +1382,7 @@
     </w:p>
     <w:p>
       <w:pPr>
-        <w:pStyle w:val="29"/>
+        <w:pStyle w:val="a1"/>
         <w:bidi w:val="0"/>
         <w:rPr>
           <w:rFonts w:hint="eastAsia"/>
@@ -1460,7 +1397,7 @@
     </w:p>
     <w:p>
       <w:pPr>
-        <w:pStyle w:val="28"/>
+        <w:pStyle w:val="1"/>
         <w:bidi w:val="0"/>
         <w:rPr>
           <w:rFonts w:hint="eastAsia"/>
@@ -1477,7 +1414,7 @@
     </w:p>
     <w:p>
       <w:pPr>
-        <w:pStyle w:val="29"/>
+        <w:pStyle w:val="a1"/>
         <w:bidi w:val="0"/>
         <w:rPr>
           <w:rFonts w:hint="eastAsia"/>
@@ -1492,7 +1429,7 @@
     </w:p>
     <w:p>
       <w:pPr>
-        <w:pStyle w:val="29"/>
+        <w:pStyle w:val="a1"/>
         <w:bidi w:val="0"/>
         <w:rPr>
           <w:rFonts w:hint="eastAsia"/>
@@ -1507,7 +1444,7 @@
     </w:p>
     <w:p>
       <w:pPr>
-        <w:pStyle w:val="28"/>
+        <w:pStyle w:val="1"/>
         <w:bidi w:val="0"/>
         <w:rPr>
           <w:rFonts w:hint="eastAsia"/>
@@ -1524,7 +1461,7 @@
     </w:p>
     <w:p>
       <w:pPr>
-        <w:pStyle w:val="29"/>
+        <w:pStyle w:val="a1"/>
         <w:bidi w:val="0"/>
         <w:rPr>
           <w:rFonts w:hint="eastAsia"/>
@@ -1539,7 +1476,7 @@
     </w:p>
     <w:p>
       <w:pPr>
-        <w:pStyle w:val="28"/>
+        <w:pStyle w:val="1"/>
         <w:bidi w:val="0"/>
       </w:pPr>
       <w:bookmarkStart w:id="4" w:name="_Toc4762"/>
@@ -1550,7 +1487,7 @@
     </w:p>
     <w:p>
       <w:pPr>
-        <w:pStyle w:val="29"/>
+        <w:pStyle w:val="a1"/>
         <w:bidi w:val="0"/>
         <w:rPr>
           <w:rFonts w:hint="default"/>
@@ -1568,15 +1505,14 @@
         <w:tblW w:w="0" w:type="auto"/>
         <w:jc w:val="center"/>
         <w:tblBorders>
-          <w:top w:val="none" w:color="auto" w:sz="0" w:space="0"/>
-          <w:left w:val="none" w:color="auto" w:sz="0" w:space="0"/>
-          <w:bottom w:val="none" w:color="auto" w:sz="0" w:space="0"/>
-          <w:right w:val="none" w:color="auto" w:sz="0" w:space="0"/>
-          <w:insideH w:val="none" w:color="auto" w:sz="0" w:space="0"/>
-          <w:insideV w:val="none" w:color="auto" w:sz="0" w:space="0"/>
+          <w:top w:val="nil"/>
+          <w:left w:val="nil"/>
+          <w:bottom w:val="nil"/>
+          <w:right w:val="nil"/>
+          <w:insideH w:val="nil"/>
+          <w:insideV w:val="nil"/>
         </w:tblBorders>
         <w:shd w:val="clear" w:color="auto" w:fill="auto"/>
-        <w:tblLayout w:type="autofit"/>
         <w:tblCellMar>
           <w:top w:w="15" w:type="dxa"/>
           <w:left w:w="15" w:type="dxa"/>
@@ -1592,13 +1528,15 @@
       </w:tblGrid>
       <w:tr>
         <w:tblPrEx>
+          <w:tblW w:w="0" w:type="auto"/>
+          <w:jc w:val="center"/>
           <w:tblBorders>
-            <w:top w:val="none" w:color="auto" w:sz="0" w:space="0"/>
-            <w:left w:val="none" w:color="auto" w:sz="0" w:space="0"/>
-            <w:bottom w:val="none" w:color="auto" w:sz="0" w:space="0"/>
-            <w:right w:val="none" w:color="auto" w:sz="0" w:space="0"/>
-            <w:insideH w:val="none" w:color="auto" w:sz="0" w:space="0"/>
-            <w:insideV w:val="none" w:color="auto" w:sz="0" w:space="0"/>
+            <w:top w:val="nil"/>
+            <w:left w:val="nil"/>
+            <w:bottom w:val="nil"/>
+            <w:right w:val="nil"/>
+            <w:insideH w:val="nil"/>
+            <w:insideV w:val="nil"/>
           </w:tblBorders>
           <w:shd w:val="clear" w:color="auto" w:fill="auto"/>
           <w:tblCellMar>
@@ -1616,10 +1554,10 @@
           <w:tcPr>
             <w:tcW w:w="0" w:type="auto"/>
             <w:tcBorders>
-              <w:top w:val="single" w:color="auto" w:sz="4" w:space="0"/>
-              <w:left w:val="single" w:color="auto" w:sz="4" w:space="0"/>
-              <w:bottom w:val="single" w:color="auto" w:sz="4" w:space="0"/>
-              <w:right w:val="single" w:color="auto" w:sz="4" w:space="0"/>
+              <w:top w:val="single" w:sz="4" w:space="0" w:color="auto"/>
+              <w:left w:val="single" w:sz="4" w:space="0" w:color="auto"/>
+              <w:bottom w:val="single" w:sz="4" w:space="0" w:color="auto"/>
+              <w:right w:val="single" w:sz="4" w:space="0" w:color="auto"/>
             </w:tcBorders>
             <w:shd w:val="clear" w:color="auto" w:fill="auto"/>
             <w:tcMar>
@@ -1639,19 +1577,19 @@
               <w:spacing w:line="300" w:lineRule="atLeast"/>
               <w:jc w:val="left"/>
               <w:rPr>
-                <w:rFonts w:ascii="Segoe UI" w:hAnsi="Segoe UI" w:eastAsia="Segoe UI" w:cs="Segoe UI"/>
-                <w:i w:val="0"/>
-                <w:iCs w:val="0"/>
-                <w:caps w:val="0"/>
-                <w:color w:val="0F1115"/>
-                <w:spacing w:val="0"/>
-                <w:sz w:val="18"/>
-                <w:szCs w:val="18"/>
-              </w:rPr>
-            </w:pPr>
-            <w:r>
-              <w:rPr>
-                <w:rFonts w:hint="default" w:ascii="Segoe UI" w:hAnsi="Segoe UI" w:eastAsia="Segoe UI" w:cs="Segoe UI"/>
+                <w:rFonts w:ascii="Segoe UI" w:eastAsia="Segoe UI" w:hAnsi="Segoe UI" w:cs="Segoe UI"/>
+                <w:i w:val="0"/>
+                <w:iCs w:val="0"/>
+                <w:caps w:val="0"/>
+                <w:color w:val="0F1115"/>
+                <w:spacing w:val="0"/>
+                <w:sz w:val="18"/>
+                <w:szCs w:val="18"/>
+              </w:rPr>
+            </w:pPr>
+            <w:r>
+              <w:rPr>
+                <w:rFonts w:ascii="Segoe UI" w:eastAsia="Segoe UI" w:hAnsi="Segoe UI" w:cs="Segoe UI" w:hint="default"/>
                 <w:i w:val="0"/>
                 <w:iCs w:val="0"/>
                 <w:caps w:val="0"/>
@@ -1661,8 +1599,8 @@
                 <w:kern w:val="0"/>
                 <w:sz w:val="18"/>
                 <w:szCs w:val="18"/>
-                <w:bdr w:val="none" w:color="auto" w:sz="0" w:space="0"/>
-                <w:lang w:val="en-US" w:eastAsia="zh-CN" w:bidi="ar"/>
+                <w:bdr w:val="nil"/>
+                <w:lang w:val="en-US" w:eastAsia="zh-CN"/>
               </w:rPr>
               <w:t>序号</w:t>
             </w:r>
@@ -1672,10 +1610,10 @@
           <w:tcPr>
             <w:tcW w:w="0" w:type="auto"/>
             <w:tcBorders>
-              <w:top w:val="single" w:color="auto" w:sz="4" w:space="0"/>
-              <w:left w:val="single" w:color="auto" w:sz="4" w:space="0"/>
-              <w:bottom w:val="single" w:color="auto" w:sz="4" w:space="0"/>
-              <w:right w:val="single" w:color="auto" w:sz="4" w:space="0"/>
+              <w:top w:val="single" w:sz="4" w:space="0" w:color="auto"/>
+              <w:left w:val="single" w:sz="4" w:space="0" w:color="auto"/>
+              <w:bottom w:val="single" w:sz="4" w:space="0" w:color="auto"/>
+              <w:right w:val="single" w:sz="4" w:space="0" w:color="auto"/>
             </w:tcBorders>
             <w:shd w:val="clear" w:color="auto" w:fill="auto"/>
             <w:tcMar>
@@ -1695,19 +1633,19 @@
               <w:spacing w:line="300" w:lineRule="atLeast"/>
               <w:jc w:val="left"/>
               <w:rPr>
-                <w:rFonts w:hint="default" w:ascii="Segoe UI" w:hAnsi="Segoe UI" w:eastAsia="Segoe UI" w:cs="Segoe UI"/>
-                <w:i w:val="0"/>
-                <w:iCs w:val="0"/>
-                <w:caps w:val="0"/>
-                <w:color w:val="0F1115"/>
-                <w:spacing w:val="0"/>
-                <w:sz w:val="18"/>
-                <w:szCs w:val="18"/>
-              </w:rPr>
-            </w:pPr>
-            <w:r>
-              <w:rPr>
-                <w:rFonts w:hint="default" w:ascii="Segoe UI" w:hAnsi="Segoe UI" w:eastAsia="Segoe UI" w:cs="Segoe UI"/>
+                <w:rFonts w:ascii="Segoe UI" w:eastAsia="Segoe UI" w:hAnsi="Segoe UI" w:cs="Segoe UI" w:hint="default"/>
+                <w:i w:val="0"/>
+                <w:iCs w:val="0"/>
+                <w:caps w:val="0"/>
+                <w:color w:val="0F1115"/>
+                <w:spacing w:val="0"/>
+                <w:sz w:val="18"/>
+                <w:szCs w:val="18"/>
+              </w:rPr>
+            </w:pPr>
+            <w:r>
+              <w:rPr>
+                <w:rFonts w:ascii="Segoe UI" w:eastAsia="Segoe UI" w:hAnsi="Segoe UI" w:cs="Segoe UI" w:hint="default"/>
                 <w:i w:val="0"/>
                 <w:iCs w:val="0"/>
                 <w:caps w:val="0"/>
@@ -1717,8 +1655,8 @@
                 <w:kern w:val="0"/>
                 <w:sz w:val="18"/>
                 <w:szCs w:val="18"/>
-                <w:bdr w:val="none" w:color="auto" w:sz="0" w:space="0"/>
-                <w:lang w:val="en-US" w:eastAsia="zh-CN" w:bidi="ar"/>
+                <w:bdr w:val="nil"/>
+                <w:lang w:val="en-US" w:eastAsia="zh-CN"/>
               </w:rPr>
               <w:t>调查项目</w:t>
             </w:r>
@@ -1728,10 +1666,10 @@
           <w:tcPr>
             <w:tcW w:w="0" w:type="auto"/>
             <w:tcBorders>
-              <w:top w:val="single" w:color="auto" w:sz="4" w:space="0"/>
-              <w:left w:val="single" w:color="auto" w:sz="4" w:space="0"/>
-              <w:bottom w:val="single" w:color="auto" w:sz="4" w:space="0"/>
-              <w:right w:val="single" w:color="auto" w:sz="4" w:space="0"/>
+              <w:top w:val="single" w:sz="4" w:space="0" w:color="auto"/>
+              <w:left w:val="single" w:sz="4" w:space="0" w:color="auto"/>
+              <w:bottom w:val="single" w:sz="4" w:space="0" w:color="auto"/>
+              <w:right w:val="single" w:sz="4" w:space="0" w:color="auto"/>
             </w:tcBorders>
             <w:shd w:val="clear" w:color="auto" w:fill="auto"/>
             <w:tcMar>
@@ -1751,19 +1689,19 @@
               <w:spacing w:line="300" w:lineRule="atLeast"/>
               <w:jc w:val="left"/>
               <w:rPr>
-                <w:rFonts w:hint="default" w:ascii="Segoe UI" w:hAnsi="Segoe UI" w:eastAsia="Segoe UI" w:cs="Segoe UI"/>
-                <w:i w:val="0"/>
-                <w:iCs w:val="0"/>
-                <w:caps w:val="0"/>
-                <w:color w:val="0F1115"/>
-                <w:spacing w:val="0"/>
-                <w:sz w:val="18"/>
-                <w:szCs w:val="18"/>
-              </w:rPr>
-            </w:pPr>
-            <w:r>
-              <w:rPr>
-                <w:rFonts w:hint="default" w:ascii="Segoe UI" w:hAnsi="Segoe UI" w:eastAsia="Segoe UI" w:cs="Segoe UI"/>
+                <w:rFonts w:ascii="Segoe UI" w:eastAsia="Segoe UI" w:hAnsi="Segoe UI" w:cs="Segoe UI" w:hint="default"/>
+                <w:i w:val="0"/>
+                <w:iCs w:val="0"/>
+                <w:caps w:val="0"/>
+                <w:color w:val="0F1115"/>
+                <w:spacing w:val="0"/>
+                <w:sz w:val="18"/>
+                <w:szCs w:val="18"/>
+              </w:rPr>
+            </w:pPr>
+            <w:r>
+              <w:rPr>
+                <w:rFonts w:ascii="Segoe UI" w:eastAsia="Segoe UI" w:hAnsi="Segoe UI" w:cs="Segoe UI" w:hint="default"/>
                 <w:i w:val="0"/>
                 <w:iCs w:val="0"/>
                 <w:caps w:val="0"/>
@@ -1773,8 +1711,8 @@
                 <w:kern w:val="0"/>
                 <w:sz w:val="18"/>
                 <w:szCs w:val="18"/>
-                <w:bdr w:val="none" w:color="auto" w:sz="0" w:space="0"/>
-                <w:lang w:val="en-US" w:eastAsia="zh-CN" w:bidi="ar"/>
+                <w:bdr w:val="nil"/>
+                <w:lang w:val="en-US" w:eastAsia="zh-CN"/>
               </w:rPr>
               <w:t>标准分</w:t>
             </w:r>
@@ -1784,10 +1722,10 @@
           <w:tcPr>
             <w:tcW w:w="0" w:type="auto"/>
             <w:tcBorders>
-              <w:top w:val="single" w:color="auto" w:sz="4" w:space="0"/>
-              <w:left w:val="single" w:color="auto" w:sz="4" w:space="0"/>
-              <w:bottom w:val="single" w:color="auto" w:sz="4" w:space="0"/>
-              <w:right w:val="single" w:color="auto" w:sz="4" w:space="0"/>
+              <w:top w:val="single" w:sz="4" w:space="0" w:color="auto"/>
+              <w:left w:val="single" w:sz="4" w:space="0" w:color="auto"/>
+              <w:bottom w:val="single" w:sz="4" w:space="0" w:color="auto"/>
+              <w:right w:val="single" w:sz="4" w:space="0" w:color="auto"/>
             </w:tcBorders>
             <w:shd w:val="clear" w:color="auto" w:fill="auto"/>
             <w:tcMar>
@@ -1807,19 +1745,19 @@
               <w:spacing w:line="300" w:lineRule="atLeast"/>
               <w:jc w:val="left"/>
               <w:rPr>
-                <w:rFonts w:hint="default" w:ascii="Segoe UI" w:hAnsi="Segoe UI" w:eastAsia="Segoe UI" w:cs="Segoe UI"/>
-                <w:i w:val="0"/>
-                <w:iCs w:val="0"/>
-                <w:caps w:val="0"/>
-                <w:color w:val="0F1115"/>
-                <w:spacing w:val="0"/>
-                <w:sz w:val="18"/>
-                <w:szCs w:val="18"/>
-              </w:rPr>
-            </w:pPr>
-            <w:r>
-              <w:rPr>
-                <w:rFonts w:hint="default" w:ascii="Segoe UI" w:hAnsi="Segoe UI" w:eastAsia="Segoe UI" w:cs="Segoe UI"/>
+                <w:rFonts w:ascii="Segoe UI" w:eastAsia="Segoe UI" w:hAnsi="Segoe UI" w:cs="Segoe UI" w:hint="default"/>
+                <w:i w:val="0"/>
+                <w:iCs w:val="0"/>
+                <w:caps w:val="0"/>
+                <w:color w:val="0F1115"/>
+                <w:spacing w:val="0"/>
+                <w:sz w:val="18"/>
+                <w:szCs w:val="18"/>
+              </w:rPr>
+            </w:pPr>
+            <w:r>
+              <w:rPr>
+                <w:rFonts w:ascii="Segoe UI" w:eastAsia="Segoe UI" w:hAnsi="Segoe UI" w:cs="Segoe UI" w:hint="default"/>
                 <w:i w:val="0"/>
                 <w:iCs w:val="0"/>
                 <w:caps w:val="0"/>
@@ -1829,8 +1767,8 @@
                 <w:kern w:val="0"/>
                 <w:sz w:val="18"/>
                 <w:szCs w:val="18"/>
-                <w:bdr w:val="none" w:color="auto" w:sz="0" w:space="0"/>
-                <w:lang w:val="en-US" w:eastAsia="zh-CN" w:bidi="ar"/>
+                <w:bdr w:val="nil"/>
+                <w:lang w:val="en-US" w:eastAsia="zh-CN"/>
               </w:rPr>
               <w:t>评分说明</w:t>
             </w:r>
@@ -1839,259 +1777,8 @@
       </w:tr>
       <w:tr>
         <w:tblPrEx>
-          <w:tblBorders>
-            <w:top w:val="none" w:color="auto" w:sz="0" w:space="0"/>
-            <w:left w:val="none" w:color="auto" w:sz="0" w:space="0"/>
-            <w:bottom w:val="none" w:color="auto" w:sz="0" w:space="0"/>
-            <w:right w:val="none" w:color="auto" w:sz="0" w:space="0"/>
-            <w:insideH w:val="none" w:color="auto" w:sz="0" w:space="0"/>
-            <w:insideV w:val="none" w:color="auto" w:sz="0" w:space="0"/>
-          </w:tblBorders>
-          <w:tblCellMar>
-            <w:top w:w="15" w:type="dxa"/>
-            <w:left w:w="15" w:type="dxa"/>
-            <w:bottom w:w="15" w:type="dxa"/>
-            <w:right w:w="15" w:type="dxa"/>
-          </w:tblCellMar>
-        </w:tblPrEx>
-        <w:trPr>
+          <w:tblW w:w="0" w:type="auto"/>
           <w:jc w:val="center"/>
-        </w:trPr>
-        <w:tc>
-          <w:tcPr>
-            <w:tcW w:w="0" w:type="auto"/>
-            <w:tcBorders>
-              <w:top w:val="single" w:color="auto" w:sz="4" w:space="0"/>
-              <w:left w:val="single" w:color="auto" w:sz="4" w:space="0"/>
-              <w:bottom w:val="single" w:color="auto" w:sz="4" w:space="0"/>
-              <w:right w:val="single" w:color="auto" w:sz="4" w:space="0"/>
-            </w:tcBorders>
-            <w:shd w:val="clear" w:color="auto" w:fill="auto"/>
-            <w:tcMar>
-              <w:top w:w="120" w:type="dxa"/>
-              <w:left w:w="0" w:type="dxa"/>
-              <w:bottom w:w="120" w:type="dxa"/>
-              <w:right w:w="192" w:type="dxa"/>
-            </w:tcMar>
-            <w:vAlign w:val="center"/>
-          </w:tcPr>
-          <w:p>
-            <w:pPr>
-              <w:keepNext w:val="0"/>
-              <w:keepLines w:val="0"/>
-              <w:widowControl/>
-              <w:suppressLineNumbers w:val="0"/>
-              <w:spacing w:line="300" w:lineRule="atLeast"/>
-              <w:jc w:val="left"/>
-              <w:rPr>
-                <w:rFonts w:hint="default" w:ascii="Segoe UI" w:hAnsi="Segoe UI" w:eastAsia="Segoe UI" w:cs="Segoe UI"/>
-                <w:i w:val="0"/>
-                <w:iCs w:val="0"/>
-                <w:caps w:val="0"/>
-                <w:color w:val="0F1115"/>
-                <w:spacing w:val="0"/>
-                <w:sz w:val="18"/>
-                <w:szCs w:val="18"/>
-              </w:rPr>
-            </w:pPr>
-            <w:r>
-              <w:rPr>
-                <w:rFonts w:hint="default" w:ascii="Segoe UI" w:hAnsi="Segoe UI" w:eastAsia="Segoe UI" w:cs="Segoe UI"/>
-                <w:i w:val="0"/>
-                <w:iCs w:val="0"/>
-                <w:caps w:val="0"/>
-                <w:snapToGrid w:val="0"/>
-                <w:color w:val="0F1115"/>
-                <w:spacing w:val="0"/>
-                <w:kern w:val="0"/>
-                <w:sz w:val="18"/>
-                <w:szCs w:val="18"/>
-                <w:bdr w:val="none" w:color="auto" w:sz="0" w:space="0"/>
-                <w:lang w:val="en-US" w:eastAsia="zh-CN" w:bidi="ar"/>
-              </w:rPr>
-              <w:t>1</w:t>
-            </w:r>
-          </w:p>
-        </w:tc>
-        <w:tc>
-          <w:tcPr>
-            <w:tcW w:w="0" w:type="auto"/>
-            <w:tcBorders>
-              <w:top w:val="single" w:color="auto" w:sz="4" w:space="0"/>
-              <w:left w:val="single" w:color="auto" w:sz="4" w:space="0"/>
-              <w:bottom w:val="single" w:color="auto" w:sz="4" w:space="0"/>
-              <w:right w:val="single" w:color="auto" w:sz="4" w:space="0"/>
-            </w:tcBorders>
-            <w:shd w:val="clear" w:color="auto" w:fill="auto"/>
-            <w:tcMar>
-              <w:top w:w="120" w:type="dxa"/>
-              <w:left w:w="192" w:type="dxa"/>
-              <w:bottom w:w="120" w:type="dxa"/>
-              <w:right w:w="192" w:type="dxa"/>
-            </w:tcMar>
-            <w:vAlign w:val="center"/>
-          </w:tcPr>
-          <w:p>
-            <w:pPr>
-              <w:keepNext w:val="0"/>
-              <w:keepLines w:val="0"/>
-              <w:widowControl/>
-              <w:suppressLineNumbers w:val="0"/>
-              <w:spacing w:line="300" w:lineRule="atLeast"/>
-              <w:jc w:val="left"/>
-              <w:rPr>
-                <w:rFonts w:hint="default" w:ascii="Segoe UI" w:hAnsi="Segoe UI" w:eastAsia="Segoe UI" w:cs="Segoe UI"/>
-                <w:i w:val="0"/>
-                <w:iCs w:val="0"/>
-                <w:caps w:val="0"/>
-                <w:color w:val="0F1115"/>
-                <w:spacing w:val="0"/>
-                <w:sz w:val="18"/>
-                <w:szCs w:val="18"/>
-              </w:rPr>
-            </w:pPr>
-            <w:r>
-              <w:rPr>
-                <w:rFonts w:hint="default" w:ascii="Segoe UI" w:hAnsi="Segoe UI" w:eastAsia="Segoe UI" w:cs="Segoe UI"/>
-                <w:i w:val="0"/>
-                <w:iCs w:val="0"/>
-                <w:caps w:val="0"/>
-                <w:snapToGrid w:val="0"/>
-                <w:color w:val="0F1115"/>
-                <w:spacing w:val="0"/>
-                <w:kern w:val="0"/>
-                <w:sz w:val="18"/>
-                <w:szCs w:val="18"/>
-                <w:bdr w:val="none" w:color="auto" w:sz="0" w:space="0"/>
-                <w:lang w:val="en-US" w:eastAsia="zh-CN" w:bidi="ar"/>
-              </w:rPr>
-              <w:t>技术水平</w:t>
-            </w:r>
-          </w:p>
-        </w:tc>
-        <w:tc>
-          <w:tcPr>
-            <w:tcW w:w="0" w:type="auto"/>
-            <w:tcBorders>
-              <w:top w:val="single" w:color="auto" w:sz="4" w:space="0"/>
-              <w:left w:val="single" w:color="auto" w:sz="4" w:space="0"/>
-              <w:bottom w:val="single" w:color="auto" w:sz="4" w:space="0"/>
-              <w:right w:val="single" w:color="auto" w:sz="4" w:space="0"/>
-            </w:tcBorders>
-            <w:shd w:val="clear" w:color="auto" w:fill="auto"/>
-            <w:tcMar>
-              <w:top w:w="120" w:type="dxa"/>
-              <w:left w:w="192" w:type="dxa"/>
-              <w:bottom w:w="120" w:type="dxa"/>
-              <w:right w:w="192" w:type="dxa"/>
-            </w:tcMar>
-            <w:vAlign w:val="center"/>
-          </w:tcPr>
-          <w:p>
-            <w:pPr>
-              <w:keepNext w:val="0"/>
-              <w:keepLines w:val="0"/>
-              <w:widowControl/>
-              <w:suppressLineNumbers w:val="0"/>
-              <w:spacing w:line="300" w:lineRule="atLeast"/>
-              <w:jc w:val="left"/>
-              <w:rPr>
-                <w:rFonts w:hint="default" w:ascii="Segoe UI" w:hAnsi="Segoe UI" w:eastAsia="Segoe UI" w:cs="Segoe UI"/>
-                <w:i w:val="0"/>
-                <w:iCs w:val="0"/>
-                <w:caps w:val="0"/>
-                <w:color w:val="0F1115"/>
-                <w:spacing w:val="0"/>
-                <w:sz w:val="18"/>
-                <w:szCs w:val="18"/>
-              </w:rPr>
-            </w:pPr>
-            <w:r>
-              <w:rPr>
-                <w:rFonts w:hint="default" w:ascii="Segoe UI" w:hAnsi="Segoe UI" w:eastAsia="Segoe UI" w:cs="Segoe UI"/>
-                <w:i w:val="0"/>
-                <w:iCs w:val="0"/>
-                <w:caps w:val="0"/>
-                <w:snapToGrid w:val="0"/>
-                <w:color w:val="0F1115"/>
-                <w:spacing w:val="0"/>
-                <w:kern w:val="0"/>
-                <w:sz w:val="18"/>
-                <w:szCs w:val="18"/>
-                <w:bdr w:val="none" w:color="auto" w:sz="0" w:space="0"/>
-                <w:lang w:val="en-US" w:eastAsia="zh-CN" w:bidi="ar"/>
-              </w:rPr>
-              <w:t>10分</w:t>
-            </w:r>
-          </w:p>
-        </w:tc>
-        <w:tc>
-          <w:tcPr>
-            <w:tcW w:w="0" w:type="auto"/>
-            <w:tcBorders>
-              <w:top w:val="single" w:color="auto" w:sz="4" w:space="0"/>
-              <w:left w:val="single" w:color="auto" w:sz="4" w:space="0"/>
-              <w:bottom w:val="single" w:color="auto" w:sz="4" w:space="0"/>
-              <w:right w:val="single" w:color="auto" w:sz="4" w:space="0"/>
-            </w:tcBorders>
-            <w:shd w:val="clear" w:color="auto" w:fill="auto"/>
-            <w:tcMar>
-              <w:top w:w="120" w:type="dxa"/>
-              <w:left w:w="192" w:type="dxa"/>
-              <w:bottom w:w="120" w:type="dxa"/>
-              <w:right w:w="0" w:type="dxa"/>
-            </w:tcMar>
-            <w:vAlign w:val="center"/>
-          </w:tcPr>
-          <w:p>
-            <w:pPr>
-              <w:keepNext w:val="0"/>
-              <w:keepLines w:val="0"/>
-              <w:widowControl/>
-              <w:suppressLineNumbers w:val="0"/>
-              <w:spacing w:line="300" w:lineRule="atLeast"/>
-              <w:jc w:val="left"/>
-              <w:rPr>
-                <w:rFonts w:hint="default" w:ascii="Segoe UI" w:hAnsi="Segoe UI" w:eastAsia="Segoe UI" w:cs="Segoe UI"/>
-                <w:i w:val="0"/>
-                <w:iCs w:val="0"/>
-                <w:caps w:val="0"/>
-                <w:color w:val="0F1115"/>
-                <w:spacing w:val="0"/>
-                <w:sz w:val="18"/>
-                <w:szCs w:val="18"/>
-              </w:rPr>
-            </w:pPr>
-            <w:r>
-              <w:rPr>
-                <w:rFonts w:hint="default" w:ascii="Segoe UI" w:hAnsi="Segoe UI" w:eastAsia="Segoe UI" w:cs="Segoe UI"/>
-                <w:i w:val="0"/>
-                <w:iCs w:val="0"/>
-                <w:caps w:val="0"/>
-                <w:snapToGrid w:val="0"/>
-                <w:color w:val="0F1115"/>
-                <w:spacing w:val="0"/>
-                <w:kern w:val="0"/>
-                <w:sz w:val="18"/>
-                <w:szCs w:val="18"/>
-                <w:bdr w:val="none" w:color="auto" w:sz="0" w:space="0"/>
-                <w:lang w:val="en-US" w:eastAsia="zh-CN" w:bidi="ar"/>
-              </w:rPr>
-              <w:t>评估技术能力的专业性与解决问题的能力。</w:t>
-            </w:r>
-          </w:p>
-        </w:tc>
-      </w:tr>
-      <w:tr>
-        <w:tblPrEx>
-          <w:tblBorders>
-            <w:top w:val="none" w:color="auto" w:sz="0" w:space="0"/>
-            <w:left w:val="none" w:color="auto" w:sz="0" w:space="0"/>
-            <w:bottom w:val="none" w:color="auto" w:sz="0" w:space="0"/>
-            <w:right w:val="none" w:color="auto" w:sz="0" w:space="0"/>
-            <w:insideH w:val="none" w:color="auto" w:sz="0" w:space="0"/>
-            <w:insideV w:val="none" w:color="auto" w:sz="0" w:space="0"/>
-          </w:tblBorders>
           <w:shd w:val="clear" w:color="auto" w:fill="auto"/>
           <w:tblCellMar>
             <w:top w:w="15" w:type="dxa"/>
@@ -2107,10 +1794,10 @@
           <w:tcPr>
             <w:tcW w:w="0" w:type="auto"/>
             <w:tcBorders>
-              <w:top w:val="single" w:color="auto" w:sz="4" w:space="0"/>
-              <w:left w:val="single" w:color="auto" w:sz="4" w:space="0"/>
-              <w:bottom w:val="single" w:color="auto" w:sz="4" w:space="0"/>
-              <w:right w:val="single" w:color="auto" w:sz="4" w:space="0"/>
+              <w:top w:val="single" w:sz="4" w:space="0" w:color="auto"/>
+              <w:left w:val="single" w:sz="4" w:space="0" w:color="auto"/>
+              <w:bottom w:val="single" w:sz="4" w:space="0" w:color="auto"/>
+              <w:right w:val="single" w:sz="4" w:space="0" w:color="auto"/>
             </w:tcBorders>
             <w:shd w:val="clear" w:color="auto" w:fill="auto"/>
             <w:tcMar>
@@ -2130,19 +1817,19 @@
               <w:spacing w:line="300" w:lineRule="atLeast"/>
               <w:jc w:val="left"/>
               <w:rPr>
-                <w:rFonts w:hint="default" w:ascii="Segoe UI" w:hAnsi="Segoe UI" w:eastAsia="Segoe UI" w:cs="Segoe UI"/>
-                <w:i w:val="0"/>
-                <w:iCs w:val="0"/>
-                <w:caps w:val="0"/>
-                <w:color w:val="0F1115"/>
-                <w:spacing w:val="0"/>
-                <w:sz w:val="18"/>
-                <w:szCs w:val="18"/>
-              </w:rPr>
-            </w:pPr>
-            <w:r>
-              <w:rPr>
-                <w:rFonts w:hint="default" w:ascii="Segoe UI" w:hAnsi="Segoe UI" w:eastAsia="Segoe UI" w:cs="Segoe UI"/>
+                <w:rFonts w:ascii="Segoe UI" w:eastAsia="Segoe UI" w:hAnsi="Segoe UI" w:cs="Segoe UI" w:hint="default"/>
+                <w:i w:val="0"/>
+                <w:iCs w:val="0"/>
+                <w:caps w:val="0"/>
+                <w:color w:val="0F1115"/>
+                <w:spacing w:val="0"/>
+                <w:sz w:val="18"/>
+                <w:szCs w:val="18"/>
+              </w:rPr>
+            </w:pPr>
+            <w:r>
+              <w:rPr>
+                <w:rFonts w:ascii="Segoe UI" w:eastAsia="Segoe UI" w:hAnsi="Segoe UI" w:cs="Segoe UI" w:hint="default"/>
                 <w:i w:val="0"/>
                 <w:iCs w:val="0"/>
                 <w:caps w:val="0"/>
@@ -2152,10 +1839,10 @@
                 <w:kern w:val="0"/>
                 <w:sz w:val="18"/>
                 <w:szCs w:val="18"/>
-                <w:bdr w:val="none" w:color="auto" w:sz="0" w:space="0"/>
-                <w:lang w:val="en-US" w:eastAsia="zh-CN" w:bidi="ar"/>
-              </w:rPr>
-              <w:t>2</w:t>
+                <w:bdr w:val="nil"/>
+                <w:lang w:val="en-US" w:eastAsia="zh-CN"/>
+              </w:rPr>
+              <w:t>1</w:t>
             </w:r>
           </w:p>
         </w:tc>
@@ -2163,10 +1850,10 @@
           <w:tcPr>
             <w:tcW w:w="0" w:type="auto"/>
             <w:tcBorders>
-              <w:top w:val="single" w:color="auto" w:sz="4" w:space="0"/>
-              <w:left w:val="single" w:color="auto" w:sz="4" w:space="0"/>
-              <w:bottom w:val="single" w:color="auto" w:sz="4" w:space="0"/>
-              <w:right w:val="single" w:color="auto" w:sz="4" w:space="0"/>
+              <w:top w:val="single" w:sz="4" w:space="0" w:color="auto"/>
+              <w:left w:val="single" w:sz="4" w:space="0" w:color="auto"/>
+              <w:bottom w:val="single" w:sz="4" w:space="0" w:color="auto"/>
+              <w:right w:val="single" w:sz="4" w:space="0" w:color="auto"/>
             </w:tcBorders>
             <w:shd w:val="clear" w:color="auto" w:fill="auto"/>
             <w:tcMar>
@@ -2186,19 +1873,19 @@
               <w:spacing w:line="300" w:lineRule="atLeast"/>
               <w:jc w:val="left"/>
               <w:rPr>
-                <w:rFonts w:hint="default" w:ascii="Segoe UI" w:hAnsi="Segoe UI" w:eastAsia="Segoe UI" w:cs="Segoe UI"/>
-                <w:i w:val="0"/>
-                <w:iCs w:val="0"/>
-                <w:caps w:val="0"/>
-                <w:color w:val="0F1115"/>
-                <w:spacing w:val="0"/>
-                <w:sz w:val="18"/>
-                <w:szCs w:val="18"/>
-              </w:rPr>
-            </w:pPr>
-            <w:r>
-              <w:rPr>
-                <w:rFonts w:hint="default" w:ascii="Segoe UI" w:hAnsi="Segoe UI" w:eastAsia="Segoe UI" w:cs="Segoe UI"/>
+                <w:rFonts w:ascii="Segoe UI" w:eastAsia="Segoe UI" w:hAnsi="Segoe UI" w:cs="Segoe UI" w:hint="default"/>
+                <w:i w:val="0"/>
+                <w:iCs w:val="0"/>
+                <w:caps w:val="0"/>
+                <w:color w:val="0F1115"/>
+                <w:spacing w:val="0"/>
+                <w:sz w:val="18"/>
+                <w:szCs w:val="18"/>
+              </w:rPr>
+            </w:pPr>
+            <w:r>
+              <w:rPr>
+                <w:rFonts w:ascii="Segoe UI" w:eastAsia="Segoe UI" w:hAnsi="Segoe UI" w:cs="Segoe UI" w:hint="default"/>
                 <w:i w:val="0"/>
                 <w:iCs w:val="0"/>
                 <w:caps w:val="0"/>
@@ -2208,10 +1895,10 @@
                 <w:kern w:val="0"/>
                 <w:sz w:val="18"/>
                 <w:szCs w:val="18"/>
-                <w:bdr w:val="none" w:color="auto" w:sz="0" w:space="0"/>
-                <w:lang w:val="en-US" w:eastAsia="zh-CN" w:bidi="ar"/>
-              </w:rPr>
-              <w:t>服务态度</w:t>
+                <w:bdr w:val="nil"/>
+                <w:lang w:val="en-US" w:eastAsia="zh-CN"/>
+              </w:rPr>
+              <w:t>技术水平</w:t>
             </w:r>
           </w:p>
         </w:tc>
@@ -2219,10 +1906,10 @@
           <w:tcPr>
             <w:tcW w:w="0" w:type="auto"/>
             <w:tcBorders>
-              <w:top w:val="single" w:color="auto" w:sz="4" w:space="0"/>
-              <w:left w:val="single" w:color="auto" w:sz="4" w:space="0"/>
-              <w:bottom w:val="single" w:color="auto" w:sz="4" w:space="0"/>
-              <w:right w:val="single" w:color="auto" w:sz="4" w:space="0"/>
+              <w:top w:val="single" w:sz="4" w:space="0" w:color="auto"/>
+              <w:left w:val="single" w:sz="4" w:space="0" w:color="auto"/>
+              <w:bottom w:val="single" w:sz="4" w:space="0" w:color="auto"/>
+              <w:right w:val="single" w:sz="4" w:space="0" w:color="auto"/>
             </w:tcBorders>
             <w:shd w:val="clear" w:color="auto" w:fill="auto"/>
             <w:tcMar>
@@ -2242,19 +1929,19 @@
               <w:spacing w:line="300" w:lineRule="atLeast"/>
               <w:jc w:val="left"/>
               <w:rPr>
-                <w:rFonts w:hint="default" w:ascii="Segoe UI" w:hAnsi="Segoe UI" w:eastAsia="Segoe UI" w:cs="Segoe UI"/>
-                <w:i w:val="0"/>
-                <w:iCs w:val="0"/>
-                <w:caps w:val="0"/>
-                <w:color w:val="0F1115"/>
-                <w:spacing w:val="0"/>
-                <w:sz w:val="18"/>
-                <w:szCs w:val="18"/>
-              </w:rPr>
-            </w:pPr>
-            <w:r>
-              <w:rPr>
-                <w:rFonts w:hint="default" w:ascii="Segoe UI" w:hAnsi="Segoe UI" w:eastAsia="Segoe UI" w:cs="Segoe UI"/>
+                <w:rFonts w:ascii="Segoe UI" w:eastAsia="Segoe UI" w:hAnsi="Segoe UI" w:cs="Segoe UI" w:hint="default"/>
+                <w:i w:val="0"/>
+                <w:iCs w:val="0"/>
+                <w:caps w:val="0"/>
+                <w:color w:val="0F1115"/>
+                <w:spacing w:val="0"/>
+                <w:sz w:val="18"/>
+                <w:szCs w:val="18"/>
+              </w:rPr>
+            </w:pPr>
+            <w:r>
+              <w:rPr>
+                <w:rFonts w:ascii="Segoe UI" w:eastAsia="Segoe UI" w:hAnsi="Segoe UI" w:cs="Segoe UI" w:hint="default"/>
                 <w:i w:val="0"/>
                 <w:iCs w:val="0"/>
                 <w:caps w:val="0"/>
@@ -2264,8 +1951,8 @@
                 <w:kern w:val="0"/>
                 <w:sz w:val="18"/>
                 <w:szCs w:val="18"/>
-                <w:bdr w:val="none" w:color="auto" w:sz="0" w:space="0"/>
-                <w:lang w:val="en-US" w:eastAsia="zh-CN" w:bidi="ar"/>
+                <w:bdr w:val="nil"/>
+                <w:lang w:val="en-US" w:eastAsia="zh-CN"/>
               </w:rPr>
               <w:t>10分</w:t>
             </w:r>
@@ -2275,10 +1962,10 @@
           <w:tcPr>
             <w:tcW w:w="0" w:type="auto"/>
             <w:tcBorders>
-              <w:top w:val="single" w:color="auto" w:sz="4" w:space="0"/>
-              <w:left w:val="single" w:color="auto" w:sz="4" w:space="0"/>
-              <w:bottom w:val="single" w:color="auto" w:sz="4" w:space="0"/>
-              <w:right w:val="single" w:color="auto" w:sz="4" w:space="0"/>
+              <w:top w:val="single" w:sz="4" w:space="0" w:color="auto"/>
+              <w:left w:val="single" w:sz="4" w:space="0" w:color="auto"/>
+              <w:bottom w:val="single" w:sz="4" w:space="0" w:color="auto"/>
+              <w:right w:val="single" w:sz="4" w:space="0" w:color="auto"/>
             </w:tcBorders>
             <w:shd w:val="clear" w:color="auto" w:fill="auto"/>
             <w:tcMar>
@@ -2298,19 +1985,19 @@
               <w:spacing w:line="300" w:lineRule="atLeast"/>
               <w:jc w:val="left"/>
               <w:rPr>
-                <w:rFonts w:hint="default" w:ascii="Segoe UI" w:hAnsi="Segoe UI" w:eastAsia="Segoe UI" w:cs="Segoe UI"/>
-                <w:i w:val="0"/>
-                <w:iCs w:val="0"/>
-                <w:caps w:val="0"/>
-                <w:color w:val="0F1115"/>
-                <w:spacing w:val="0"/>
-                <w:sz w:val="18"/>
-                <w:szCs w:val="18"/>
-              </w:rPr>
-            </w:pPr>
-            <w:r>
-              <w:rPr>
-                <w:rFonts w:hint="default" w:ascii="Segoe UI" w:hAnsi="Segoe UI" w:eastAsia="Segoe UI" w:cs="Segoe UI"/>
+                <w:rFonts w:ascii="Segoe UI" w:eastAsia="Segoe UI" w:hAnsi="Segoe UI" w:cs="Segoe UI" w:hint="default"/>
+                <w:i w:val="0"/>
+                <w:iCs w:val="0"/>
+                <w:caps w:val="0"/>
+                <w:color w:val="0F1115"/>
+                <w:spacing w:val="0"/>
+                <w:sz w:val="18"/>
+                <w:szCs w:val="18"/>
+              </w:rPr>
+            </w:pPr>
+            <w:r>
+              <w:rPr>
+                <w:rFonts w:ascii="Segoe UI" w:eastAsia="Segoe UI" w:hAnsi="Segoe UI" w:cs="Segoe UI" w:hint="default"/>
                 <w:i w:val="0"/>
                 <w:iCs w:val="0"/>
                 <w:caps w:val="0"/>
@@ -2320,269 +2007,18 @@
                 <w:kern w:val="0"/>
                 <w:sz w:val="18"/>
                 <w:szCs w:val="18"/>
-                <w:bdr w:val="none" w:color="auto" w:sz="0" w:space="0"/>
-                <w:lang w:val="en-US" w:eastAsia="zh-CN" w:bidi="ar"/>
-              </w:rPr>
-              <w:t>评估服务人员的礼貌、耐心与合作精神。</w:t>
+                <w:bdr w:val="nil"/>
+                <w:lang w:val="en-US" w:eastAsia="zh-CN"/>
+              </w:rPr>
+              <w:t>评估技术能力的专业性与解决问题的能力。</w:t>
             </w:r>
           </w:p>
         </w:tc>
       </w:tr>
       <w:tr>
         <w:tblPrEx>
-          <w:tblBorders>
-            <w:top w:val="none" w:color="auto" w:sz="0" w:space="0"/>
-            <w:left w:val="none" w:color="auto" w:sz="0" w:space="0"/>
-            <w:bottom w:val="none" w:color="auto" w:sz="0" w:space="0"/>
-            <w:right w:val="none" w:color="auto" w:sz="0" w:space="0"/>
-            <w:insideH w:val="none" w:color="auto" w:sz="0" w:space="0"/>
-            <w:insideV w:val="none" w:color="auto" w:sz="0" w:space="0"/>
-          </w:tblBorders>
-          <w:tblCellMar>
-            <w:top w:w="15" w:type="dxa"/>
-            <w:left w:w="15" w:type="dxa"/>
-            <w:bottom w:w="15" w:type="dxa"/>
-            <w:right w:w="15" w:type="dxa"/>
-          </w:tblCellMar>
-        </w:tblPrEx>
-        <w:trPr>
+          <w:tblW w:w="0" w:type="auto"/>
           <w:jc w:val="center"/>
-        </w:trPr>
-        <w:tc>
-          <w:tcPr>
-            <w:tcW w:w="0" w:type="auto"/>
-            <w:tcBorders>
-              <w:top w:val="single" w:color="auto" w:sz="4" w:space="0"/>
-              <w:left w:val="single" w:color="auto" w:sz="4" w:space="0"/>
-              <w:bottom w:val="single" w:color="auto" w:sz="4" w:space="0"/>
-              <w:right w:val="single" w:color="auto" w:sz="4" w:space="0"/>
-            </w:tcBorders>
-            <w:shd w:val="clear" w:color="auto" w:fill="auto"/>
-            <w:tcMar>
-              <w:top w:w="120" w:type="dxa"/>
-              <w:left w:w="0" w:type="dxa"/>
-              <w:bottom w:w="120" w:type="dxa"/>
-              <w:right w:w="192" w:type="dxa"/>
-            </w:tcMar>
-            <w:vAlign w:val="center"/>
-          </w:tcPr>
-          <w:p>
-            <w:pPr>
-              <w:keepNext w:val="0"/>
-              <w:keepLines w:val="0"/>
-              <w:widowControl/>
-              <w:suppressLineNumbers w:val="0"/>
-              <w:spacing w:line="300" w:lineRule="atLeast"/>
-              <w:jc w:val="left"/>
-              <w:rPr>
-                <w:rFonts w:hint="default" w:ascii="Segoe UI" w:hAnsi="Segoe UI" w:eastAsia="Segoe UI" w:cs="Segoe UI"/>
-                <w:i w:val="0"/>
-                <w:iCs w:val="0"/>
-                <w:caps w:val="0"/>
-                <w:color w:val="0F1115"/>
-                <w:spacing w:val="0"/>
-                <w:sz w:val="18"/>
-                <w:szCs w:val="18"/>
-              </w:rPr>
-            </w:pPr>
-            <w:r>
-              <w:rPr>
-                <w:rFonts w:hint="default" w:ascii="Segoe UI" w:hAnsi="Segoe UI" w:eastAsia="Segoe UI" w:cs="Segoe UI"/>
-                <w:i w:val="0"/>
-                <w:iCs w:val="0"/>
-                <w:caps w:val="0"/>
-                <w:snapToGrid w:val="0"/>
-                <w:color w:val="0F1115"/>
-                <w:spacing w:val="0"/>
-                <w:kern w:val="0"/>
-                <w:sz w:val="18"/>
-                <w:szCs w:val="18"/>
-                <w:bdr w:val="none" w:color="auto" w:sz="0" w:space="0"/>
-                <w:lang w:val="en-US" w:eastAsia="zh-CN" w:bidi="ar"/>
-              </w:rPr>
-              <w:t>3</w:t>
-            </w:r>
-          </w:p>
-        </w:tc>
-        <w:tc>
-          <w:tcPr>
-            <w:tcW w:w="0" w:type="auto"/>
-            <w:tcBorders>
-              <w:top w:val="single" w:color="auto" w:sz="4" w:space="0"/>
-              <w:left w:val="single" w:color="auto" w:sz="4" w:space="0"/>
-              <w:bottom w:val="single" w:color="auto" w:sz="4" w:space="0"/>
-              <w:right w:val="single" w:color="auto" w:sz="4" w:space="0"/>
-            </w:tcBorders>
-            <w:shd w:val="clear" w:color="auto" w:fill="auto"/>
-            <w:tcMar>
-              <w:top w:w="120" w:type="dxa"/>
-              <w:left w:w="192" w:type="dxa"/>
-              <w:bottom w:w="120" w:type="dxa"/>
-              <w:right w:w="192" w:type="dxa"/>
-            </w:tcMar>
-            <w:vAlign w:val="center"/>
-          </w:tcPr>
-          <w:p>
-            <w:pPr>
-              <w:keepNext w:val="0"/>
-              <w:keepLines w:val="0"/>
-              <w:widowControl/>
-              <w:suppressLineNumbers w:val="0"/>
-              <w:spacing w:line="300" w:lineRule="atLeast"/>
-              <w:jc w:val="left"/>
-              <w:rPr>
-                <w:rFonts w:hint="default" w:ascii="Segoe UI" w:hAnsi="Segoe UI" w:eastAsia="Segoe UI" w:cs="Segoe UI"/>
-                <w:i w:val="0"/>
-                <w:iCs w:val="0"/>
-                <w:caps w:val="0"/>
-                <w:color w:val="0F1115"/>
-                <w:spacing w:val="0"/>
-                <w:sz w:val="18"/>
-                <w:szCs w:val="18"/>
-              </w:rPr>
-            </w:pPr>
-            <w:r>
-              <w:rPr>
-                <w:rFonts w:hint="default" w:ascii="Segoe UI" w:hAnsi="Segoe UI" w:eastAsia="Segoe UI" w:cs="Segoe UI"/>
-                <w:i w:val="0"/>
-                <w:iCs w:val="0"/>
-                <w:caps w:val="0"/>
-                <w:snapToGrid w:val="0"/>
-                <w:color w:val="0F1115"/>
-                <w:spacing w:val="0"/>
-                <w:kern w:val="0"/>
-                <w:sz w:val="18"/>
-                <w:szCs w:val="18"/>
-                <w:bdr w:val="none" w:color="auto" w:sz="0" w:space="0"/>
-                <w:lang w:val="en-US" w:eastAsia="zh-CN" w:bidi="ar"/>
-              </w:rPr>
-              <w:t>服务及时性</w:t>
-            </w:r>
-          </w:p>
-        </w:tc>
-        <w:tc>
-          <w:tcPr>
-            <w:tcW w:w="0" w:type="auto"/>
-            <w:tcBorders>
-              <w:top w:val="single" w:color="auto" w:sz="4" w:space="0"/>
-              <w:left w:val="single" w:color="auto" w:sz="4" w:space="0"/>
-              <w:bottom w:val="single" w:color="auto" w:sz="4" w:space="0"/>
-              <w:right w:val="single" w:color="auto" w:sz="4" w:space="0"/>
-            </w:tcBorders>
-            <w:shd w:val="clear" w:color="auto" w:fill="auto"/>
-            <w:tcMar>
-              <w:top w:w="120" w:type="dxa"/>
-              <w:left w:w="192" w:type="dxa"/>
-              <w:bottom w:w="120" w:type="dxa"/>
-              <w:right w:w="192" w:type="dxa"/>
-            </w:tcMar>
-            <w:vAlign w:val="center"/>
-          </w:tcPr>
-          <w:p>
-            <w:pPr>
-              <w:keepNext w:val="0"/>
-              <w:keepLines w:val="0"/>
-              <w:widowControl/>
-              <w:suppressLineNumbers w:val="0"/>
-              <w:spacing w:line="300" w:lineRule="atLeast"/>
-              <w:jc w:val="left"/>
-              <w:rPr>
-                <w:rFonts w:hint="default" w:ascii="Segoe UI" w:hAnsi="Segoe UI" w:eastAsia="Segoe UI" w:cs="Segoe UI"/>
-                <w:i w:val="0"/>
-                <w:iCs w:val="0"/>
-                <w:caps w:val="0"/>
-                <w:color w:val="0F1115"/>
-                <w:spacing w:val="0"/>
-                <w:sz w:val="18"/>
-                <w:szCs w:val="18"/>
-              </w:rPr>
-            </w:pPr>
-            <w:r>
-              <w:rPr>
-                <w:rFonts w:hint="default" w:ascii="Segoe UI" w:hAnsi="Segoe UI" w:eastAsia="Segoe UI" w:cs="Segoe UI"/>
-                <w:i w:val="0"/>
-                <w:iCs w:val="0"/>
-                <w:caps w:val="0"/>
-                <w:snapToGrid w:val="0"/>
-                <w:color w:val="0F1115"/>
-                <w:spacing w:val="0"/>
-                <w:kern w:val="0"/>
-                <w:sz w:val="18"/>
-                <w:szCs w:val="18"/>
-                <w:bdr w:val="none" w:color="auto" w:sz="0" w:space="0"/>
-                <w:lang w:val="en-US" w:eastAsia="zh-CN" w:bidi="ar"/>
-              </w:rPr>
-              <w:t>10分</w:t>
-            </w:r>
-          </w:p>
-        </w:tc>
-        <w:tc>
-          <w:tcPr>
-            <w:tcW w:w="0" w:type="auto"/>
-            <w:tcBorders>
-              <w:top w:val="single" w:color="auto" w:sz="4" w:space="0"/>
-              <w:left w:val="single" w:color="auto" w:sz="4" w:space="0"/>
-              <w:bottom w:val="single" w:color="auto" w:sz="4" w:space="0"/>
-              <w:right w:val="single" w:color="auto" w:sz="4" w:space="0"/>
-            </w:tcBorders>
-            <w:shd w:val="clear" w:color="auto" w:fill="auto"/>
-            <w:tcMar>
-              <w:top w:w="120" w:type="dxa"/>
-              <w:left w:w="192" w:type="dxa"/>
-              <w:bottom w:w="120" w:type="dxa"/>
-              <w:right w:w="0" w:type="dxa"/>
-            </w:tcMar>
-            <w:vAlign w:val="center"/>
-          </w:tcPr>
-          <w:p>
-            <w:pPr>
-              <w:keepNext w:val="0"/>
-              <w:keepLines w:val="0"/>
-              <w:widowControl/>
-              <w:suppressLineNumbers w:val="0"/>
-              <w:spacing w:line="300" w:lineRule="atLeast"/>
-              <w:jc w:val="left"/>
-              <w:rPr>
-                <w:rFonts w:hint="default" w:ascii="Segoe UI" w:hAnsi="Segoe UI" w:eastAsia="Segoe UI" w:cs="Segoe UI"/>
-                <w:i w:val="0"/>
-                <w:iCs w:val="0"/>
-                <w:caps w:val="0"/>
-                <w:color w:val="0F1115"/>
-                <w:spacing w:val="0"/>
-                <w:sz w:val="18"/>
-                <w:szCs w:val="18"/>
-              </w:rPr>
-            </w:pPr>
-            <w:r>
-              <w:rPr>
-                <w:rFonts w:hint="default" w:ascii="Segoe UI" w:hAnsi="Segoe UI" w:eastAsia="Segoe UI" w:cs="Segoe UI"/>
-                <w:i w:val="0"/>
-                <w:iCs w:val="0"/>
-                <w:caps w:val="0"/>
-                <w:snapToGrid w:val="0"/>
-                <w:color w:val="0F1115"/>
-                <w:spacing w:val="0"/>
-                <w:kern w:val="0"/>
-                <w:sz w:val="18"/>
-                <w:szCs w:val="18"/>
-                <w:bdr w:val="none" w:color="auto" w:sz="0" w:space="0"/>
-                <w:lang w:val="en-US" w:eastAsia="zh-CN" w:bidi="ar"/>
-              </w:rPr>
-              <w:t>评估响应请求、到达现场及处理问题的速度。</w:t>
-            </w:r>
-          </w:p>
-        </w:tc>
-      </w:tr>
-      <w:tr>
-        <w:tblPrEx>
-          <w:tblBorders>
-            <w:top w:val="none" w:color="auto" w:sz="0" w:space="0"/>
-            <w:left w:val="none" w:color="auto" w:sz="0" w:space="0"/>
-            <w:bottom w:val="none" w:color="auto" w:sz="0" w:space="0"/>
-            <w:right w:val="none" w:color="auto" w:sz="0" w:space="0"/>
-            <w:insideH w:val="none" w:color="auto" w:sz="0" w:space="0"/>
-            <w:insideV w:val="none" w:color="auto" w:sz="0" w:space="0"/>
-          </w:tblBorders>
           <w:shd w:val="clear" w:color="auto" w:fill="auto"/>
           <w:tblCellMar>
             <w:top w:w="15" w:type="dxa"/>
@@ -2598,10 +2034,10 @@
           <w:tcPr>
             <w:tcW w:w="0" w:type="auto"/>
             <w:tcBorders>
-              <w:top w:val="single" w:color="auto" w:sz="4" w:space="0"/>
-              <w:left w:val="single" w:color="auto" w:sz="4" w:space="0"/>
-              <w:bottom w:val="single" w:color="auto" w:sz="4" w:space="0"/>
-              <w:right w:val="single" w:color="auto" w:sz="4" w:space="0"/>
+              <w:top w:val="single" w:sz="4" w:space="0" w:color="auto"/>
+              <w:left w:val="single" w:sz="4" w:space="0" w:color="auto"/>
+              <w:bottom w:val="single" w:sz="4" w:space="0" w:color="auto"/>
+              <w:right w:val="single" w:sz="4" w:space="0" w:color="auto"/>
             </w:tcBorders>
             <w:shd w:val="clear" w:color="auto" w:fill="auto"/>
             <w:tcMar>
@@ -2621,19 +2057,19 @@
               <w:spacing w:line="300" w:lineRule="atLeast"/>
               <w:jc w:val="left"/>
               <w:rPr>
-                <w:rFonts w:hint="default" w:ascii="Segoe UI" w:hAnsi="Segoe UI" w:eastAsia="Segoe UI" w:cs="Segoe UI"/>
-                <w:i w:val="0"/>
-                <w:iCs w:val="0"/>
-                <w:caps w:val="0"/>
-                <w:color w:val="0F1115"/>
-                <w:spacing w:val="0"/>
-                <w:sz w:val="18"/>
-                <w:szCs w:val="18"/>
-              </w:rPr>
-            </w:pPr>
-            <w:r>
-              <w:rPr>
-                <w:rFonts w:hint="default" w:ascii="Segoe UI" w:hAnsi="Segoe UI" w:eastAsia="Segoe UI" w:cs="Segoe UI"/>
+                <w:rFonts w:ascii="Segoe UI" w:eastAsia="Segoe UI" w:hAnsi="Segoe UI" w:cs="Segoe UI" w:hint="default"/>
+                <w:i w:val="0"/>
+                <w:iCs w:val="0"/>
+                <w:caps w:val="0"/>
+                <w:color w:val="0F1115"/>
+                <w:spacing w:val="0"/>
+                <w:sz w:val="18"/>
+                <w:szCs w:val="18"/>
+              </w:rPr>
+            </w:pPr>
+            <w:r>
+              <w:rPr>
+                <w:rFonts w:ascii="Segoe UI" w:eastAsia="Segoe UI" w:hAnsi="Segoe UI" w:cs="Segoe UI" w:hint="default"/>
                 <w:i w:val="0"/>
                 <w:iCs w:val="0"/>
                 <w:caps w:val="0"/>
@@ -2643,10 +2079,10 @@
                 <w:kern w:val="0"/>
                 <w:sz w:val="18"/>
                 <w:szCs w:val="18"/>
-                <w:bdr w:val="none" w:color="auto" w:sz="0" w:space="0"/>
-                <w:lang w:val="en-US" w:eastAsia="zh-CN" w:bidi="ar"/>
-              </w:rPr>
-              <w:t>4</w:t>
+                <w:bdr w:val="nil"/>
+                <w:lang w:val="en-US" w:eastAsia="zh-CN"/>
+              </w:rPr>
+              <w:t>2</w:t>
             </w:r>
           </w:p>
         </w:tc>
@@ -2654,10 +2090,10 @@
           <w:tcPr>
             <w:tcW w:w="0" w:type="auto"/>
             <w:tcBorders>
-              <w:top w:val="single" w:color="auto" w:sz="4" w:space="0"/>
-              <w:left w:val="single" w:color="auto" w:sz="4" w:space="0"/>
-              <w:bottom w:val="single" w:color="auto" w:sz="4" w:space="0"/>
-              <w:right w:val="single" w:color="auto" w:sz="4" w:space="0"/>
+              <w:top w:val="single" w:sz="4" w:space="0" w:color="auto"/>
+              <w:left w:val="single" w:sz="4" w:space="0" w:color="auto"/>
+              <w:bottom w:val="single" w:sz="4" w:space="0" w:color="auto"/>
+              <w:right w:val="single" w:sz="4" w:space="0" w:color="auto"/>
             </w:tcBorders>
             <w:shd w:val="clear" w:color="auto" w:fill="auto"/>
             <w:tcMar>
@@ -2677,19 +2113,19 @@
               <w:spacing w:line="300" w:lineRule="atLeast"/>
               <w:jc w:val="left"/>
               <w:rPr>
-                <w:rFonts w:hint="default" w:ascii="Segoe UI" w:hAnsi="Segoe UI" w:eastAsia="Segoe UI" w:cs="Segoe UI"/>
-                <w:i w:val="0"/>
-                <w:iCs w:val="0"/>
-                <w:caps w:val="0"/>
-                <w:color w:val="0F1115"/>
-                <w:spacing w:val="0"/>
-                <w:sz w:val="18"/>
-                <w:szCs w:val="18"/>
-              </w:rPr>
-            </w:pPr>
-            <w:r>
-              <w:rPr>
-                <w:rFonts w:hint="default" w:ascii="Segoe UI" w:hAnsi="Segoe UI" w:eastAsia="Segoe UI" w:cs="Segoe UI"/>
+                <w:rFonts w:ascii="Segoe UI" w:eastAsia="Segoe UI" w:hAnsi="Segoe UI" w:cs="Segoe UI" w:hint="default"/>
+                <w:i w:val="0"/>
+                <w:iCs w:val="0"/>
+                <w:caps w:val="0"/>
+                <w:color w:val="0F1115"/>
+                <w:spacing w:val="0"/>
+                <w:sz w:val="18"/>
+                <w:szCs w:val="18"/>
+              </w:rPr>
+            </w:pPr>
+            <w:r>
+              <w:rPr>
+                <w:rFonts w:ascii="Segoe UI" w:eastAsia="Segoe UI" w:hAnsi="Segoe UI" w:cs="Segoe UI" w:hint="default"/>
                 <w:i w:val="0"/>
                 <w:iCs w:val="0"/>
                 <w:caps w:val="0"/>
@@ -2699,10 +2135,10 @@
                 <w:kern w:val="0"/>
                 <w:sz w:val="18"/>
                 <w:szCs w:val="18"/>
-                <w:bdr w:val="none" w:color="auto" w:sz="0" w:space="0"/>
-                <w:lang w:val="en-US" w:eastAsia="zh-CN" w:bidi="ar"/>
-              </w:rPr>
-              <w:t>服务规范性</w:t>
+                <w:bdr w:val="nil"/>
+                <w:lang w:val="en-US" w:eastAsia="zh-CN"/>
+              </w:rPr>
+              <w:t>服务态度</w:t>
             </w:r>
           </w:p>
         </w:tc>
@@ -2710,10 +2146,10 @@
           <w:tcPr>
             <w:tcW w:w="0" w:type="auto"/>
             <w:tcBorders>
-              <w:top w:val="single" w:color="auto" w:sz="4" w:space="0"/>
-              <w:left w:val="single" w:color="auto" w:sz="4" w:space="0"/>
-              <w:bottom w:val="single" w:color="auto" w:sz="4" w:space="0"/>
-              <w:right w:val="single" w:color="auto" w:sz="4" w:space="0"/>
+              <w:top w:val="single" w:sz="4" w:space="0" w:color="auto"/>
+              <w:left w:val="single" w:sz="4" w:space="0" w:color="auto"/>
+              <w:bottom w:val="single" w:sz="4" w:space="0" w:color="auto"/>
+              <w:right w:val="single" w:sz="4" w:space="0" w:color="auto"/>
             </w:tcBorders>
             <w:shd w:val="clear" w:color="auto" w:fill="auto"/>
             <w:tcMar>
@@ -2733,19 +2169,19 @@
               <w:spacing w:line="300" w:lineRule="atLeast"/>
               <w:jc w:val="left"/>
               <w:rPr>
-                <w:rFonts w:hint="default" w:ascii="Segoe UI" w:hAnsi="Segoe UI" w:eastAsia="Segoe UI" w:cs="Segoe UI"/>
-                <w:i w:val="0"/>
-                <w:iCs w:val="0"/>
-                <w:caps w:val="0"/>
-                <w:color w:val="0F1115"/>
-                <w:spacing w:val="0"/>
-                <w:sz w:val="18"/>
-                <w:szCs w:val="18"/>
-              </w:rPr>
-            </w:pPr>
-            <w:r>
-              <w:rPr>
-                <w:rFonts w:hint="default" w:ascii="Segoe UI" w:hAnsi="Segoe UI" w:eastAsia="Segoe UI" w:cs="Segoe UI"/>
+                <w:rFonts w:ascii="Segoe UI" w:eastAsia="Segoe UI" w:hAnsi="Segoe UI" w:cs="Segoe UI" w:hint="default"/>
+                <w:i w:val="0"/>
+                <w:iCs w:val="0"/>
+                <w:caps w:val="0"/>
+                <w:color w:val="0F1115"/>
+                <w:spacing w:val="0"/>
+                <w:sz w:val="18"/>
+                <w:szCs w:val="18"/>
+              </w:rPr>
+            </w:pPr>
+            <w:r>
+              <w:rPr>
+                <w:rFonts w:ascii="Segoe UI" w:eastAsia="Segoe UI" w:hAnsi="Segoe UI" w:cs="Segoe UI" w:hint="default"/>
                 <w:i w:val="0"/>
                 <w:iCs w:val="0"/>
                 <w:caps w:val="0"/>
@@ -2755,8 +2191,8 @@
                 <w:kern w:val="0"/>
                 <w:sz w:val="18"/>
                 <w:szCs w:val="18"/>
-                <w:bdr w:val="none" w:color="auto" w:sz="0" w:space="0"/>
-                <w:lang w:val="en-US" w:eastAsia="zh-CN" w:bidi="ar"/>
+                <w:bdr w:val="nil"/>
+                <w:lang w:val="en-US" w:eastAsia="zh-CN"/>
               </w:rPr>
               <w:t>10分</w:t>
             </w:r>
@@ -2766,10 +2202,10 @@
           <w:tcPr>
             <w:tcW w:w="0" w:type="auto"/>
             <w:tcBorders>
-              <w:top w:val="single" w:color="auto" w:sz="4" w:space="0"/>
-              <w:left w:val="single" w:color="auto" w:sz="4" w:space="0"/>
-              <w:bottom w:val="single" w:color="auto" w:sz="4" w:space="0"/>
-              <w:right w:val="single" w:color="auto" w:sz="4" w:space="0"/>
+              <w:top w:val="single" w:sz="4" w:space="0" w:color="auto"/>
+              <w:left w:val="single" w:sz="4" w:space="0" w:color="auto"/>
+              <w:bottom w:val="single" w:sz="4" w:space="0" w:color="auto"/>
+              <w:right w:val="single" w:sz="4" w:space="0" w:color="auto"/>
             </w:tcBorders>
             <w:shd w:val="clear" w:color="auto" w:fill="auto"/>
             <w:tcMar>
@@ -2789,19 +2225,19 @@
               <w:spacing w:line="300" w:lineRule="atLeast"/>
               <w:jc w:val="left"/>
               <w:rPr>
-                <w:rFonts w:hint="default" w:ascii="Segoe UI" w:hAnsi="Segoe UI" w:eastAsia="Segoe UI" w:cs="Segoe UI"/>
-                <w:i w:val="0"/>
-                <w:iCs w:val="0"/>
-                <w:caps w:val="0"/>
-                <w:color w:val="0F1115"/>
-                <w:spacing w:val="0"/>
-                <w:sz w:val="18"/>
-                <w:szCs w:val="18"/>
-              </w:rPr>
-            </w:pPr>
-            <w:r>
-              <w:rPr>
-                <w:rFonts w:hint="default" w:ascii="Segoe UI" w:hAnsi="Segoe UI" w:eastAsia="Segoe UI" w:cs="Segoe UI"/>
+                <w:rFonts w:ascii="Segoe UI" w:eastAsia="Segoe UI" w:hAnsi="Segoe UI" w:cs="Segoe UI" w:hint="default"/>
+                <w:i w:val="0"/>
+                <w:iCs w:val="0"/>
+                <w:caps w:val="0"/>
+                <w:color w:val="0F1115"/>
+                <w:spacing w:val="0"/>
+                <w:sz w:val="18"/>
+                <w:szCs w:val="18"/>
+              </w:rPr>
+            </w:pPr>
+            <w:r>
+              <w:rPr>
+                <w:rFonts w:ascii="Segoe UI" w:eastAsia="Segoe UI" w:hAnsi="Segoe UI" w:cs="Segoe UI" w:hint="default"/>
                 <w:i w:val="0"/>
                 <w:iCs w:val="0"/>
                 <w:caps w:val="0"/>
@@ -2811,269 +2247,18 @@
                 <w:kern w:val="0"/>
                 <w:sz w:val="18"/>
                 <w:szCs w:val="18"/>
-                <w:bdr w:val="none" w:color="auto" w:sz="0" w:space="0"/>
-                <w:lang w:val="en-US" w:eastAsia="zh-CN" w:bidi="ar"/>
-              </w:rPr>
-              <w:t>评估服务过程是否符合既定流程与标准。</w:t>
+                <w:bdr w:val="nil"/>
+                <w:lang w:val="en-US" w:eastAsia="zh-CN"/>
+              </w:rPr>
+              <w:t>评估服务人员的礼貌、耐心与合作精神。</w:t>
             </w:r>
           </w:p>
         </w:tc>
       </w:tr>
       <w:tr>
         <w:tblPrEx>
-          <w:tblBorders>
-            <w:top w:val="none" w:color="auto" w:sz="0" w:space="0"/>
-            <w:left w:val="none" w:color="auto" w:sz="0" w:space="0"/>
-            <w:bottom w:val="none" w:color="auto" w:sz="0" w:space="0"/>
-            <w:right w:val="none" w:color="auto" w:sz="0" w:space="0"/>
-            <w:insideH w:val="none" w:color="auto" w:sz="0" w:space="0"/>
-            <w:insideV w:val="none" w:color="auto" w:sz="0" w:space="0"/>
-          </w:tblBorders>
-          <w:tblCellMar>
-            <w:top w:w="15" w:type="dxa"/>
-            <w:left w:w="15" w:type="dxa"/>
-            <w:bottom w:w="15" w:type="dxa"/>
-            <w:right w:w="15" w:type="dxa"/>
-          </w:tblCellMar>
-        </w:tblPrEx>
-        <w:trPr>
+          <w:tblW w:w="0" w:type="auto"/>
           <w:jc w:val="center"/>
-        </w:trPr>
-        <w:tc>
-          <w:tcPr>
-            <w:tcW w:w="0" w:type="auto"/>
-            <w:tcBorders>
-              <w:top w:val="single" w:color="auto" w:sz="4" w:space="0"/>
-              <w:left w:val="single" w:color="auto" w:sz="4" w:space="0"/>
-              <w:bottom w:val="single" w:color="auto" w:sz="4" w:space="0"/>
-              <w:right w:val="single" w:color="auto" w:sz="4" w:space="0"/>
-            </w:tcBorders>
-            <w:shd w:val="clear" w:color="auto" w:fill="auto"/>
-            <w:tcMar>
-              <w:top w:w="120" w:type="dxa"/>
-              <w:left w:w="0" w:type="dxa"/>
-              <w:bottom w:w="120" w:type="dxa"/>
-              <w:right w:w="192" w:type="dxa"/>
-            </w:tcMar>
-            <w:vAlign w:val="center"/>
-          </w:tcPr>
-          <w:p>
-            <w:pPr>
-              <w:keepNext w:val="0"/>
-              <w:keepLines w:val="0"/>
-              <w:widowControl/>
-              <w:suppressLineNumbers w:val="0"/>
-              <w:spacing w:line="300" w:lineRule="atLeast"/>
-              <w:jc w:val="left"/>
-              <w:rPr>
-                <w:rFonts w:hint="default" w:ascii="Segoe UI" w:hAnsi="Segoe UI" w:eastAsia="Segoe UI" w:cs="Segoe UI"/>
-                <w:i w:val="0"/>
-                <w:iCs w:val="0"/>
-                <w:caps w:val="0"/>
-                <w:color w:val="0F1115"/>
-                <w:spacing w:val="0"/>
-                <w:sz w:val="18"/>
-                <w:szCs w:val="18"/>
-              </w:rPr>
-            </w:pPr>
-            <w:r>
-              <w:rPr>
-                <w:rFonts w:hint="default" w:ascii="Segoe UI" w:hAnsi="Segoe UI" w:eastAsia="Segoe UI" w:cs="Segoe UI"/>
-                <w:i w:val="0"/>
-                <w:iCs w:val="0"/>
-                <w:caps w:val="0"/>
-                <w:snapToGrid w:val="0"/>
-                <w:color w:val="0F1115"/>
-                <w:spacing w:val="0"/>
-                <w:kern w:val="0"/>
-                <w:sz w:val="18"/>
-                <w:szCs w:val="18"/>
-                <w:bdr w:val="none" w:color="auto" w:sz="0" w:space="0"/>
-                <w:lang w:val="en-US" w:eastAsia="zh-CN" w:bidi="ar"/>
-              </w:rPr>
-              <w:t>5</w:t>
-            </w:r>
-          </w:p>
-        </w:tc>
-        <w:tc>
-          <w:tcPr>
-            <w:tcW w:w="0" w:type="auto"/>
-            <w:tcBorders>
-              <w:top w:val="single" w:color="auto" w:sz="4" w:space="0"/>
-              <w:left w:val="single" w:color="auto" w:sz="4" w:space="0"/>
-              <w:bottom w:val="single" w:color="auto" w:sz="4" w:space="0"/>
-              <w:right w:val="single" w:color="auto" w:sz="4" w:space="0"/>
-            </w:tcBorders>
-            <w:shd w:val="clear" w:color="auto" w:fill="auto"/>
-            <w:tcMar>
-              <w:top w:w="120" w:type="dxa"/>
-              <w:left w:w="192" w:type="dxa"/>
-              <w:bottom w:w="120" w:type="dxa"/>
-              <w:right w:w="192" w:type="dxa"/>
-            </w:tcMar>
-            <w:vAlign w:val="center"/>
-          </w:tcPr>
-          <w:p>
-            <w:pPr>
-              <w:keepNext w:val="0"/>
-              <w:keepLines w:val="0"/>
-              <w:widowControl/>
-              <w:suppressLineNumbers w:val="0"/>
-              <w:spacing w:line="300" w:lineRule="atLeast"/>
-              <w:jc w:val="left"/>
-              <w:rPr>
-                <w:rFonts w:hint="default" w:ascii="Segoe UI" w:hAnsi="Segoe UI" w:eastAsia="Segoe UI" w:cs="Segoe UI"/>
-                <w:i w:val="0"/>
-                <w:iCs w:val="0"/>
-                <w:caps w:val="0"/>
-                <w:color w:val="0F1115"/>
-                <w:spacing w:val="0"/>
-                <w:sz w:val="18"/>
-                <w:szCs w:val="18"/>
-              </w:rPr>
-            </w:pPr>
-            <w:r>
-              <w:rPr>
-                <w:rFonts w:hint="default" w:ascii="Segoe UI" w:hAnsi="Segoe UI" w:eastAsia="Segoe UI" w:cs="Segoe UI"/>
-                <w:i w:val="0"/>
-                <w:iCs w:val="0"/>
-                <w:caps w:val="0"/>
-                <w:snapToGrid w:val="0"/>
-                <w:color w:val="0F1115"/>
-                <w:spacing w:val="0"/>
-                <w:kern w:val="0"/>
-                <w:sz w:val="18"/>
-                <w:szCs w:val="18"/>
-                <w:bdr w:val="none" w:color="auto" w:sz="0" w:space="0"/>
-                <w:lang w:val="en-US" w:eastAsia="zh-CN" w:bidi="ar"/>
-              </w:rPr>
-              <w:t>问题解决的效率</w:t>
-            </w:r>
-          </w:p>
-        </w:tc>
-        <w:tc>
-          <w:tcPr>
-            <w:tcW w:w="0" w:type="auto"/>
-            <w:tcBorders>
-              <w:top w:val="single" w:color="auto" w:sz="4" w:space="0"/>
-              <w:left w:val="single" w:color="auto" w:sz="4" w:space="0"/>
-              <w:bottom w:val="single" w:color="auto" w:sz="4" w:space="0"/>
-              <w:right w:val="single" w:color="auto" w:sz="4" w:space="0"/>
-            </w:tcBorders>
-            <w:shd w:val="clear" w:color="auto" w:fill="auto"/>
-            <w:tcMar>
-              <w:top w:w="120" w:type="dxa"/>
-              <w:left w:w="192" w:type="dxa"/>
-              <w:bottom w:w="120" w:type="dxa"/>
-              <w:right w:w="192" w:type="dxa"/>
-            </w:tcMar>
-            <w:vAlign w:val="center"/>
-          </w:tcPr>
-          <w:p>
-            <w:pPr>
-              <w:keepNext w:val="0"/>
-              <w:keepLines w:val="0"/>
-              <w:widowControl/>
-              <w:suppressLineNumbers w:val="0"/>
-              <w:spacing w:line="300" w:lineRule="atLeast"/>
-              <w:jc w:val="left"/>
-              <w:rPr>
-                <w:rFonts w:hint="default" w:ascii="Segoe UI" w:hAnsi="Segoe UI" w:eastAsia="Segoe UI" w:cs="Segoe UI"/>
-                <w:i w:val="0"/>
-                <w:iCs w:val="0"/>
-                <w:caps w:val="0"/>
-                <w:color w:val="0F1115"/>
-                <w:spacing w:val="0"/>
-                <w:sz w:val="18"/>
-                <w:szCs w:val="18"/>
-              </w:rPr>
-            </w:pPr>
-            <w:r>
-              <w:rPr>
-                <w:rFonts w:hint="default" w:ascii="Segoe UI" w:hAnsi="Segoe UI" w:eastAsia="Segoe UI" w:cs="Segoe UI"/>
-                <w:i w:val="0"/>
-                <w:iCs w:val="0"/>
-                <w:caps w:val="0"/>
-                <w:snapToGrid w:val="0"/>
-                <w:color w:val="0F1115"/>
-                <w:spacing w:val="0"/>
-                <w:kern w:val="0"/>
-                <w:sz w:val="18"/>
-                <w:szCs w:val="18"/>
-                <w:bdr w:val="none" w:color="auto" w:sz="0" w:space="0"/>
-                <w:lang w:val="en-US" w:eastAsia="zh-CN" w:bidi="ar"/>
-              </w:rPr>
-              <w:t>10分</w:t>
-            </w:r>
-          </w:p>
-        </w:tc>
-        <w:tc>
-          <w:tcPr>
-            <w:tcW w:w="0" w:type="auto"/>
-            <w:tcBorders>
-              <w:top w:val="single" w:color="auto" w:sz="4" w:space="0"/>
-              <w:left w:val="single" w:color="auto" w:sz="4" w:space="0"/>
-              <w:bottom w:val="single" w:color="auto" w:sz="4" w:space="0"/>
-              <w:right w:val="single" w:color="auto" w:sz="4" w:space="0"/>
-            </w:tcBorders>
-            <w:shd w:val="clear" w:color="auto" w:fill="auto"/>
-            <w:tcMar>
-              <w:top w:w="120" w:type="dxa"/>
-              <w:left w:w="192" w:type="dxa"/>
-              <w:bottom w:w="120" w:type="dxa"/>
-              <w:right w:w="0" w:type="dxa"/>
-            </w:tcMar>
-            <w:vAlign w:val="center"/>
-          </w:tcPr>
-          <w:p>
-            <w:pPr>
-              <w:keepNext w:val="0"/>
-              <w:keepLines w:val="0"/>
-              <w:widowControl/>
-              <w:suppressLineNumbers w:val="0"/>
-              <w:spacing w:line="300" w:lineRule="atLeast"/>
-              <w:jc w:val="left"/>
-              <w:rPr>
-                <w:rFonts w:hint="default" w:ascii="Segoe UI" w:hAnsi="Segoe UI" w:eastAsia="Segoe UI" w:cs="Segoe UI"/>
-                <w:i w:val="0"/>
-                <w:iCs w:val="0"/>
-                <w:caps w:val="0"/>
-                <w:color w:val="0F1115"/>
-                <w:spacing w:val="0"/>
-                <w:sz w:val="18"/>
-                <w:szCs w:val="18"/>
-              </w:rPr>
-            </w:pPr>
-            <w:r>
-              <w:rPr>
-                <w:rFonts w:hint="default" w:ascii="Segoe UI" w:hAnsi="Segoe UI" w:eastAsia="Segoe UI" w:cs="Segoe UI"/>
-                <w:i w:val="0"/>
-                <w:iCs w:val="0"/>
-                <w:caps w:val="0"/>
-                <w:snapToGrid w:val="0"/>
-                <w:color w:val="0F1115"/>
-                <w:spacing w:val="0"/>
-                <w:kern w:val="0"/>
-                <w:sz w:val="18"/>
-                <w:szCs w:val="18"/>
-                <w:bdr w:val="none" w:color="auto" w:sz="0" w:space="0"/>
-                <w:lang w:val="en-US" w:eastAsia="zh-CN" w:bidi="ar"/>
-              </w:rPr>
-              <w:t>评估从发现问题到解决方案提出的时间周期。</w:t>
-            </w:r>
-          </w:p>
-        </w:tc>
-      </w:tr>
-      <w:tr>
-        <w:tblPrEx>
-          <w:tblBorders>
-            <w:top w:val="none" w:color="auto" w:sz="0" w:space="0"/>
-            <w:left w:val="none" w:color="auto" w:sz="0" w:space="0"/>
-            <w:bottom w:val="none" w:color="auto" w:sz="0" w:space="0"/>
-            <w:right w:val="none" w:color="auto" w:sz="0" w:space="0"/>
-            <w:insideH w:val="none" w:color="auto" w:sz="0" w:space="0"/>
-            <w:insideV w:val="none" w:color="auto" w:sz="0" w:space="0"/>
-          </w:tblBorders>
           <w:shd w:val="clear" w:color="auto" w:fill="auto"/>
           <w:tblCellMar>
             <w:top w:w="15" w:type="dxa"/>
@@ -3089,10 +2274,10 @@
           <w:tcPr>
             <w:tcW w:w="0" w:type="auto"/>
             <w:tcBorders>
-              <w:top w:val="single" w:color="auto" w:sz="4" w:space="0"/>
-              <w:left w:val="single" w:color="auto" w:sz="4" w:space="0"/>
-              <w:bottom w:val="single" w:color="auto" w:sz="4" w:space="0"/>
-              <w:right w:val="single" w:color="auto" w:sz="4" w:space="0"/>
+              <w:top w:val="single" w:sz="4" w:space="0" w:color="auto"/>
+              <w:left w:val="single" w:sz="4" w:space="0" w:color="auto"/>
+              <w:bottom w:val="single" w:sz="4" w:space="0" w:color="auto"/>
+              <w:right w:val="single" w:sz="4" w:space="0" w:color="auto"/>
             </w:tcBorders>
             <w:shd w:val="clear" w:color="auto" w:fill="auto"/>
             <w:tcMar>
@@ -3112,19 +2297,19 @@
               <w:spacing w:line="300" w:lineRule="atLeast"/>
               <w:jc w:val="left"/>
               <w:rPr>
-                <w:rFonts w:hint="default" w:ascii="Segoe UI" w:hAnsi="Segoe UI" w:eastAsia="Segoe UI" w:cs="Segoe UI"/>
-                <w:i w:val="0"/>
-                <w:iCs w:val="0"/>
-                <w:caps w:val="0"/>
-                <w:color w:val="0F1115"/>
-                <w:spacing w:val="0"/>
-                <w:sz w:val="18"/>
-                <w:szCs w:val="18"/>
-              </w:rPr>
-            </w:pPr>
-            <w:r>
-              <w:rPr>
-                <w:rFonts w:hint="default" w:ascii="Segoe UI" w:hAnsi="Segoe UI" w:eastAsia="Segoe UI" w:cs="Segoe UI"/>
+                <w:rFonts w:ascii="Segoe UI" w:eastAsia="Segoe UI" w:hAnsi="Segoe UI" w:cs="Segoe UI" w:hint="default"/>
+                <w:i w:val="0"/>
+                <w:iCs w:val="0"/>
+                <w:caps w:val="0"/>
+                <w:color w:val="0F1115"/>
+                <w:spacing w:val="0"/>
+                <w:sz w:val="18"/>
+                <w:szCs w:val="18"/>
+              </w:rPr>
+            </w:pPr>
+            <w:r>
+              <w:rPr>
+                <w:rFonts w:ascii="Segoe UI" w:eastAsia="Segoe UI" w:hAnsi="Segoe UI" w:cs="Segoe UI" w:hint="default"/>
                 <w:i w:val="0"/>
                 <w:iCs w:val="0"/>
                 <w:caps w:val="0"/>
@@ -3134,10 +2319,10 @@
                 <w:kern w:val="0"/>
                 <w:sz w:val="18"/>
                 <w:szCs w:val="18"/>
-                <w:bdr w:val="none" w:color="auto" w:sz="0" w:space="0"/>
-                <w:lang w:val="en-US" w:eastAsia="zh-CN" w:bidi="ar"/>
-              </w:rPr>
-              <w:t>6</w:t>
+                <w:bdr w:val="nil"/>
+                <w:lang w:val="en-US" w:eastAsia="zh-CN"/>
+              </w:rPr>
+              <w:t>3</w:t>
             </w:r>
           </w:p>
         </w:tc>
@@ -3145,10 +2330,10 @@
           <w:tcPr>
             <w:tcW w:w="0" w:type="auto"/>
             <w:tcBorders>
-              <w:top w:val="single" w:color="auto" w:sz="4" w:space="0"/>
-              <w:left w:val="single" w:color="auto" w:sz="4" w:space="0"/>
-              <w:bottom w:val="single" w:color="auto" w:sz="4" w:space="0"/>
-              <w:right w:val="single" w:color="auto" w:sz="4" w:space="0"/>
+              <w:top w:val="single" w:sz="4" w:space="0" w:color="auto"/>
+              <w:left w:val="single" w:sz="4" w:space="0" w:color="auto"/>
+              <w:bottom w:val="single" w:sz="4" w:space="0" w:color="auto"/>
+              <w:right w:val="single" w:sz="4" w:space="0" w:color="auto"/>
             </w:tcBorders>
             <w:shd w:val="clear" w:color="auto" w:fill="auto"/>
             <w:tcMar>
@@ -3168,19 +2353,19 @@
               <w:spacing w:line="300" w:lineRule="atLeast"/>
               <w:jc w:val="left"/>
               <w:rPr>
-                <w:rFonts w:hint="default" w:ascii="Segoe UI" w:hAnsi="Segoe UI" w:eastAsia="Segoe UI" w:cs="Segoe UI"/>
-                <w:i w:val="0"/>
-                <w:iCs w:val="0"/>
-                <w:caps w:val="0"/>
-                <w:color w:val="0F1115"/>
-                <w:spacing w:val="0"/>
-                <w:sz w:val="18"/>
-                <w:szCs w:val="18"/>
-              </w:rPr>
-            </w:pPr>
-            <w:r>
-              <w:rPr>
-                <w:rFonts w:hint="default" w:ascii="Segoe UI" w:hAnsi="Segoe UI" w:eastAsia="Segoe UI" w:cs="Segoe UI"/>
+                <w:rFonts w:ascii="Segoe UI" w:eastAsia="Segoe UI" w:hAnsi="Segoe UI" w:cs="Segoe UI" w:hint="default"/>
+                <w:i w:val="0"/>
+                <w:iCs w:val="0"/>
+                <w:caps w:val="0"/>
+                <w:color w:val="0F1115"/>
+                <w:spacing w:val="0"/>
+                <w:sz w:val="18"/>
+                <w:szCs w:val="18"/>
+              </w:rPr>
+            </w:pPr>
+            <w:r>
+              <w:rPr>
+                <w:rFonts w:ascii="Segoe UI" w:eastAsia="Segoe UI" w:hAnsi="Segoe UI" w:cs="Segoe UI" w:hint="default"/>
                 <w:i w:val="0"/>
                 <w:iCs w:val="0"/>
                 <w:caps w:val="0"/>
@@ -3190,10 +2375,10 @@
                 <w:kern w:val="0"/>
                 <w:sz w:val="18"/>
                 <w:szCs w:val="18"/>
-                <w:bdr w:val="none" w:color="auto" w:sz="0" w:space="0"/>
-                <w:lang w:val="en-US" w:eastAsia="zh-CN" w:bidi="ar"/>
-              </w:rPr>
-              <w:t>问题解决有效性</w:t>
+                <w:bdr w:val="nil"/>
+                <w:lang w:val="en-US" w:eastAsia="zh-CN"/>
+              </w:rPr>
+              <w:t>服务及时性</w:t>
             </w:r>
           </w:p>
         </w:tc>
@@ -3201,10 +2386,10 @@
           <w:tcPr>
             <w:tcW w:w="0" w:type="auto"/>
             <w:tcBorders>
-              <w:top w:val="single" w:color="auto" w:sz="4" w:space="0"/>
-              <w:left w:val="single" w:color="auto" w:sz="4" w:space="0"/>
-              <w:bottom w:val="single" w:color="auto" w:sz="4" w:space="0"/>
-              <w:right w:val="single" w:color="auto" w:sz="4" w:space="0"/>
+              <w:top w:val="single" w:sz="4" w:space="0" w:color="auto"/>
+              <w:left w:val="single" w:sz="4" w:space="0" w:color="auto"/>
+              <w:bottom w:val="single" w:sz="4" w:space="0" w:color="auto"/>
+              <w:right w:val="single" w:sz="4" w:space="0" w:color="auto"/>
             </w:tcBorders>
             <w:shd w:val="clear" w:color="auto" w:fill="auto"/>
             <w:tcMar>
@@ -3224,19 +2409,19 @@
               <w:spacing w:line="300" w:lineRule="atLeast"/>
               <w:jc w:val="left"/>
               <w:rPr>
-                <w:rFonts w:hint="default" w:ascii="Segoe UI" w:hAnsi="Segoe UI" w:eastAsia="Segoe UI" w:cs="Segoe UI"/>
-                <w:i w:val="0"/>
-                <w:iCs w:val="0"/>
-                <w:caps w:val="0"/>
-                <w:color w:val="0F1115"/>
-                <w:spacing w:val="0"/>
-                <w:sz w:val="18"/>
-                <w:szCs w:val="18"/>
-              </w:rPr>
-            </w:pPr>
-            <w:r>
-              <w:rPr>
-                <w:rFonts w:hint="default" w:ascii="Segoe UI" w:hAnsi="Segoe UI" w:eastAsia="Segoe UI" w:cs="Segoe UI"/>
+                <w:rFonts w:ascii="Segoe UI" w:eastAsia="Segoe UI" w:hAnsi="Segoe UI" w:cs="Segoe UI" w:hint="default"/>
+                <w:i w:val="0"/>
+                <w:iCs w:val="0"/>
+                <w:caps w:val="0"/>
+                <w:color w:val="0F1115"/>
+                <w:spacing w:val="0"/>
+                <w:sz w:val="18"/>
+                <w:szCs w:val="18"/>
+              </w:rPr>
+            </w:pPr>
+            <w:r>
+              <w:rPr>
+                <w:rFonts w:ascii="Segoe UI" w:eastAsia="Segoe UI" w:hAnsi="Segoe UI" w:cs="Segoe UI" w:hint="default"/>
                 <w:i w:val="0"/>
                 <w:iCs w:val="0"/>
                 <w:caps w:val="0"/>
@@ -3246,8 +2431,8 @@
                 <w:kern w:val="0"/>
                 <w:sz w:val="18"/>
                 <w:szCs w:val="18"/>
-                <w:bdr w:val="none" w:color="auto" w:sz="0" w:space="0"/>
-                <w:lang w:val="en-US" w:eastAsia="zh-CN" w:bidi="ar"/>
+                <w:bdr w:val="nil"/>
+                <w:lang w:val="en-US" w:eastAsia="zh-CN"/>
               </w:rPr>
               <w:t>10分</w:t>
             </w:r>
@@ -3257,10 +2442,10 @@
           <w:tcPr>
             <w:tcW w:w="0" w:type="auto"/>
             <w:tcBorders>
-              <w:top w:val="single" w:color="auto" w:sz="4" w:space="0"/>
-              <w:left w:val="single" w:color="auto" w:sz="4" w:space="0"/>
-              <w:bottom w:val="single" w:color="auto" w:sz="4" w:space="0"/>
-              <w:right w:val="single" w:color="auto" w:sz="4" w:space="0"/>
+              <w:top w:val="single" w:sz="4" w:space="0" w:color="auto"/>
+              <w:left w:val="single" w:sz="4" w:space="0" w:color="auto"/>
+              <w:bottom w:val="single" w:sz="4" w:space="0" w:color="auto"/>
+              <w:right w:val="single" w:sz="4" w:space="0" w:color="auto"/>
             </w:tcBorders>
             <w:shd w:val="clear" w:color="auto" w:fill="auto"/>
             <w:tcMar>
@@ -3280,19 +2465,19 @@
               <w:spacing w:line="300" w:lineRule="atLeast"/>
               <w:jc w:val="left"/>
               <w:rPr>
-                <w:rFonts w:hint="default" w:ascii="Segoe UI" w:hAnsi="Segoe UI" w:eastAsia="Segoe UI" w:cs="Segoe UI"/>
-                <w:i w:val="0"/>
-                <w:iCs w:val="0"/>
-                <w:caps w:val="0"/>
-                <w:color w:val="0F1115"/>
-                <w:spacing w:val="0"/>
-                <w:sz w:val="18"/>
-                <w:szCs w:val="18"/>
-              </w:rPr>
-            </w:pPr>
-            <w:r>
-              <w:rPr>
-                <w:rFonts w:hint="default" w:ascii="Segoe UI" w:hAnsi="Segoe UI" w:eastAsia="Segoe UI" w:cs="Segoe UI"/>
+                <w:rFonts w:ascii="Segoe UI" w:eastAsia="Segoe UI" w:hAnsi="Segoe UI" w:cs="Segoe UI" w:hint="default"/>
+                <w:i w:val="0"/>
+                <w:iCs w:val="0"/>
+                <w:caps w:val="0"/>
+                <w:color w:val="0F1115"/>
+                <w:spacing w:val="0"/>
+                <w:sz w:val="18"/>
+                <w:szCs w:val="18"/>
+              </w:rPr>
+            </w:pPr>
+            <w:r>
+              <w:rPr>
+                <w:rFonts w:ascii="Segoe UI" w:eastAsia="Segoe UI" w:hAnsi="Segoe UI" w:cs="Segoe UI" w:hint="default"/>
                 <w:i w:val="0"/>
                 <w:iCs w:val="0"/>
                 <w:caps w:val="0"/>
@@ -3302,24 +2487,18 @@
                 <w:kern w:val="0"/>
                 <w:sz w:val="18"/>
                 <w:szCs w:val="18"/>
-                <w:bdr w:val="none" w:color="auto" w:sz="0" w:space="0"/>
-                <w:lang w:val="en-US" w:eastAsia="zh-CN" w:bidi="ar"/>
-              </w:rPr>
-              <w:t>评估解决方案是否彻底、根本地解决了问题，无复发。</w:t>
+                <w:bdr w:val="nil"/>
+                <w:lang w:val="en-US" w:eastAsia="zh-CN"/>
+              </w:rPr>
+              <w:t>评估响应请求、到达现场及处理问题的速度。</w:t>
             </w:r>
           </w:p>
         </w:tc>
       </w:tr>
       <w:tr>
         <w:tblPrEx>
-          <w:tblBorders>
-            <w:top w:val="none" w:color="auto" w:sz="0" w:space="0"/>
-            <w:left w:val="none" w:color="auto" w:sz="0" w:space="0"/>
-            <w:bottom w:val="none" w:color="auto" w:sz="0" w:space="0"/>
-            <w:right w:val="none" w:color="auto" w:sz="0" w:space="0"/>
-            <w:insideH w:val="none" w:color="auto" w:sz="0" w:space="0"/>
-            <w:insideV w:val="none" w:color="auto" w:sz="0" w:space="0"/>
-          </w:tblBorders>
+          <w:tblW w:w="0" w:type="auto"/>
+          <w:jc w:val="center"/>
           <w:shd w:val="clear" w:color="auto" w:fill="auto"/>
           <w:tblCellMar>
             <w:top w:w="15" w:type="dxa"/>
@@ -3335,10 +2514,10 @@
           <w:tcPr>
             <w:tcW w:w="0" w:type="auto"/>
             <w:tcBorders>
-              <w:top w:val="single" w:color="auto" w:sz="4" w:space="0"/>
-              <w:left w:val="single" w:color="auto" w:sz="4" w:space="0"/>
-              <w:bottom w:val="single" w:color="auto" w:sz="4" w:space="0"/>
-              <w:right w:val="single" w:color="auto" w:sz="4" w:space="0"/>
+              <w:top w:val="single" w:sz="4" w:space="0" w:color="auto"/>
+              <w:left w:val="single" w:sz="4" w:space="0" w:color="auto"/>
+              <w:bottom w:val="single" w:sz="4" w:space="0" w:color="auto"/>
+              <w:right w:val="single" w:sz="4" w:space="0" w:color="auto"/>
             </w:tcBorders>
             <w:shd w:val="clear" w:color="auto" w:fill="auto"/>
             <w:tcMar>
@@ -3358,19 +2537,19 @@
               <w:spacing w:line="300" w:lineRule="atLeast"/>
               <w:jc w:val="left"/>
               <w:rPr>
-                <w:rFonts w:hint="default" w:ascii="Segoe UI" w:hAnsi="Segoe UI" w:eastAsia="Segoe UI" w:cs="Segoe UI"/>
-                <w:i w:val="0"/>
-                <w:iCs w:val="0"/>
-                <w:caps w:val="0"/>
-                <w:color w:val="0F1115"/>
-                <w:spacing w:val="0"/>
-                <w:sz w:val="18"/>
-                <w:szCs w:val="18"/>
-              </w:rPr>
-            </w:pPr>
-            <w:r>
-              <w:rPr>
-                <w:rFonts w:hint="default" w:ascii="Segoe UI" w:hAnsi="Segoe UI" w:eastAsia="Segoe UI" w:cs="Segoe UI"/>
+                <w:rFonts w:ascii="Segoe UI" w:eastAsia="Segoe UI" w:hAnsi="Segoe UI" w:cs="Segoe UI" w:hint="default"/>
+                <w:i w:val="0"/>
+                <w:iCs w:val="0"/>
+                <w:caps w:val="0"/>
+                <w:color w:val="0F1115"/>
+                <w:spacing w:val="0"/>
+                <w:sz w:val="18"/>
+                <w:szCs w:val="18"/>
+              </w:rPr>
+            </w:pPr>
+            <w:r>
+              <w:rPr>
+                <w:rFonts w:ascii="Segoe UI" w:eastAsia="Segoe UI" w:hAnsi="Segoe UI" w:cs="Segoe UI" w:hint="default"/>
                 <w:i w:val="0"/>
                 <w:iCs w:val="0"/>
                 <w:caps w:val="0"/>
@@ -3380,10 +2559,10 @@
                 <w:kern w:val="0"/>
                 <w:sz w:val="18"/>
                 <w:szCs w:val="18"/>
-                <w:bdr w:val="none" w:color="auto" w:sz="0" w:space="0"/>
-                <w:lang w:val="en-US" w:eastAsia="zh-CN" w:bidi="ar"/>
-              </w:rPr>
-              <w:t>7</w:t>
+                <w:bdr w:val="nil"/>
+                <w:lang w:val="en-US" w:eastAsia="zh-CN"/>
+              </w:rPr>
+              <w:t>4</w:t>
             </w:r>
           </w:p>
         </w:tc>
@@ -3391,10 +2570,10 @@
           <w:tcPr>
             <w:tcW w:w="0" w:type="auto"/>
             <w:tcBorders>
-              <w:top w:val="single" w:color="auto" w:sz="4" w:space="0"/>
-              <w:left w:val="single" w:color="auto" w:sz="4" w:space="0"/>
-              <w:bottom w:val="single" w:color="auto" w:sz="4" w:space="0"/>
-              <w:right w:val="single" w:color="auto" w:sz="4" w:space="0"/>
+              <w:top w:val="single" w:sz="4" w:space="0" w:color="auto"/>
+              <w:left w:val="single" w:sz="4" w:space="0" w:color="auto"/>
+              <w:bottom w:val="single" w:sz="4" w:space="0" w:color="auto"/>
+              <w:right w:val="single" w:sz="4" w:space="0" w:color="auto"/>
             </w:tcBorders>
             <w:shd w:val="clear" w:color="auto" w:fill="auto"/>
             <w:tcMar>
@@ -3414,19 +2593,19 @@
               <w:spacing w:line="300" w:lineRule="atLeast"/>
               <w:jc w:val="left"/>
               <w:rPr>
-                <w:rFonts w:hint="default" w:ascii="Segoe UI" w:hAnsi="Segoe UI" w:eastAsia="Segoe UI" w:cs="Segoe UI"/>
-                <w:i w:val="0"/>
-                <w:iCs w:val="0"/>
-                <w:caps w:val="0"/>
-                <w:color w:val="0F1115"/>
-                <w:spacing w:val="0"/>
-                <w:sz w:val="18"/>
-                <w:szCs w:val="18"/>
-              </w:rPr>
-            </w:pPr>
-            <w:r>
-              <w:rPr>
-                <w:rFonts w:hint="default" w:ascii="Segoe UI" w:hAnsi="Segoe UI" w:eastAsia="Segoe UI" w:cs="Segoe UI"/>
+                <w:rFonts w:ascii="Segoe UI" w:eastAsia="Segoe UI" w:hAnsi="Segoe UI" w:cs="Segoe UI" w:hint="default"/>
+                <w:i w:val="0"/>
+                <w:iCs w:val="0"/>
+                <w:caps w:val="0"/>
+                <w:color w:val="0F1115"/>
+                <w:spacing w:val="0"/>
+                <w:sz w:val="18"/>
+                <w:szCs w:val="18"/>
+              </w:rPr>
+            </w:pPr>
+            <w:r>
+              <w:rPr>
+                <w:rFonts w:ascii="Segoe UI" w:eastAsia="Segoe UI" w:hAnsi="Segoe UI" w:cs="Segoe UI" w:hint="default"/>
                 <w:i w:val="0"/>
                 <w:iCs w:val="0"/>
                 <w:caps w:val="0"/>
@@ -3436,10 +2615,10 @@
                 <w:kern w:val="0"/>
                 <w:sz w:val="18"/>
                 <w:szCs w:val="18"/>
-                <w:bdr w:val="none" w:color="auto" w:sz="0" w:space="0"/>
-                <w:lang w:val="en-US" w:eastAsia="zh-CN" w:bidi="ar"/>
-              </w:rPr>
-              <w:t>咨询及培训</w:t>
+                <w:bdr w:val="nil"/>
+                <w:lang w:val="en-US" w:eastAsia="zh-CN"/>
+              </w:rPr>
+              <w:t>服务规范性</w:t>
             </w:r>
           </w:p>
         </w:tc>
@@ -3447,10 +2626,10 @@
           <w:tcPr>
             <w:tcW w:w="0" w:type="auto"/>
             <w:tcBorders>
-              <w:top w:val="single" w:color="auto" w:sz="4" w:space="0"/>
-              <w:left w:val="single" w:color="auto" w:sz="4" w:space="0"/>
-              <w:bottom w:val="single" w:color="auto" w:sz="4" w:space="0"/>
-              <w:right w:val="single" w:color="auto" w:sz="4" w:space="0"/>
+              <w:top w:val="single" w:sz="4" w:space="0" w:color="auto"/>
+              <w:left w:val="single" w:sz="4" w:space="0" w:color="auto"/>
+              <w:bottom w:val="single" w:sz="4" w:space="0" w:color="auto"/>
+              <w:right w:val="single" w:sz="4" w:space="0" w:color="auto"/>
             </w:tcBorders>
             <w:shd w:val="clear" w:color="auto" w:fill="auto"/>
             <w:tcMar>
@@ -3470,19 +2649,19 @@
               <w:spacing w:line="300" w:lineRule="atLeast"/>
               <w:jc w:val="left"/>
               <w:rPr>
-                <w:rFonts w:hint="default" w:ascii="Segoe UI" w:hAnsi="Segoe UI" w:eastAsia="Segoe UI" w:cs="Segoe UI"/>
-                <w:i w:val="0"/>
-                <w:iCs w:val="0"/>
-                <w:caps w:val="0"/>
-                <w:color w:val="0F1115"/>
-                <w:spacing w:val="0"/>
-                <w:sz w:val="18"/>
-                <w:szCs w:val="18"/>
-              </w:rPr>
-            </w:pPr>
-            <w:r>
-              <w:rPr>
-                <w:rFonts w:hint="default" w:ascii="Segoe UI" w:hAnsi="Segoe UI" w:eastAsia="Segoe UI" w:cs="Segoe UI"/>
+                <w:rFonts w:ascii="Segoe UI" w:eastAsia="Segoe UI" w:hAnsi="Segoe UI" w:cs="Segoe UI" w:hint="default"/>
+                <w:i w:val="0"/>
+                <w:iCs w:val="0"/>
+                <w:caps w:val="0"/>
+                <w:color w:val="0F1115"/>
+                <w:spacing w:val="0"/>
+                <w:sz w:val="18"/>
+                <w:szCs w:val="18"/>
+              </w:rPr>
+            </w:pPr>
+            <w:r>
+              <w:rPr>
+                <w:rFonts w:ascii="Segoe UI" w:eastAsia="Segoe UI" w:hAnsi="Segoe UI" w:cs="Segoe UI" w:hint="default"/>
                 <w:i w:val="0"/>
                 <w:iCs w:val="0"/>
                 <w:caps w:val="0"/>
@@ -3492,8 +2671,8 @@
                 <w:kern w:val="0"/>
                 <w:sz w:val="18"/>
                 <w:szCs w:val="18"/>
-                <w:bdr w:val="none" w:color="auto" w:sz="0" w:space="0"/>
-                <w:lang w:val="en-US" w:eastAsia="zh-CN" w:bidi="ar"/>
+                <w:bdr w:val="nil"/>
+                <w:lang w:val="en-US" w:eastAsia="zh-CN"/>
               </w:rPr>
               <w:t>10分</w:t>
             </w:r>
@@ -3503,10 +2682,10 @@
           <w:tcPr>
             <w:tcW w:w="0" w:type="auto"/>
             <w:tcBorders>
-              <w:top w:val="single" w:color="auto" w:sz="4" w:space="0"/>
-              <w:left w:val="single" w:color="auto" w:sz="4" w:space="0"/>
-              <w:bottom w:val="single" w:color="auto" w:sz="4" w:space="0"/>
-              <w:right w:val="single" w:color="auto" w:sz="4" w:space="0"/>
+              <w:top w:val="single" w:sz="4" w:space="0" w:color="auto"/>
+              <w:left w:val="single" w:sz="4" w:space="0" w:color="auto"/>
+              <w:bottom w:val="single" w:sz="4" w:space="0" w:color="auto"/>
+              <w:right w:val="single" w:sz="4" w:space="0" w:color="auto"/>
             </w:tcBorders>
             <w:shd w:val="clear" w:color="auto" w:fill="auto"/>
             <w:tcMar>
@@ -3526,19 +2705,19 @@
               <w:spacing w:line="300" w:lineRule="atLeast"/>
               <w:jc w:val="left"/>
               <w:rPr>
-                <w:rFonts w:hint="default" w:ascii="Segoe UI" w:hAnsi="Segoe UI" w:eastAsia="Segoe UI" w:cs="Segoe UI"/>
-                <w:i w:val="0"/>
-                <w:iCs w:val="0"/>
-                <w:caps w:val="0"/>
-                <w:color w:val="0F1115"/>
-                <w:spacing w:val="0"/>
-                <w:sz w:val="18"/>
-                <w:szCs w:val="18"/>
-              </w:rPr>
-            </w:pPr>
-            <w:r>
-              <w:rPr>
-                <w:rFonts w:hint="default" w:ascii="Segoe UI" w:hAnsi="Segoe UI" w:eastAsia="Segoe UI" w:cs="Segoe UI"/>
+                <w:rFonts w:ascii="Segoe UI" w:eastAsia="Segoe UI" w:hAnsi="Segoe UI" w:cs="Segoe UI" w:hint="default"/>
+                <w:i w:val="0"/>
+                <w:iCs w:val="0"/>
+                <w:caps w:val="0"/>
+                <w:color w:val="0F1115"/>
+                <w:spacing w:val="0"/>
+                <w:sz w:val="18"/>
+                <w:szCs w:val="18"/>
+              </w:rPr>
+            </w:pPr>
+            <w:r>
+              <w:rPr>
+                <w:rFonts w:ascii="Segoe UI" w:eastAsia="Segoe UI" w:hAnsi="Segoe UI" w:cs="Segoe UI" w:hint="default"/>
                 <w:i w:val="0"/>
                 <w:iCs w:val="0"/>
                 <w:caps w:val="0"/>
@@ -3548,269 +2727,18 @@
                 <w:kern w:val="0"/>
                 <w:sz w:val="18"/>
                 <w:szCs w:val="18"/>
-                <w:bdr w:val="none" w:color="auto" w:sz="0" w:space="0"/>
-                <w:lang w:val="en-US" w:eastAsia="zh-CN" w:bidi="ar"/>
-              </w:rPr>
-              <w:t>评估日常咨询解答与培训支持的实用性与清晰度。</w:t>
+                <w:bdr w:val="nil"/>
+                <w:lang w:val="en-US" w:eastAsia="zh-CN"/>
+              </w:rPr>
+              <w:t>评估服务过程是否符合既定流程与标准。</w:t>
             </w:r>
           </w:p>
         </w:tc>
       </w:tr>
       <w:tr>
         <w:tblPrEx>
-          <w:tblBorders>
-            <w:top w:val="none" w:color="auto" w:sz="0" w:space="0"/>
-            <w:left w:val="none" w:color="auto" w:sz="0" w:space="0"/>
-            <w:bottom w:val="none" w:color="auto" w:sz="0" w:space="0"/>
-            <w:right w:val="none" w:color="auto" w:sz="0" w:space="0"/>
-            <w:insideH w:val="none" w:color="auto" w:sz="0" w:space="0"/>
-            <w:insideV w:val="none" w:color="auto" w:sz="0" w:space="0"/>
-          </w:tblBorders>
-          <w:tblCellMar>
-            <w:top w:w="15" w:type="dxa"/>
-            <w:left w:w="15" w:type="dxa"/>
-            <w:bottom w:w="15" w:type="dxa"/>
-            <w:right w:w="15" w:type="dxa"/>
-          </w:tblCellMar>
-        </w:tblPrEx>
-        <w:trPr>
+          <w:tblW w:w="0" w:type="auto"/>
           <w:jc w:val="center"/>
-        </w:trPr>
-        <w:tc>
-          <w:tcPr>
-            <w:tcW w:w="0" w:type="auto"/>
-            <w:tcBorders>
-              <w:top w:val="single" w:color="auto" w:sz="4" w:space="0"/>
-              <w:left w:val="single" w:color="auto" w:sz="4" w:space="0"/>
-              <w:bottom w:val="single" w:color="auto" w:sz="4" w:space="0"/>
-              <w:right w:val="single" w:color="auto" w:sz="4" w:space="0"/>
-            </w:tcBorders>
-            <w:shd w:val="clear" w:color="auto" w:fill="auto"/>
-            <w:tcMar>
-              <w:top w:w="120" w:type="dxa"/>
-              <w:left w:w="0" w:type="dxa"/>
-              <w:bottom w:w="120" w:type="dxa"/>
-              <w:right w:w="192" w:type="dxa"/>
-            </w:tcMar>
-            <w:vAlign w:val="center"/>
-          </w:tcPr>
-          <w:p>
-            <w:pPr>
-              <w:keepNext w:val="0"/>
-              <w:keepLines w:val="0"/>
-              <w:widowControl/>
-              <w:suppressLineNumbers w:val="0"/>
-              <w:spacing w:line="300" w:lineRule="atLeast"/>
-              <w:jc w:val="left"/>
-              <w:rPr>
-                <w:rFonts w:hint="default" w:ascii="Segoe UI" w:hAnsi="Segoe UI" w:eastAsia="Segoe UI" w:cs="Segoe UI"/>
-                <w:i w:val="0"/>
-                <w:iCs w:val="0"/>
-                <w:caps w:val="0"/>
-                <w:color w:val="0F1115"/>
-                <w:spacing w:val="0"/>
-                <w:sz w:val="18"/>
-                <w:szCs w:val="18"/>
-              </w:rPr>
-            </w:pPr>
-            <w:r>
-              <w:rPr>
-                <w:rFonts w:hint="default" w:ascii="Segoe UI" w:hAnsi="Segoe UI" w:eastAsia="Segoe UI" w:cs="Segoe UI"/>
-                <w:i w:val="0"/>
-                <w:iCs w:val="0"/>
-                <w:caps w:val="0"/>
-                <w:snapToGrid w:val="0"/>
-                <w:color w:val="0F1115"/>
-                <w:spacing w:val="0"/>
-                <w:kern w:val="0"/>
-                <w:sz w:val="18"/>
-                <w:szCs w:val="18"/>
-                <w:bdr w:val="none" w:color="auto" w:sz="0" w:space="0"/>
-                <w:lang w:val="en-US" w:eastAsia="zh-CN" w:bidi="ar"/>
-              </w:rPr>
-              <w:t>8</w:t>
-            </w:r>
-          </w:p>
-        </w:tc>
-        <w:tc>
-          <w:tcPr>
-            <w:tcW w:w="0" w:type="auto"/>
-            <w:tcBorders>
-              <w:top w:val="single" w:color="auto" w:sz="4" w:space="0"/>
-              <w:left w:val="single" w:color="auto" w:sz="4" w:space="0"/>
-              <w:bottom w:val="single" w:color="auto" w:sz="4" w:space="0"/>
-              <w:right w:val="single" w:color="auto" w:sz="4" w:space="0"/>
-            </w:tcBorders>
-            <w:shd w:val="clear" w:color="auto" w:fill="auto"/>
-            <w:tcMar>
-              <w:top w:w="120" w:type="dxa"/>
-              <w:left w:w="192" w:type="dxa"/>
-              <w:bottom w:w="120" w:type="dxa"/>
-              <w:right w:w="192" w:type="dxa"/>
-            </w:tcMar>
-            <w:vAlign w:val="center"/>
-          </w:tcPr>
-          <w:p>
-            <w:pPr>
-              <w:keepNext w:val="0"/>
-              <w:keepLines w:val="0"/>
-              <w:widowControl/>
-              <w:suppressLineNumbers w:val="0"/>
-              <w:spacing w:line="300" w:lineRule="atLeast"/>
-              <w:jc w:val="left"/>
-              <w:rPr>
-                <w:rFonts w:hint="default" w:ascii="Segoe UI" w:hAnsi="Segoe UI" w:eastAsia="Segoe UI" w:cs="Segoe UI"/>
-                <w:i w:val="0"/>
-                <w:iCs w:val="0"/>
-                <w:caps w:val="0"/>
-                <w:color w:val="0F1115"/>
-                <w:spacing w:val="0"/>
-                <w:sz w:val="18"/>
-                <w:szCs w:val="18"/>
-              </w:rPr>
-            </w:pPr>
-            <w:r>
-              <w:rPr>
-                <w:rFonts w:hint="default" w:ascii="Segoe UI" w:hAnsi="Segoe UI" w:eastAsia="Segoe UI" w:cs="Segoe UI"/>
-                <w:i w:val="0"/>
-                <w:iCs w:val="0"/>
-                <w:caps w:val="0"/>
-                <w:snapToGrid w:val="0"/>
-                <w:color w:val="0F1115"/>
-                <w:spacing w:val="0"/>
-                <w:kern w:val="0"/>
-                <w:sz w:val="18"/>
-                <w:szCs w:val="18"/>
-                <w:bdr w:val="none" w:color="auto" w:sz="0" w:space="0"/>
-                <w:lang w:val="en-US" w:eastAsia="zh-CN" w:bidi="ar"/>
-              </w:rPr>
-              <w:t>使用方便性</w:t>
-            </w:r>
-          </w:p>
-        </w:tc>
-        <w:tc>
-          <w:tcPr>
-            <w:tcW w:w="0" w:type="auto"/>
-            <w:tcBorders>
-              <w:top w:val="single" w:color="auto" w:sz="4" w:space="0"/>
-              <w:left w:val="single" w:color="auto" w:sz="4" w:space="0"/>
-              <w:bottom w:val="single" w:color="auto" w:sz="4" w:space="0"/>
-              <w:right w:val="single" w:color="auto" w:sz="4" w:space="0"/>
-            </w:tcBorders>
-            <w:shd w:val="clear" w:color="auto" w:fill="auto"/>
-            <w:tcMar>
-              <w:top w:w="120" w:type="dxa"/>
-              <w:left w:w="192" w:type="dxa"/>
-              <w:bottom w:w="120" w:type="dxa"/>
-              <w:right w:w="192" w:type="dxa"/>
-            </w:tcMar>
-            <w:vAlign w:val="center"/>
-          </w:tcPr>
-          <w:p>
-            <w:pPr>
-              <w:keepNext w:val="0"/>
-              <w:keepLines w:val="0"/>
-              <w:widowControl/>
-              <w:suppressLineNumbers w:val="0"/>
-              <w:spacing w:line="300" w:lineRule="atLeast"/>
-              <w:jc w:val="left"/>
-              <w:rPr>
-                <w:rFonts w:hint="default" w:ascii="Segoe UI" w:hAnsi="Segoe UI" w:eastAsia="Segoe UI" w:cs="Segoe UI"/>
-                <w:i w:val="0"/>
-                <w:iCs w:val="0"/>
-                <w:caps w:val="0"/>
-                <w:color w:val="0F1115"/>
-                <w:spacing w:val="0"/>
-                <w:sz w:val="18"/>
-                <w:szCs w:val="18"/>
-              </w:rPr>
-            </w:pPr>
-            <w:r>
-              <w:rPr>
-                <w:rFonts w:hint="default" w:ascii="Segoe UI" w:hAnsi="Segoe UI" w:eastAsia="Segoe UI" w:cs="Segoe UI"/>
-                <w:i w:val="0"/>
-                <w:iCs w:val="0"/>
-                <w:caps w:val="0"/>
-                <w:snapToGrid w:val="0"/>
-                <w:color w:val="0F1115"/>
-                <w:spacing w:val="0"/>
-                <w:kern w:val="0"/>
-                <w:sz w:val="18"/>
-                <w:szCs w:val="18"/>
-                <w:bdr w:val="none" w:color="auto" w:sz="0" w:space="0"/>
-                <w:lang w:val="en-US" w:eastAsia="zh-CN" w:bidi="ar"/>
-              </w:rPr>
-              <w:t>10分</w:t>
-            </w:r>
-          </w:p>
-        </w:tc>
-        <w:tc>
-          <w:tcPr>
-            <w:tcW w:w="0" w:type="auto"/>
-            <w:tcBorders>
-              <w:top w:val="single" w:color="auto" w:sz="4" w:space="0"/>
-              <w:left w:val="single" w:color="auto" w:sz="4" w:space="0"/>
-              <w:bottom w:val="single" w:color="auto" w:sz="4" w:space="0"/>
-              <w:right w:val="single" w:color="auto" w:sz="4" w:space="0"/>
-            </w:tcBorders>
-            <w:shd w:val="clear" w:color="auto" w:fill="auto"/>
-            <w:tcMar>
-              <w:top w:w="120" w:type="dxa"/>
-              <w:left w:w="192" w:type="dxa"/>
-              <w:bottom w:w="120" w:type="dxa"/>
-              <w:right w:w="0" w:type="dxa"/>
-            </w:tcMar>
-            <w:vAlign w:val="center"/>
-          </w:tcPr>
-          <w:p>
-            <w:pPr>
-              <w:keepNext w:val="0"/>
-              <w:keepLines w:val="0"/>
-              <w:widowControl/>
-              <w:suppressLineNumbers w:val="0"/>
-              <w:spacing w:line="300" w:lineRule="atLeast"/>
-              <w:jc w:val="left"/>
-              <w:rPr>
-                <w:rFonts w:hint="default" w:ascii="Segoe UI" w:hAnsi="Segoe UI" w:eastAsia="Segoe UI" w:cs="Segoe UI"/>
-                <w:i w:val="0"/>
-                <w:iCs w:val="0"/>
-                <w:caps w:val="0"/>
-                <w:color w:val="0F1115"/>
-                <w:spacing w:val="0"/>
-                <w:sz w:val="18"/>
-                <w:szCs w:val="18"/>
-              </w:rPr>
-            </w:pPr>
-            <w:r>
-              <w:rPr>
-                <w:rFonts w:hint="default" w:ascii="Segoe UI" w:hAnsi="Segoe UI" w:eastAsia="Segoe UI" w:cs="Segoe UI"/>
-                <w:i w:val="0"/>
-                <w:iCs w:val="0"/>
-                <w:caps w:val="0"/>
-                <w:snapToGrid w:val="0"/>
-                <w:color w:val="0F1115"/>
-                <w:spacing w:val="0"/>
-                <w:kern w:val="0"/>
-                <w:sz w:val="18"/>
-                <w:szCs w:val="18"/>
-                <w:bdr w:val="none" w:color="auto" w:sz="0" w:space="0"/>
-                <w:lang w:val="en-US" w:eastAsia="zh-CN" w:bidi="ar"/>
-              </w:rPr>
-              <w:t>评估所提供的系统、工具或文档是否易于理解和使用。</w:t>
-            </w:r>
-          </w:p>
-        </w:tc>
-      </w:tr>
-      <w:tr>
-        <w:tblPrEx>
-          <w:tblBorders>
-            <w:top w:val="none" w:color="auto" w:sz="0" w:space="0"/>
-            <w:left w:val="none" w:color="auto" w:sz="0" w:space="0"/>
-            <w:bottom w:val="none" w:color="auto" w:sz="0" w:space="0"/>
-            <w:right w:val="none" w:color="auto" w:sz="0" w:space="0"/>
-            <w:insideH w:val="none" w:color="auto" w:sz="0" w:space="0"/>
-            <w:insideV w:val="none" w:color="auto" w:sz="0" w:space="0"/>
-          </w:tblBorders>
           <w:shd w:val="clear" w:color="auto" w:fill="auto"/>
           <w:tblCellMar>
             <w:top w:w="15" w:type="dxa"/>
@@ -3826,10 +2754,10 @@
           <w:tcPr>
             <w:tcW w:w="0" w:type="auto"/>
             <w:tcBorders>
-              <w:top w:val="single" w:color="auto" w:sz="4" w:space="0"/>
-              <w:left w:val="single" w:color="auto" w:sz="4" w:space="0"/>
-              <w:bottom w:val="single" w:color="auto" w:sz="4" w:space="0"/>
-              <w:right w:val="single" w:color="auto" w:sz="4" w:space="0"/>
+              <w:top w:val="single" w:sz="4" w:space="0" w:color="auto"/>
+              <w:left w:val="single" w:sz="4" w:space="0" w:color="auto"/>
+              <w:bottom w:val="single" w:sz="4" w:space="0" w:color="auto"/>
+              <w:right w:val="single" w:sz="4" w:space="0" w:color="auto"/>
             </w:tcBorders>
             <w:shd w:val="clear" w:color="auto" w:fill="auto"/>
             <w:tcMar>
@@ -3849,19 +2777,19 @@
               <w:spacing w:line="300" w:lineRule="atLeast"/>
               <w:jc w:val="left"/>
               <w:rPr>
-                <w:rFonts w:hint="default" w:ascii="Segoe UI" w:hAnsi="Segoe UI" w:eastAsia="Segoe UI" w:cs="Segoe UI"/>
-                <w:i w:val="0"/>
-                <w:iCs w:val="0"/>
-                <w:caps w:val="0"/>
-                <w:color w:val="0F1115"/>
-                <w:spacing w:val="0"/>
-                <w:sz w:val="18"/>
-                <w:szCs w:val="18"/>
-              </w:rPr>
-            </w:pPr>
-            <w:r>
-              <w:rPr>
-                <w:rFonts w:hint="default" w:ascii="Segoe UI" w:hAnsi="Segoe UI" w:eastAsia="Segoe UI" w:cs="Segoe UI"/>
+                <w:rFonts w:ascii="Segoe UI" w:eastAsia="Segoe UI" w:hAnsi="Segoe UI" w:cs="Segoe UI" w:hint="default"/>
+                <w:i w:val="0"/>
+                <w:iCs w:val="0"/>
+                <w:caps w:val="0"/>
+                <w:color w:val="0F1115"/>
+                <w:spacing w:val="0"/>
+                <w:sz w:val="18"/>
+                <w:szCs w:val="18"/>
+              </w:rPr>
+            </w:pPr>
+            <w:r>
+              <w:rPr>
+                <w:rFonts w:ascii="Segoe UI" w:eastAsia="Segoe UI" w:hAnsi="Segoe UI" w:cs="Segoe UI" w:hint="default"/>
                 <w:i w:val="0"/>
                 <w:iCs w:val="0"/>
                 <w:caps w:val="0"/>
@@ -3871,10 +2799,10 @@
                 <w:kern w:val="0"/>
                 <w:sz w:val="18"/>
                 <w:szCs w:val="18"/>
-                <w:bdr w:val="none" w:color="auto" w:sz="0" w:space="0"/>
-                <w:lang w:val="en-US" w:eastAsia="zh-CN" w:bidi="ar"/>
-              </w:rPr>
-              <w:t>9</w:t>
+                <w:bdr w:val="nil"/>
+                <w:lang w:val="en-US" w:eastAsia="zh-CN"/>
+              </w:rPr>
+              <w:t>5</w:t>
             </w:r>
           </w:p>
         </w:tc>
@@ -3882,10 +2810,10 @@
           <w:tcPr>
             <w:tcW w:w="0" w:type="auto"/>
             <w:tcBorders>
-              <w:top w:val="single" w:color="auto" w:sz="4" w:space="0"/>
-              <w:left w:val="single" w:color="auto" w:sz="4" w:space="0"/>
-              <w:bottom w:val="single" w:color="auto" w:sz="4" w:space="0"/>
-              <w:right w:val="single" w:color="auto" w:sz="4" w:space="0"/>
+              <w:top w:val="single" w:sz="4" w:space="0" w:color="auto"/>
+              <w:left w:val="single" w:sz="4" w:space="0" w:color="auto"/>
+              <w:bottom w:val="single" w:sz="4" w:space="0" w:color="auto"/>
+              <w:right w:val="single" w:sz="4" w:space="0" w:color="auto"/>
             </w:tcBorders>
             <w:shd w:val="clear" w:color="auto" w:fill="auto"/>
             <w:tcMar>
@@ -3905,19 +2833,19 @@
               <w:spacing w:line="300" w:lineRule="atLeast"/>
               <w:jc w:val="left"/>
               <w:rPr>
-                <w:rFonts w:hint="default" w:ascii="Segoe UI" w:hAnsi="Segoe UI" w:eastAsia="Segoe UI" w:cs="Segoe UI"/>
-                <w:i w:val="0"/>
-                <w:iCs w:val="0"/>
-                <w:caps w:val="0"/>
-                <w:color w:val="0F1115"/>
-                <w:spacing w:val="0"/>
-                <w:sz w:val="18"/>
-                <w:szCs w:val="18"/>
-              </w:rPr>
-            </w:pPr>
-            <w:r>
-              <w:rPr>
-                <w:rFonts w:hint="default" w:ascii="Segoe UI" w:hAnsi="Segoe UI" w:eastAsia="Segoe UI" w:cs="Segoe UI"/>
+                <w:rFonts w:ascii="Segoe UI" w:eastAsia="Segoe UI" w:hAnsi="Segoe UI" w:cs="Segoe UI" w:hint="default"/>
+                <w:i w:val="0"/>
+                <w:iCs w:val="0"/>
+                <w:caps w:val="0"/>
+                <w:color w:val="0F1115"/>
+                <w:spacing w:val="0"/>
+                <w:sz w:val="18"/>
+                <w:szCs w:val="18"/>
+              </w:rPr>
+            </w:pPr>
+            <w:r>
+              <w:rPr>
+                <w:rFonts w:ascii="Segoe UI" w:eastAsia="Segoe UI" w:hAnsi="Segoe UI" w:cs="Segoe UI" w:hint="default"/>
                 <w:i w:val="0"/>
                 <w:iCs w:val="0"/>
                 <w:caps w:val="0"/>
@@ -3927,10 +2855,10 @@
                 <w:kern w:val="0"/>
                 <w:sz w:val="18"/>
                 <w:szCs w:val="18"/>
-                <w:bdr w:val="none" w:color="auto" w:sz="0" w:space="0"/>
-                <w:lang w:val="en-US" w:eastAsia="zh-CN" w:bidi="ar"/>
-              </w:rPr>
-              <w:t>系统相关培训</w:t>
+                <w:bdr w:val="nil"/>
+                <w:lang w:val="en-US" w:eastAsia="zh-CN"/>
+              </w:rPr>
+              <w:t>问题解决的效率</w:t>
             </w:r>
           </w:p>
         </w:tc>
@@ -3938,10 +2866,10 @@
           <w:tcPr>
             <w:tcW w:w="0" w:type="auto"/>
             <w:tcBorders>
-              <w:top w:val="single" w:color="auto" w:sz="4" w:space="0"/>
-              <w:left w:val="single" w:color="auto" w:sz="4" w:space="0"/>
-              <w:bottom w:val="single" w:color="auto" w:sz="4" w:space="0"/>
-              <w:right w:val="single" w:color="auto" w:sz="4" w:space="0"/>
+              <w:top w:val="single" w:sz="4" w:space="0" w:color="auto"/>
+              <w:left w:val="single" w:sz="4" w:space="0" w:color="auto"/>
+              <w:bottom w:val="single" w:sz="4" w:space="0" w:color="auto"/>
+              <w:right w:val="single" w:sz="4" w:space="0" w:color="auto"/>
             </w:tcBorders>
             <w:shd w:val="clear" w:color="auto" w:fill="auto"/>
             <w:tcMar>
@@ -3961,19 +2889,19 @@
               <w:spacing w:line="300" w:lineRule="atLeast"/>
               <w:jc w:val="left"/>
               <w:rPr>
-                <w:rFonts w:hint="default" w:ascii="Segoe UI" w:hAnsi="Segoe UI" w:eastAsia="Segoe UI" w:cs="Segoe UI"/>
-                <w:i w:val="0"/>
-                <w:iCs w:val="0"/>
-                <w:caps w:val="0"/>
-                <w:color w:val="0F1115"/>
-                <w:spacing w:val="0"/>
-                <w:sz w:val="18"/>
-                <w:szCs w:val="18"/>
-              </w:rPr>
-            </w:pPr>
-            <w:r>
-              <w:rPr>
-                <w:rFonts w:hint="default" w:ascii="Segoe UI" w:hAnsi="Segoe UI" w:eastAsia="Segoe UI" w:cs="Segoe UI"/>
+                <w:rFonts w:ascii="Segoe UI" w:eastAsia="Segoe UI" w:hAnsi="Segoe UI" w:cs="Segoe UI" w:hint="default"/>
+                <w:i w:val="0"/>
+                <w:iCs w:val="0"/>
+                <w:caps w:val="0"/>
+                <w:color w:val="0F1115"/>
+                <w:spacing w:val="0"/>
+                <w:sz w:val="18"/>
+                <w:szCs w:val="18"/>
+              </w:rPr>
+            </w:pPr>
+            <w:r>
+              <w:rPr>
+                <w:rFonts w:ascii="Segoe UI" w:eastAsia="Segoe UI" w:hAnsi="Segoe UI" w:cs="Segoe UI" w:hint="default"/>
                 <w:i w:val="0"/>
                 <w:iCs w:val="0"/>
                 <w:caps w:val="0"/>
@@ -3983,8 +2911,8 @@
                 <w:kern w:val="0"/>
                 <w:sz w:val="18"/>
                 <w:szCs w:val="18"/>
-                <w:bdr w:val="none" w:color="auto" w:sz="0" w:space="0"/>
-                <w:lang w:val="en-US" w:eastAsia="zh-CN" w:bidi="ar"/>
+                <w:bdr w:val="nil"/>
+                <w:lang w:val="en-US" w:eastAsia="zh-CN"/>
               </w:rPr>
               <w:t>10分</w:t>
             </w:r>
@@ -3994,10 +2922,10 @@
           <w:tcPr>
             <w:tcW w:w="0" w:type="auto"/>
             <w:tcBorders>
-              <w:top w:val="single" w:color="auto" w:sz="4" w:space="0"/>
-              <w:left w:val="single" w:color="auto" w:sz="4" w:space="0"/>
-              <w:bottom w:val="single" w:color="auto" w:sz="4" w:space="0"/>
-              <w:right w:val="single" w:color="auto" w:sz="4" w:space="0"/>
+              <w:top w:val="single" w:sz="4" w:space="0" w:color="auto"/>
+              <w:left w:val="single" w:sz="4" w:space="0" w:color="auto"/>
+              <w:bottom w:val="single" w:sz="4" w:space="0" w:color="auto"/>
+              <w:right w:val="single" w:sz="4" w:space="0" w:color="auto"/>
             </w:tcBorders>
             <w:shd w:val="clear" w:color="auto" w:fill="auto"/>
             <w:tcMar>
@@ -4017,19 +2945,19 @@
               <w:spacing w:line="300" w:lineRule="atLeast"/>
               <w:jc w:val="left"/>
               <w:rPr>
-                <w:rFonts w:hint="default" w:ascii="Segoe UI" w:hAnsi="Segoe UI" w:eastAsia="Segoe UI" w:cs="Segoe UI"/>
-                <w:i w:val="0"/>
-                <w:iCs w:val="0"/>
-                <w:caps w:val="0"/>
-                <w:color w:val="0F1115"/>
-                <w:spacing w:val="0"/>
-                <w:sz w:val="18"/>
-                <w:szCs w:val="18"/>
-              </w:rPr>
-            </w:pPr>
-            <w:r>
-              <w:rPr>
-                <w:rFonts w:hint="default" w:ascii="Segoe UI" w:hAnsi="Segoe UI" w:eastAsia="Segoe UI" w:cs="Segoe UI"/>
+                <w:rFonts w:ascii="Segoe UI" w:eastAsia="Segoe UI" w:hAnsi="Segoe UI" w:cs="Segoe UI" w:hint="default"/>
+                <w:i w:val="0"/>
+                <w:iCs w:val="0"/>
+                <w:caps w:val="0"/>
+                <w:color w:val="0F1115"/>
+                <w:spacing w:val="0"/>
+                <w:sz w:val="18"/>
+                <w:szCs w:val="18"/>
+              </w:rPr>
+            </w:pPr>
+            <w:r>
+              <w:rPr>
+                <w:rFonts w:ascii="Segoe UI" w:eastAsia="Segoe UI" w:hAnsi="Segoe UI" w:cs="Segoe UI" w:hint="default"/>
                 <w:i w:val="0"/>
                 <w:iCs w:val="0"/>
                 <w:caps w:val="0"/>
@@ -4039,24 +2967,18 @@
                 <w:kern w:val="0"/>
                 <w:sz w:val="18"/>
                 <w:szCs w:val="18"/>
-                <w:bdr w:val="none" w:color="auto" w:sz="0" w:space="0"/>
-                <w:lang w:val="en-US" w:eastAsia="zh-CN" w:bidi="ar"/>
-              </w:rPr>
-              <w:t>评估针对具体系统操作的培训质量与效果。</w:t>
+                <w:bdr w:val="nil"/>
+                <w:lang w:val="en-US" w:eastAsia="zh-CN"/>
+              </w:rPr>
+              <w:t>评估从发现问题到解决方案提出的时间周期。</w:t>
             </w:r>
           </w:p>
         </w:tc>
       </w:tr>
       <w:tr>
         <w:tblPrEx>
-          <w:tblBorders>
-            <w:top w:val="none" w:color="auto" w:sz="0" w:space="0"/>
-            <w:left w:val="none" w:color="auto" w:sz="0" w:space="0"/>
-            <w:bottom w:val="none" w:color="auto" w:sz="0" w:space="0"/>
-            <w:right w:val="none" w:color="auto" w:sz="0" w:space="0"/>
-            <w:insideH w:val="none" w:color="auto" w:sz="0" w:space="0"/>
-            <w:insideV w:val="none" w:color="auto" w:sz="0" w:space="0"/>
-          </w:tblBorders>
+          <w:tblW w:w="0" w:type="auto"/>
+          <w:jc w:val="center"/>
           <w:shd w:val="clear" w:color="auto" w:fill="auto"/>
           <w:tblCellMar>
             <w:top w:w="15" w:type="dxa"/>
@@ -4072,10 +2994,10 @@
           <w:tcPr>
             <w:tcW w:w="0" w:type="auto"/>
             <w:tcBorders>
-              <w:top w:val="single" w:color="auto" w:sz="4" w:space="0"/>
-              <w:left w:val="single" w:color="auto" w:sz="4" w:space="0"/>
-              <w:bottom w:val="single" w:color="auto" w:sz="4" w:space="0"/>
-              <w:right w:val="single" w:color="auto" w:sz="4" w:space="0"/>
+              <w:top w:val="single" w:sz="4" w:space="0" w:color="auto"/>
+              <w:left w:val="single" w:sz="4" w:space="0" w:color="auto"/>
+              <w:bottom w:val="single" w:sz="4" w:space="0" w:color="auto"/>
+              <w:right w:val="single" w:sz="4" w:space="0" w:color="auto"/>
             </w:tcBorders>
             <w:shd w:val="clear" w:color="auto" w:fill="auto"/>
             <w:tcMar>
@@ -4095,19 +3017,19 @@
               <w:spacing w:line="300" w:lineRule="atLeast"/>
               <w:jc w:val="left"/>
               <w:rPr>
-                <w:rFonts w:hint="default" w:ascii="Segoe UI" w:hAnsi="Segoe UI" w:eastAsia="Segoe UI" w:cs="Segoe UI"/>
-                <w:i w:val="0"/>
-                <w:iCs w:val="0"/>
-                <w:caps w:val="0"/>
-                <w:color w:val="0F1115"/>
-                <w:spacing w:val="0"/>
-                <w:sz w:val="18"/>
-                <w:szCs w:val="18"/>
-              </w:rPr>
-            </w:pPr>
-            <w:r>
-              <w:rPr>
-                <w:rFonts w:hint="default" w:ascii="Segoe UI" w:hAnsi="Segoe UI" w:eastAsia="Segoe UI" w:cs="Segoe UI"/>
+                <w:rFonts w:ascii="Segoe UI" w:eastAsia="Segoe UI" w:hAnsi="Segoe UI" w:cs="Segoe UI" w:hint="default"/>
+                <w:i w:val="0"/>
+                <w:iCs w:val="0"/>
+                <w:caps w:val="0"/>
+                <w:color w:val="0F1115"/>
+                <w:spacing w:val="0"/>
+                <w:sz w:val="18"/>
+                <w:szCs w:val="18"/>
+              </w:rPr>
+            </w:pPr>
+            <w:r>
+              <w:rPr>
+                <w:rFonts w:ascii="Segoe UI" w:eastAsia="Segoe UI" w:hAnsi="Segoe UI" w:cs="Segoe UI" w:hint="default"/>
                 <w:i w:val="0"/>
                 <w:iCs w:val="0"/>
                 <w:caps w:val="0"/>
@@ -4117,10 +3039,10 @@
                 <w:kern w:val="0"/>
                 <w:sz w:val="18"/>
                 <w:szCs w:val="18"/>
-                <w:bdr w:val="none" w:color="auto" w:sz="0" w:space="0"/>
-                <w:lang w:val="en-US" w:eastAsia="zh-CN" w:bidi="ar"/>
-              </w:rPr>
-              <w:t>10</w:t>
+                <w:bdr w:val="nil"/>
+                <w:lang w:val="en-US" w:eastAsia="zh-CN"/>
+              </w:rPr>
+              <w:t>6</w:t>
             </w:r>
           </w:p>
         </w:tc>
@@ -4128,10 +3050,10 @@
           <w:tcPr>
             <w:tcW w:w="0" w:type="auto"/>
             <w:tcBorders>
-              <w:top w:val="single" w:color="auto" w:sz="4" w:space="0"/>
-              <w:left w:val="single" w:color="auto" w:sz="4" w:space="0"/>
-              <w:bottom w:val="single" w:color="auto" w:sz="4" w:space="0"/>
-              <w:right w:val="single" w:color="auto" w:sz="4" w:space="0"/>
+              <w:top w:val="single" w:sz="4" w:space="0" w:color="auto"/>
+              <w:left w:val="single" w:sz="4" w:space="0" w:color="auto"/>
+              <w:bottom w:val="single" w:sz="4" w:space="0" w:color="auto"/>
+              <w:right w:val="single" w:sz="4" w:space="0" w:color="auto"/>
             </w:tcBorders>
             <w:shd w:val="clear" w:color="auto" w:fill="auto"/>
             <w:tcMar>
@@ -4151,19 +3073,19 @@
               <w:spacing w:line="300" w:lineRule="atLeast"/>
               <w:jc w:val="left"/>
               <w:rPr>
-                <w:rFonts w:hint="default" w:ascii="Segoe UI" w:hAnsi="Segoe UI" w:eastAsia="Segoe UI" w:cs="Segoe UI"/>
-                <w:i w:val="0"/>
-                <w:iCs w:val="0"/>
-                <w:caps w:val="0"/>
-                <w:color w:val="0F1115"/>
-                <w:spacing w:val="0"/>
-                <w:sz w:val="18"/>
-                <w:szCs w:val="18"/>
-              </w:rPr>
-            </w:pPr>
-            <w:r>
-              <w:rPr>
-                <w:rFonts w:hint="default" w:ascii="Segoe UI" w:hAnsi="Segoe UI" w:eastAsia="Segoe UI" w:cs="Segoe UI"/>
+                <w:rFonts w:ascii="Segoe UI" w:eastAsia="Segoe UI" w:hAnsi="Segoe UI" w:cs="Segoe UI" w:hint="default"/>
+                <w:i w:val="0"/>
+                <w:iCs w:val="0"/>
+                <w:caps w:val="0"/>
+                <w:color w:val="0F1115"/>
+                <w:spacing w:val="0"/>
+                <w:sz w:val="18"/>
+                <w:szCs w:val="18"/>
+              </w:rPr>
+            </w:pPr>
+            <w:r>
+              <w:rPr>
+                <w:rFonts w:ascii="Segoe UI" w:eastAsia="Segoe UI" w:hAnsi="Segoe UI" w:cs="Segoe UI" w:hint="default"/>
                 <w:i w:val="0"/>
                 <w:iCs w:val="0"/>
                 <w:caps w:val="0"/>
@@ -4173,10 +3095,10 @@
                 <w:kern w:val="0"/>
                 <w:sz w:val="18"/>
                 <w:szCs w:val="18"/>
-                <w:bdr w:val="none" w:color="auto" w:sz="0" w:space="0"/>
-                <w:lang w:val="en-US" w:eastAsia="zh-CN" w:bidi="ar"/>
-              </w:rPr>
-              <w:t>服务台服务水平</w:t>
+                <w:bdr w:val="nil"/>
+                <w:lang w:val="en-US" w:eastAsia="zh-CN"/>
+              </w:rPr>
+              <w:t>问题解决有效性</w:t>
             </w:r>
           </w:p>
         </w:tc>
@@ -4184,10 +3106,10 @@
           <w:tcPr>
             <w:tcW w:w="0" w:type="auto"/>
             <w:tcBorders>
-              <w:top w:val="single" w:color="auto" w:sz="4" w:space="0"/>
-              <w:left w:val="single" w:color="auto" w:sz="4" w:space="0"/>
-              <w:bottom w:val="single" w:color="auto" w:sz="4" w:space="0"/>
-              <w:right w:val="single" w:color="auto" w:sz="4" w:space="0"/>
+              <w:top w:val="single" w:sz="4" w:space="0" w:color="auto"/>
+              <w:left w:val="single" w:sz="4" w:space="0" w:color="auto"/>
+              <w:bottom w:val="single" w:sz="4" w:space="0" w:color="auto"/>
+              <w:right w:val="single" w:sz="4" w:space="0" w:color="auto"/>
             </w:tcBorders>
             <w:shd w:val="clear" w:color="auto" w:fill="auto"/>
             <w:tcMar>
@@ -4207,19 +3129,19 @@
               <w:spacing w:line="300" w:lineRule="atLeast"/>
               <w:jc w:val="left"/>
               <w:rPr>
-                <w:rFonts w:hint="default" w:ascii="Segoe UI" w:hAnsi="Segoe UI" w:eastAsia="Segoe UI" w:cs="Segoe UI"/>
-                <w:i w:val="0"/>
-                <w:iCs w:val="0"/>
-                <w:caps w:val="0"/>
-                <w:color w:val="0F1115"/>
-                <w:spacing w:val="0"/>
-                <w:sz w:val="18"/>
-                <w:szCs w:val="18"/>
-              </w:rPr>
-            </w:pPr>
-            <w:r>
-              <w:rPr>
-                <w:rFonts w:hint="default" w:ascii="Segoe UI" w:hAnsi="Segoe UI" w:eastAsia="Segoe UI" w:cs="Segoe UI"/>
+                <w:rFonts w:ascii="Segoe UI" w:eastAsia="Segoe UI" w:hAnsi="Segoe UI" w:cs="Segoe UI" w:hint="default"/>
+                <w:i w:val="0"/>
+                <w:iCs w:val="0"/>
+                <w:caps w:val="0"/>
+                <w:color w:val="0F1115"/>
+                <w:spacing w:val="0"/>
+                <w:sz w:val="18"/>
+                <w:szCs w:val="18"/>
+              </w:rPr>
+            </w:pPr>
+            <w:r>
+              <w:rPr>
+                <w:rFonts w:ascii="Segoe UI" w:eastAsia="Segoe UI" w:hAnsi="Segoe UI" w:cs="Segoe UI" w:hint="default"/>
                 <w:i w:val="0"/>
                 <w:iCs w:val="0"/>
                 <w:caps w:val="0"/>
@@ -4229,8 +3151,8 @@
                 <w:kern w:val="0"/>
                 <w:sz w:val="18"/>
                 <w:szCs w:val="18"/>
-                <w:bdr w:val="none" w:color="auto" w:sz="0" w:space="0"/>
-                <w:lang w:val="en-US" w:eastAsia="zh-CN" w:bidi="ar"/>
+                <w:bdr w:val="nil"/>
+                <w:lang w:val="en-US" w:eastAsia="zh-CN"/>
               </w:rPr>
               <w:t>10分</w:t>
             </w:r>
@@ -4240,10 +3162,10 @@
           <w:tcPr>
             <w:tcW w:w="0" w:type="auto"/>
             <w:tcBorders>
-              <w:top w:val="single" w:color="auto" w:sz="4" w:space="0"/>
-              <w:left w:val="single" w:color="auto" w:sz="4" w:space="0"/>
-              <w:bottom w:val="single" w:color="auto" w:sz="4" w:space="0"/>
-              <w:right w:val="single" w:color="auto" w:sz="4" w:space="0"/>
+              <w:top w:val="single" w:sz="4" w:space="0" w:color="auto"/>
+              <w:left w:val="single" w:sz="4" w:space="0" w:color="auto"/>
+              <w:bottom w:val="single" w:sz="4" w:space="0" w:color="auto"/>
+              <w:right w:val="single" w:sz="4" w:space="0" w:color="auto"/>
             </w:tcBorders>
             <w:shd w:val="clear" w:color="auto" w:fill="auto"/>
             <w:tcMar>
@@ -4263,19 +3185,19 @@
               <w:spacing w:line="300" w:lineRule="atLeast"/>
               <w:jc w:val="left"/>
               <w:rPr>
-                <w:rFonts w:hint="default" w:ascii="Segoe UI" w:hAnsi="Segoe UI" w:eastAsia="Segoe UI" w:cs="Segoe UI"/>
-                <w:i w:val="0"/>
-                <w:iCs w:val="0"/>
-                <w:caps w:val="0"/>
-                <w:color w:val="0F1115"/>
-                <w:spacing w:val="0"/>
-                <w:sz w:val="18"/>
-                <w:szCs w:val="18"/>
-              </w:rPr>
-            </w:pPr>
-            <w:r>
-              <w:rPr>
-                <w:rFonts w:hint="default" w:ascii="Segoe UI" w:hAnsi="Segoe UI" w:eastAsia="Segoe UI" w:cs="Segoe UI"/>
+                <w:rFonts w:ascii="Segoe UI" w:eastAsia="Segoe UI" w:hAnsi="Segoe UI" w:cs="Segoe UI" w:hint="default"/>
+                <w:i w:val="0"/>
+                <w:iCs w:val="0"/>
+                <w:caps w:val="0"/>
+                <w:color w:val="0F1115"/>
+                <w:spacing w:val="0"/>
+                <w:sz w:val="18"/>
+                <w:szCs w:val="18"/>
+              </w:rPr>
+            </w:pPr>
+            <w:r>
+              <w:rPr>
+                <w:rFonts w:ascii="Segoe UI" w:eastAsia="Segoe UI" w:hAnsi="Segoe UI" w:cs="Segoe UI" w:hint="default"/>
                 <w:i w:val="0"/>
                 <w:iCs w:val="0"/>
                 <w:caps w:val="0"/>
@@ -4285,24 +3207,19 @@
                 <w:kern w:val="0"/>
                 <w:sz w:val="18"/>
                 <w:szCs w:val="18"/>
-                <w:bdr w:val="none" w:color="auto" w:sz="0" w:space="0"/>
-                <w:lang w:val="en-US" w:eastAsia="zh-CN" w:bidi="ar"/>
-              </w:rPr>
-              <w:t>评估服务台在接入、沟通、派单及跟进过程中的整体表现。</w:t>
+                <w:bdr w:val="nil"/>
+                <w:lang w:val="en-US" w:eastAsia="zh-CN"/>
+              </w:rPr>
+              <w:t>评估解决方案是否彻底、根本地解决了问题，无复发。</w:t>
             </w:r>
           </w:p>
         </w:tc>
       </w:tr>
       <w:tr>
         <w:tblPrEx>
-          <w:tblBorders>
-            <w:top w:val="none" w:color="auto" w:sz="0" w:space="0"/>
-            <w:left w:val="none" w:color="auto" w:sz="0" w:space="0"/>
-            <w:bottom w:val="none" w:color="auto" w:sz="0" w:space="0"/>
-            <w:right w:val="none" w:color="auto" w:sz="0" w:space="0"/>
-            <w:insideH w:val="none" w:color="auto" w:sz="0" w:space="0"/>
-            <w:insideV w:val="none" w:color="auto" w:sz="0" w:space="0"/>
-          </w:tblBorders>
+          <w:tblW w:w="0" w:type="auto"/>
+          <w:jc w:val="center"/>
+          <w:shd w:val="clear" w:color="auto" w:fill="auto"/>
           <w:tblCellMar>
             <w:top w:w="15" w:type="dxa"/>
             <w:left w:w="15" w:type="dxa"/>
@@ -4317,10 +3234,10 @@
           <w:tcPr>
             <w:tcW w:w="0" w:type="auto"/>
             <w:tcBorders>
-              <w:top w:val="single" w:color="auto" w:sz="4" w:space="0"/>
-              <w:left w:val="single" w:color="auto" w:sz="4" w:space="0"/>
-              <w:bottom w:val="single" w:color="auto" w:sz="4" w:space="0"/>
-              <w:right w:val="single" w:color="auto" w:sz="4" w:space="0"/>
+              <w:top w:val="single" w:sz="4" w:space="0" w:color="auto"/>
+              <w:left w:val="single" w:sz="4" w:space="0" w:color="auto"/>
+              <w:bottom w:val="single" w:sz="4" w:space="0" w:color="auto"/>
+              <w:right w:val="single" w:sz="4" w:space="0" w:color="auto"/>
             </w:tcBorders>
             <w:shd w:val="clear" w:color="auto" w:fill="auto"/>
             <w:tcMar>
@@ -4333,27 +3250,50 @@
           </w:tcPr>
           <w:p>
             <w:pPr>
-              <w:rPr>
-                <w:rFonts w:hint="default" w:ascii="Segoe UI" w:hAnsi="Segoe UI" w:eastAsia="Segoe UI" w:cs="Segoe UI"/>
-                <w:i w:val="0"/>
-                <w:iCs w:val="0"/>
-                <w:caps w:val="0"/>
-                <w:color w:val="0F1115"/>
-                <w:spacing w:val="0"/>
-                <w:sz w:val="18"/>
-                <w:szCs w:val="18"/>
-              </w:rPr>
-            </w:pPr>
+              <w:keepNext w:val="0"/>
+              <w:keepLines w:val="0"/>
+              <w:widowControl/>
+              <w:suppressLineNumbers w:val="0"/>
+              <w:spacing w:line="300" w:lineRule="atLeast"/>
+              <w:jc w:val="left"/>
+              <w:rPr>
+                <w:rFonts w:ascii="Segoe UI" w:eastAsia="Segoe UI" w:hAnsi="Segoe UI" w:cs="Segoe UI" w:hint="default"/>
+                <w:i w:val="0"/>
+                <w:iCs w:val="0"/>
+                <w:caps w:val="0"/>
+                <w:color w:val="0F1115"/>
+                <w:spacing w:val="0"/>
+                <w:sz w:val="18"/>
+                <w:szCs w:val="18"/>
+              </w:rPr>
+            </w:pPr>
+            <w:r>
+              <w:rPr>
+                <w:rFonts w:ascii="Segoe UI" w:eastAsia="Segoe UI" w:hAnsi="Segoe UI" w:cs="Segoe UI" w:hint="default"/>
+                <w:i w:val="0"/>
+                <w:iCs w:val="0"/>
+                <w:caps w:val="0"/>
+                <w:snapToGrid w:val="0"/>
+                <w:color w:val="0F1115"/>
+                <w:spacing w:val="0"/>
+                <w:kern w:val="0"/>
+                <w:sz w:val="18"/>
+                <w:szCs w:val="18"/>
+                <w:bdr w:val="nil"/>
+                <w:lang w:val="en-US" w:eastAsia="zh-CN"/>
+              </w:rPr>
+              <w:t>7</w:t>
+            </w:r>
           </w:p>
         </w:tc>
         <w:tc>
           <w:tcPr>
             <w:tcW w:w="0" w:type="auto"/>
             <w:tcBorders>
-              <w:top w:val="single" w:color="auto" w:sz="4" w:space="0"/>
-              <w:left w:val="single" w:color="auto" w:sz="4" w:space="0"/>
-              <w:bottom w:val="single" w:color="auto" w:sz="4" w:space="0"/>
-              <w:right w:val="single" w:color="auto" w:sz="4" w:space="0"/>
+              <w:top w:val="single" w:sz="4" w:space="0" w:color="auto"/>
+              <w:left w:val="single" w:sz="4" w:space="0" w:color="auto"/>
+              <w:bottom w:val="single" w:sz="4" w:space="0" w:color="auto"/>
+              <w:right w:val="single" w:sz="4" w:space="0" w:color="auto"/>
             </w:tcBorders>
             <w:shd w:val="clear" w:color="auto" w:fill="auto"/>
             <w:tcMar>
@@ -4373,22 +3313,19 @@
               <w:spacing w:line="300" w:lineRule="atLeast"/>
               <w:jc w:val="left"/>
               <w:rPr>
-                <w:rFonts w:hint="default" w:ascii="Segoe UI" w:hAnsi="Segoe UI" w:eastAsia="Segoe UI" w:cs="Segoe UI"/>
-                <w:i w:val="0"/>
-                <w:iCs w:val="0"/>
-                <w:caps w:val="0"/>
-                <w:color w:val="0F1115"/>
-                <w:spacing w:val="0"/>
-                <w:sz w:val="18"/>
-                <w:szCs w:val="18"/>
-              </w:rPr>
-            </w:pPr>
-            <w:r>
-              <w:rPr>
-                <w:rStyle w:val="23"/>
-                <w:rFonts w:hint="default" w:ascii="Segoe UI" w:hAnsi="Segoe UI" w:eastAsia="Segoe UI" w:cs="Segoe UI"/>
-                <w:b/>
-                <w:bCs/>
+                <w:rFonts w:ascii="Segoe UI" w:eastAsia="Segoe UI" w:hAnsi="Segoe UI" w:cs="Segoe UI" w:hint="default"/>
+                <w:i w:val="0"/>
+                <w:iCs w:val="0"/>
+                <w:caps w:val="0"/>
+                <w:color w:val="0F1115"/>
+                <w:spacing w:val="0"/>
+                <w:sz w:val="18"/>
+                <w:szCs w:val="18"/>
+              </w:rPr>
+            </w:pPr>
+            <w:r>
+              <w:rPr>
+                <w:rFonts w:ascii="Segoe UI" w:eastAsia="Segoe UI" w:hAnsi="Segoe UI" w:cs="Segoe UI" w:hint="default"/>
                 <w:i w:val="0"/>
                 <w:iCs w:val="0"/>
                 <w:caps w:val="0"/>
@@ -4398,10 +3335,10 @@
                 <w:kern w:val="0"/>
                 <w:sz w:val="18"/>
                 <w:szCs w:val="18"/>
-                <w:bdr w:val="none" w:color="auto" w:sz="0" w:space="0"/>
-                <w:lang w:val="en-US" w:eastAsia="zh-CN" w:bidi="ar"/>
-              </w:rPr>
-              <w:t>合计</w:t>
+                <w:bdr w:val="nil"/>
+                <w:lang w:val="en-US" w:eastAsia="zh-CN"/>
+              </w:rPr>
+              <w:t>咨询及培训</w:t>
             </w:r>
           </w:p>
         </w:tc>
@@ -4409,10 +3346,10 @@
           <w:tcPr>
             <w:tcW w:w="0" w:type="auto"/>
             <w:tcBorders>
-              <w:top w:val="single" w:color="auto" w:sz="4" w:space="0"/>
-              <w:left w:val="single" w:color="auto" w:sz="4" w:space="0"/>
-              <w:bottom w:val="single" w:color="auto" w:sz="4" w:space="0"/>
-              <w:right w:val="single" w:color="auto" w:sz="4" w:space="0"/>
+              <w:top w:val="single" w:sz="4" w:space="0" w:color="auto"/>
+              <w:left w:val="single" w:sz="4" w:space="0" w:color="auto"/>
+              <w:bottom w:val="single" w:sz="4" w:space="0" w:color="auto"/>
+              <w:right w:val="single" w:sz="4" w:space="0" w:color="auto"/>
             </w:tcBorders>
             <w:shd w:val="clear" w:color="auto" w:fill="auto"/>
             <w:tcMar>
@@ -4432,22 +3369,19 @@
               <w:spacing w:line="300" w:lineRule="atLeast"/>
               <w:jc w:val="left"/>
               <w:rPr>
-                <w:rFonts w:hint="default" w:ascii="Segoe UI" w:hAnsi="Segoe UI" w:eastAsia="Segoe UI" w:cs="Segoe UI"/>
-                <w:i w:val="0"/>
-                <w:iCs w:val="0"/>
-                <w:caps w:val="0"/>
-                <w:color w:val="0F1115"/>
-                <w:spacing w:val="0"/>
-                <w:sz w:val="18"/>
-                <w:szCs w:val="18"/>
-              </w:rPr>
-            </w:pPr>
-            <w:r>
-              <w:rPr>
-                <w:rStyle w:val="23"/>
-                <w:rFonts w:hint="default" w:ascii="Segoe UI" w:hAnsi="Segoe UI" w:eastAsia="Segoe UI" w:cs="Segoe UI"/>
-                <w:b/>
-                <w:bCs/>
+                <w:rFonts w:ascii="Segoe UI" w:eastAsia="Segoe UI" w:hAnsi="Segoe UI" w:cs="Segoe UI" w:hint="default"/>
+                <w:i w:val="0"/>
+                <w:iCs w:val="0"/>
+                <w:caps w:val="0"/>
+                <w:color w:val="0F1115"/>
+                <w:spacing w:val="0"/>
+                <w:sz w:val="18"/>
+                <w:szCs w:val="18"/>
+              </w:rPr>
+            </w:pPr>
+            <w:r>
+              <w:rPr>
+                <w:rFonts w:ascii="Segoe UI" w:eastAsia="Segoe UI" w:hAnsi="Segoe UI" w:cs="Segoe UI" w:hint="default"/>
                 <w:i w:val="0"/>
                 <w:iCs w:val="0"/>
                 <w:caps w:val="0"/>
@@ -4457,10 +3391,10 @@
                 <w:kern w:val="0"/>
                 <w:sz w:val="18"/>
                 <w:szCs w:val="18"/>
-                <w:bdr w:val="none" w:color="auto" w:sz="0" w:space="0"/>
-                <w:lang w:val="en-US" w:eastAsia="zh-CN" w:bidi="ar"/>
-              </w:rPr>
-              <w:t>100分</w:t>
+                <w:bdr w:val="nil"/>
+                <w:lang w:val="en-US" w:eastAsia="zh-CN"/>
+              </w:rPr>
+              <w:t>10分</w:t>
             </w:r>
           </w:p>
         </w:tc>
@@ -4468,10 +3402,10 @@
           <w:tcPr>
             <w:tcW w:w="0" w:type="auto"/>
             <w:tcBorders>
-              <w:top w:val="single" w:color="auto" w:sz="4" w:space="0"/>
-              <w:left w:val="single" w:color="auto" w:sz="4" w:space="0"/>
-              <w:bottom w:val="single" w:color="auto" w:sz="4" w:space="0"/>
-              <w:right w:val="single" w:color="auto" w:sz="4" w:space="0"/>
+              <w:top w:val="single" w:sz="4" w:space="0" w:color="auto"/>
+              <w:left w:val="single" w:sz="4" w:space="0" w:color="auto"/>
+              <w:bottom w:val="single" w:sz="4" w:space="0" w:color="auto"/>
+              <w:right w:val="single" w:sz="4" w:space="0" w:color="auto"/>
             </w:tcBorders>
             <w:shd w:val="clear" w:color="auto" w:fill="auto"/>
             <w:tcMar>
@@ -4484,8 +3418,951 @@
           </w:tcPr>
           <w:p>
             <w:pPr>
-              <w:rPr>
-                <w:rFonts w:hint="default" w:ascii="Segoe UI" w:hAnsi="Segoe UI" w:eastAsia="Segoe UI" w:cs="Segoe UI"/>
+              <w:keepNext w:val="0"/>
+              <w:keepLines w:val="0"/>
+              <w:widowControl/>
+              <w:suppressLineNumbers w:val="0"/>
+              <w:spacing w:line="300" w:lineRule="atLeast"/>
+              <w:jc w:val="left"/>
+              <w:rPr>
+                <w:rFonts w:ascii="Segoe UI" w:eastAsia="Segoe UI" w:hAnsi="Segoe UI" w:cs="Segoe UI" w:hint="default"/>
+                <w:i w:val="0"/>
+                <w:iCs w:val="0"/>
+                <w:caps w:val="0"/>
+                <w:color w:val="0F1115"/>
+                <w:spacing w:val="0"/>
+                <w:sz w:val="18"/>
+                <w:szCs w:val="18"/>
+              </w:rPr>
+            </w:pPr>
+            <w:r>
+              <w:rPr>
+                <w:rFonts w:ascii="Segoe UI" w:eastAsia="Segoe UI" w:hAnsi="Segoe UI" w:cs="Segoe UI" w:hint="default"/>
+                <w:i w:val="0"/>
+                <w:iCs w:val="0"/>
+                <w:caps w:val="0"/>
+                <w:snapToGrid w:val="0"/>
+                <w:color w:val="0F1115"/>
+                <w:spacing w:val="0"/>
+                <w:kern w:val="0"/>
+                <w:sz w:val="18"/>
+                <w:szCs w:val="18"/>
+                <w:bdr w:val="nil"/>
+                <w:lang w:val="en-US" w:eastAsia="zh-CN"/>
+              </w:rPr>
+              <w:t>评估日常咨询解答与培训支持的实用性与清晰度。</w:t>
+            </w:r>
+          </w:p>
+        </w:tc>
+      </w:tr>
+      <w:tr>
+        <w:tblPrEx>
+          <w:tblW w:w="0" w:type="auto"/>
+          <w:jc w:val="center"/>
+          <w:shd w:val="clear" w:color="auto" w:fill="auto"/>
+          <w:tblCellMar>
+            <w:top w:w="15" w:type="dxa"/>
+            <w:left w:w="15" w:type="dxa"/>
+            <w:bottom w:w="15" w:type="dxa"/>
+            <w:right w:w="15" w:type="dxa"/>
+          </w:tblCellMar>
+        </w:tblPrEx>
+        <w:trPr>
+          <w:jc w:val="center"/>
+        </w:trPr>
+        <w:tc>
+          <w:tcPr>
+            <w:tcW w:w="0" w:type="auto"/>
+            <w:tcBorders>
+              <w:top w:val="single" w:sz="4" w:space="0" w:color="auto"/>
+              <w:left w:val="single" w:sz="4" w:space="0" w:color="auto"/>
+              <w:bottom w:val="single" w:sz="4" w:space="0" w:color="auto"/>
+              <w:right w:val="single" w:sz="4" w:space="0" w:color="auto"/>
+            </w:tcBorders>
+            <w:shd w:val="clear" w:color="auto" w:fill="auto"/>
+            <w:tcMar>
+              <w:top w:w="120" w:type="dxa"/>
+              <w:left w:w="0" w:type="dxa"/>
+              <w:bottom w:w="120" w:type="dxa"/>
+              <w:right w:w="192" w:type="dxa"/>
+            </w:tcMar>
+            <w:vAlign w:val="center"/>
+          </w:tcPr>
+          <w:p>
+            <w:pPr>
+              <w:keepNext w:val="0"/>
+              <w:keepLines w:val="0"/>
+              <w:widowControl/>
+              <w:suppressLineNumbers w:val="0"/>
+              <w:spacing w:line="300" w:lineRule="atLeast"/>
+              <w:jc w:val="left"/>
+              <w:rPr>
+                <w:rFonts w:ascii="Segoe UI" w:eastAsia="Segoe UI" w:hAnsi="Segoe UI" w:cs="Segoe UI" w:hint="default"/>
+                <w:i w:val="0"/>
+                <w:iCs w:val="0"/>
+                <w:caps w:val="0"/>
+                <w:color w:val="0F1115"/>
+                <w:spacing w:val="0"/>
+                <w:sz w:val="18"/>
+                <w:szCs w:val="18"/>
+              </w:rPr>
+            </w:pPr>
+            <w:r>
+              <w:rPr>
+                <w:rFonts w:ascii="Segoe UI" w:eastAsia="Segoe UI" w:hAnsi="Segoe UI" w:cs="Segoe UI" w:hint="default"/>
+                <w:i w:val="0"/>
+                <w:iCs w:val="0"/>
+                <w:caps w:val="0"/>
+                <w:snapToGrid w:val="0"/>
+                <w:color w:val="0F1115"/>
+                <w:spacing w:val="0"/>
+                <w:kern w:val="0"/>
+                <w:sz w:val="18"/>
+                <w:szCs w:val="18"/>
+                <w:bdr w:val="nil"/>
+                <w:lang w:val="en-US" w:eastAsia="zh-CN"/>
+              </w:rPr>
+              <w:t>8</w:t>
+            </w:r>
+          </w:p>
+        </w:tc>
+        <w:tc>
+          <w:tcPr>
+            <w:tcW w:w="0" w:type="auto"/>
+            <w:tcBorders>
+              <w:top w:val="single" w:sz="4" w:space="0" w:color="auto"/>
+              <w:left w:val="single" w:sz="4" w:space="0" w:color="auto"/>
+              <w:bottom w:val="single" w:sz="4" w:space="0" w:color="auto"/>
+              <w:right w:val="single" w:sz="4" w:space="0" w:color="auto"/>
+            </w:tcBorders>
+            <w:shd w:val="clear" w:color="auto" w:fill="auto"/>
+            <w:tcMar>
+              <w:top w:w="120" w:type="dxa"/>
+              <w:left w:w="192" w:type="dxa"/>
+              <w:bottom w:w="120" w:type="dxa"/>
+              <w:right w:w="192" w:type="dxa"/>
+            </w:tcMar>
+            <w:vAlign w:val="center"/>
+          </w:tcPr>
+          <w:p>
+            <w:pPr>
+              <w:keepNext w:val="0"/>
+              <w:keepLines w:val="0"/>
+              <w:widowControl/>
+              <w:suppressLineNumbers w:val="0"/>
+              <w:spacing w:line="300" w:lineRule="atLeast"/>
+              <w:jc w:val="left"/>
+              <w:rPr>
+                <w:rFonts w:ascii="Segoe UI" w:eastAsia="Segoe UI" w:hAnsi="Segoe UI" w:cs="Segoe UI" w:hint="default"/>
+                <w:i w:val="0"/>
+                <w:iCs w:val="0"/>
+                <w:caps w:val="0"/>
+                <w:color w:val="0F1115"/>
+                <w:spacing w:val="0"/>
+                <w:sz w:val="18"/>
+                <w:szCs w:val="18"/>
+              </w:rPr>
+            </w:pPr>
+            <w:r>
+              <w:rPr>
+                <w:rFonts w:ascii="Segoe UI" w:eastAsia="Segoe UI" w:hAnsi="Segoe UI" w:cs="Segoe UI" w:hint="default"/>
+                <w:i w:val="0"/>
+                <w:iCs w:val="0"/>
+                <w:caps w:val="0"/>
+                <w:snapToGrid w:val="0"/>
+                <w:color w:val="0F1115"/>
+                <w:spacing w:val="0"/>
+                <w:kern w:val="0"/>
+                <w:sz w:val="18"/>
+                <w:szCs w:val="18"/>
+                <w:bdr w:val="nil"/>
+                <w:lang w:val="en-US" w:eastAsia="zh-CN"/>
+              </w:rPr>
+              <w:t>使用方便性</w:t>
+            </w:r>
+          </w:p>
+        </w:tc>
+        <w:tc>
+          <w:tcPr>
+            <w:tcW w:w="0" w:type="auto"/>
+            <w:tcBorders>
+              <w:top w:val="single" w:sz="4" w:space="0" w:color="auto"/>
+              <w:left w:val="single" w:sz="4" w:space="0" w:color="auto"/>
+              <w:bottom w:val="single" w:sz="4" w:space="0" w:color="auto"/>
+              <w:right w:val="single" w:sz="4" w:space="0" w:color="auto"/>
+            </w:tcBorders>
+            <w:shd w:val="clear" w:color="auto" w:fill="auto"/>
+            <w:tcMar>
+              <w:top w:w="120" w:type="dxa"/>
+              <w:left w:w="192" w:type="dxa"/>
+              <w:bottom w:w="120" w:type="dxa"/>
+              <w:right w:w="192" w:type="dxa"/>
+            </w:tcMar>
+            <w:vAlign w:val="center"/>
+          </w:tcPr>
+          <w:p>
+            <w:pPr>
+              <w:keepNext w:val="0"/>
+              <w:keepLines w:val="0"/>
+              <w:widowControl/>
+              <w:suppressLineNumbers w:val="0"/>
+              <w:spacing w:line="300" w:lineRule="atLeast"/>
+              <w:jc w:val="left"/>
+              <w:rPr>
+                <w:rFonts w:ascii="Segoe UI" w:eastAsia="Segoe UI" w:hAnsi="Segoe UI" w:cs="Segoe UI" w:hint="default"/>
+                <w:i w:val="0"/>
+                <w:iCs w:val="0"/>
+                <w:caps w:val="0"/>
+                <w:color w:val="0F1115"/>
+                <w:spacing w:val="0"/>
+                <w:sz w:val="18"/>
+                <w:szCs w:val="18"/>
+              </w:rPr>
+            </w:pPr>
+            <w:r>
+              <w:rPr>
+                <w:rFonts w:ascii="Segoe UI" w:eastAsia="Segoe UI" w:hAnsi="Segoe UI" w:cs="Segoe UI" w:hint="default"/>
+                <w:i w:val="0"/>
+                <w:iCs w:val="0"/>
+                <w:caps w:val="0"/>
+                <w:snapToGrid w:val="0"/>
+                <w:color w:val="0F1115"/>
+                <w:spacing w:val="0"/>
+                <w:kern w:val="0"/>
+                <w:sz w:val="18"/>
+                <w:szCs w:val="18"/>
+                <w:bdr w:val="nil"/>
+                <w:lang w:val="en-US" w:eastAsia="zh-CN"/>
+              </w:rPr>
+              <w:t>10分</w:t>
+            </w:r>
+          </w:p>
+        </w:tc>
+        <w:tc>
+          <w:tcPr>
+            <w:tcW w:w="0" w:type="auto"/>
+            <w:tcBorders>
+              <w:top w:val="single" w:sz="4" w:space="0" w:color="auto"/>
+              <w:left w:val="single" w:sz="4" w:space="0" w:color="auto"/>
+              <w:bottom w:val="single" w:sz="4" w:space="0" w:color="auto"/>
+              <w:right w:val="single" w:sz="4" w:space="0" w:color="auto"/>
+            </w:tcBorders>
+            <w:shd w:val="clear" w:color="auto" w:fill="auto"/>
+            <w:tcMar>
+              <w:top w:w="120" w:type="dxa"/>
+              <w:left w:w="192" w:type="dxa"/>
+              <w:bottom w:w="120" w:type="dxa"/>
+              <w:right w:w="0" w:type="dxa"/>
+            </w:tcMar>
+            <w:vAlign w:val="center"/>
+          </w:tcPr>
+          <w:p>
+            <w:pPr>
+              <w:keepNext w:val="0"/>
+              <w:keepLines w:val="0"/>
+              <w:widowControl/>
+              <w:suppressLineNumbers w:val="0"/>
+              <w:spacing w:line="300" w:lineRule="atLeast"/>
+              <w:jc w:val="left"/>
+              <w:rPr>
+                <w:rFonts w:ascii="Segoe UI" w:eastAsia="Segoe UI" w:hAnsi="Segoe UI" w:cs="Segoe UI" w:hint="default"/>
+                <w:i w:val="0"/>
+                <w:iCs w:val="0"/>
+                <w:caps w:val="0"/>
+                <w:color w:val="0F1115"/>
+                <w:spacing w:val="0"/>
+                <w:sz w:val="18"/>
+                <w:szCs w:val="18"/>
+              </w:rPr>
+            </w:pPr>
+            <w:r>
+              <w:rPr>
+                <w:rFonts w:ascii="Segoe UI" w:eastAsia="Segoe UI" w:hAnsi="Segoe UI" w:cs="Segoe UI" w:hint="default"/>
+                <w:i w:val="0"/>
+                <w:iCs w:val="0"/>
+                <w:caps w:val="0"/>
+                <w:snapToGrid w:val="0"/>
+                <w:color w:val="0F1115"/>
+                <w:spacing w:val="0"/>
+                <w:kern w:val="0"/>
+                <w:sz w:val="18"/>
+                <w:szCs w:val="18"/>
+                <w:bdr w:val="nil"/>
+                <w:lang w:val="en-US" w:eastAsia="zh-CN"/>
+              </w:rPr>
+              <w:t>评估所提供的系统、工具或文档是否易于理解和使用。</w:t>
+            </w:r>
+          </w:p>
+        </w:tc>
+      </w:tr>
+      <w:tr>
+        <w:tblPrEx>
+          <w:tblW w:w="0" w:type="auto"/>
+          <w:jc w:val="center"/>
+          <w:shd w:val="clear" w:color="auto" w:fill="auto"/>
+          <w:tblCellMar>
+            <w:top w:w="15" w:type="dxa"/>
+            <w:left w:w="15" w:type="dxa"/>
+            <w:bottom w:w="15" w:type="dxa"/>
+            <w:right w:w="15" w:type="dxa"/>
+          </w:tblCellMar>
+        </w:tblPrEx>
+        <w:trPr>
+          <w:jc w:val="center"/>
+        </w:trPr>
+        <w:tc>
+          <w:tcPr>
+            <w:tcW w:w="0" w:type="auto"/>
+            <w:tcBorders>
+              <w:top w:val="single" w:sz="4" w:space="0" w:color="auto"/>
+              <w:left w:val="single" w:sz="4" w:space="0" w:color="auto"/>
+              <w:bottom w:val="single" w:sz="4" w:space="0" w:color="auto"/>
+              <w:right w:val="single" w:sz="4" w:space="0" w:color="auto"/>
+            </w:tcBorders>
+            <w:shd w:val="clear" w:color="auto" w:fill="auto"/>
+            <w:tcMar>
+              <w:top w:w="120" w:type="dxa"/>
+              <w:left w:w="0" w:type="dxa"/>
+              <w:bottom w:w="120" w:type="dxa"/>
+              <w:right w:w="192" w:type="dxa"/>
+            </w:tcMar>
+            <w:vAlign w:val="center"/>
+          </w:tcPr>
+          <w:p>
+            <w:pPr>
+              <w:keepNext w:val="0"/>
+              <w:keepLines w:val="0"/>
+              <w:widowControl/>
+              <w:suppressLineNumbers w:val="0"/>
+              <w:spacing w:line="300" w:lineRule="atLeast"/>
+              <w:jc w:val="left"/>
+              <w:rPr>
+                <w:rFonts w:ascii="Segoe UI" w:eastAsia="Segoe UI" w:hAnsi="Segoe UI" w:cs="Segoe UI" w:hint="default"/>
+                <w:i w:val="0"/>
+                <w:iCs w:val="0"/>
+                <w:caps w:val="0"/>
+                <w:color w:val="0F1115"/>
+                <w:spacing w:val="0"/>
+                <w:sz w:val="18"/>
+                <w:szCs w:val="18"/>
+              </w:rPr>
+            </w:pPr>
+            <w:r>
+              <w:rPr>
+                <w:rFonts w:ascii="Segoe UI" w:eastAsia="Segoe UI" w:hAnsi="Segoe UI" w:cs="Segoe UI" w:hint="default"/>
+                <w:i w:val="0"/>
+                <w:iCs w:val="0"/>
+                <w:caps w:val="0"/>
+                <w:snapToGrid w:val="0"/>
+                <w:color w:val="0F1115"/>
+                <w:spacing w:val="0"/>
+                <w:kern w:val="0"/>
+                <w:sz w:val="18"/>
+                <w:szCs w:val="18"/>
+                <w:bdr w:val="nil"/>
+                <w:lang w:val="en-US" w:eastAsia="zh-CN"/>
+              </w:rPr>
+              <w:t>9</w:t>
+            </w:r>
+          </w:p>
+        </w:tc>
+        <w:tc>
+          <w:tcPr>
+            <w:tcW w:w="0" w:type="auto"/>
+            <w:tcBorders>
+              <w:top w:val="single" w:sz="4" w:space="0" w:color="auto"/>
+              <w:left w:val="single" w:sz="4" w:space="0" w:color="auto"/>
+              <w:bottom w:val="single" w:sz="4" w:space="0" w:color="auto"/>
+              <w:right w:val="single" w:sz="4" w:space="0" w:color="auto"/>
+            </w:tcBorders>
+            <w:shd w:val="clear" w:color="auto" w:fill="auto"/>
+            <w:tcMar>
+              <w:top w:w="120" w:type="dxa"/>
+              <w:left w:w="192" w:type="dxa"/>
+              <w:bottom w:w="120" w:type="dxa"/>
+              <w:right w:w="192" w:type="dxa"/>
+            </w:tcMar>
+            <w:vAlign w:val="center"/>
+          </w:tcPr>
+          <w:p>
+            <w:pPr>
+              <w:keepNext w:val="0"/>
+              <w:keepLines w:val="0"/>
+              <w:widowControl/>
+              <w:suppressLineNumbers w:val="0"/>
+              <w:spacing w:line="300" w:lineRule="atLeast"/>
+              <w:jc w:val="left"/>
+              <w:rPr>
+                <w:rFonts w:ascii="Segoe UI" w:eastAsia="Segoe UI" w:hAnsi="Segoe UI" w:cs="Segoe UI" w:hint="default"/>
+                <w:i w:val="0"/>
+                <w:iCs w:val="0"/>
+                <w:caps w:val="0"/>
+                <w:color w:val="0F1115"/>
+                <w:spacing w:val="0"/>
+                <w:sz w:val="18"/>
+                <w:szCs w:val="18"/>
+              </w:rPr>
+            </w:pPr>
+            <w:r>
+              <w:rPr>
+                <w:rFonts w:ascii="Segoe UI" w:eastAsia="Segoe UI" w:hAnsi="Segoe UI" w:cs="Segoe UI" w:hint="default"/>
+                <w:i w:val="0"/>
+                <w:iCs w:val="0"/>
+                <w:caps w:val="0"/>
+                <w:snapToGrid w:val="0"/>
+                <w:color w:val="0F1115"/>
+                <w:spacing w:val="0"/>
+                <w:kern w:val="0"/>
+                <w:sz w:val="18"/>
+                <w:szCs w:val="18"/>
+                <w:bdr w:val="nil"/>
+                <w:lang w:val="en-US" w:eastAsia="zh-CN"/>
+              </w:rPr>
+              <w:t>系统相关培训</w:t>
+            </w:r>
+          </w:p>
+        </w:tc>
+        <w:tc>
+          <w:tcPr>
+            <w:tcW w:w="0" w:type="auto"/>
+            <w:tcBorders>
+              <w:top w:val="single" w:sz="4" w:space="0" w:color="auto"/>
+              <w:left w:val="single" w:sz="4" w:space="0" w:color="auto"/>
+              <w:bottom w:val="single" w:sz="4" w:space="0" w:color="auto"/>
+              <w:right w:val="single" w:sz="4" w:space="0" w:color="auto"/>
+            </w:tcBorders>
+            <w:shd w:val="clear" w:color="auto" w:fill="auto"/>
+            <w:tcMar>
+              <w:top w:w="120" w:type="dxa"/>
+              <w:left w:w="192" w:type="dxa"/>
+              <w:bottom w:w="120" w:type="dxa"/>
+              <w:right w:w="192" w:type="dxa"/>
+            </w:tcMar>
+            <w:vAlign w:val="center"/>
+          </w:tcPr>
+          <w:p>
+            <w:pPr>
+              <w:keepNext w:val="0"/>
+              <w:keepLines w:val="0"/>
+              <w:widowControl/>
+              <w:suppressLineNumbers w:val="0"/>
+              <w:spacing w:line="300" w:lineRule="atLeast"/>
+              <w:jc w:val="left"/>
+              <w:rPr>
+                <w:rFonts w:ascii="Segoe UI" w:eastAsia="Segoe UI" w:hAnsi="Segoe UI" w:cs="Segoe UI" w:hint="default"/>
+                <w:i w:val="0"/>
+                <w:iCs w:val="0"/>
+                <w:caps w:val="0"/>
+                <w:color w:val="0F1115"/>
+                <w:spacing w:val="0"/>
+                <w:sz w:val="18"/>
+                <w:szCs w:val="18"/>
+              </w:rPr>
+            </w:pPr>
+            <w:r>
+              <w:rPr>
+                <w:rFonts w:ascii="Segoe UI" w:eastAsia="Segoe UI" w:hAnsi="Segoe UI" w:cs="Segoe UI" w:hint="default"/>
+                <w:i w:val="0"/>
+                <w:iCs w:val="0"/>
+                <w:caps w:val="0"/>
+                <w:snapToGrid w:val="0"/>
+                <w:color w:val="0F1115"/>
+                <w:spacing w:val="0"/>
+                <w:kern w:val="0"/>
+                <w:sz w:val="18"/>
+                <w:szCs w:val="18"/>
+                <w:bdr w:val="nil"/>
+                <w:lang w:val="en-US" w:eastAsia="zh-CN"/>
+              </w:rPr>
+              <w:t>10分</w:t>
+            </w:r>
+          </w:p>
+        </w:tc>
+        <w:tc>
+          <w:tcPr>
+            <w:tcW w:w="0" w:type="auto"/>
+            <w:tcBorders>
+              <w:top w:val="single" w:sz="4" w:space="0" w:color="auto"/>
+              <w:left w:val="single" w:sz="4" w:space="0" w:color="auto"/>
+              <w:bottom w:val="single" w:sz="4" w:space="0" w:color="auto"/>
+              <w:right w:val="single" w:sz="4" w:space="0" w:color="auto"/>
+            </w:tcBorders>
+            <w:shd w:val="clear" w:color="auto" w:fill="auto"/>
+            <w:tcMar>
+              <w:top w:w="120" w:type="dxa"/>
+              <w:left w:w="192" w:type="dxa"/>
+              <w:bottom w:w="120" w:type="dxa"/>
+              <w:right w:w="0" w:type="dxa"/>
+            </w:tcMar>
+            <w:vAlign w:val="center"/>
+          </w:tcPr>
+          <w:p>
+            <w:pPr>
+              <w:keepNext w:val="0"/>
+              <w:keepLines w:val="0"/>
+              <w:widowControl/>
+              <w:suppressLineNumbers w:val="0"/>
+              <w:spacing w:line="300" w:lineRule="atLeast"/>
+              <w:jc w:val="left"/>
+              <w:rPr>
+                <w:rFonts w:ascii="Segoe UI" w:eastAsia="Segoe UI" w:hAnsi="Segoe UI" w:cs="Segoe UI" w:hint="default"/>
+                <w:i w:val="0"/>
+                <w:iCs w:val="0"/>
+                <w:caps w:val="0"/>
+                <w:color w:val="0F1115"/>
+                <w:spacing w:val="0"/>
+                <w:sz w:val="18"/>
+                <w:szCs w:val="18"/>
+              </w:rPr>
+            </w:pPr>
+            <w:r>
+              <w:rPr>
+                <w:rFonts w:ascii="Segoe UI" w:eastAsia="Segoe UI" w:hAnsi="Segoe UI" w:cs="Segoe UI" w:hint="default"/>
+                <w:i w:val="0"/>
+                <w:iCs w:val="0"/>
+                <w:caps w:val="0"/>
+                <w:snapToGrid w:val="0"/>
+                <w:color w:val="0F1115"/>
+                <w:spacing w:val="0"/>
+                <w:kern w:val="0"/>
+                <w:sz w:val="18"/>
+                <w:szCs w:val="18"/>
+                <w:bdr w:val="nil"/>
+                <w:lang w:val="en-US" w:eastAsia="zh-CN"/>
+              </w:rPr>
+              <w:t>评估针对具体系统操作的培训质量与效果。</w:t>
+            </w:r>
+          </w:p>
+        </w:tc>
+      </w:tr>
+      <w:tr>
+        <w:tblPrEx>
+          <w:tblW w:w="0" w:type="auto"/>
+          <w:jc w:val="center"/>
+          <w:shd w:val="clear" w:color="auto" w:fill="auto"/>
+          <w:tblCellMar>
+            <w:top w:w="15" w:type="dxa"/>
+            <w:left w:w="15" w:type="dxa"/>
+            <w:bottom w:w="15" w:type="dxa"/>
+            <w:right w:w="15" w:type="dxa"/>
+          </w:tblCellMar>
+        </w:tblPrEx>
+        <w:trPr>
+          <w:jc w:val="center"/>
+        </w:trPr>
+        <w:tc>
+          <w:tcPr>
+            <w:tcW w:w="0" w:type="auto"/>
+            <w:tcBorders>
+              <w:top w:val="single" w:sz="4" w:space="0" w:color="auto"/>
+              <w:left w:val="single" w:sz="4" w:space="0" w:color="auto"/>
+              <w:bottom w:val="single" w:sz="4" w:space="0" w:color="auto"/>
+              <w:right w:val="single" w:sz="4" w:space="0" w:color="auto"/>
+            </w:tcBorders>
+            <w:shd w:val="clear" w:color="auto" w:fill="auto"/>
+            <w:tcMar>
+              <w:top w:w="120" w:type="dxa"/>
+              <w:left w:w="0" w:type="dxa"/>
+              <w:bottom w:w="120" w:type="dxa"/>
+              <w:right w:w="192" w:type="dxa"/>
+            </w:tcMar>
+            <w:vAlign w:val="center"/>
+          </w:tcPr>
+          <w:p>
+            <w:pPr>
+              <w:keepNext w:val="0"/>
+              <w:keepLines w:val="0"/>
+              <w:widowControl/>
+              <w:suppressLineNumbers w:val="0"/>
+              <w:spacing w:line="300" w:lineRule="atLeast"/>
+              <w:jc w:val="left"/>
+              <w:rPr>
+                <w:rFonts w:ascii="Segoe UI" w:eastAsia="Segoe UI" w:hAnsi="Segoe UI" w:cs="Segoe UI" w:hint="default"/>
+                <w:i w:val="0"/>
+                <w:iCs w:val="0"/>
+                <w:caps w:val="0"/>
+                <w:color w:val="0F1115"/>
+                <w:spacing w:val="0"/>
+                <w:sz w:val="18"/>
+                <w:szCs w:val="18"/>
+              </w:rPr>
+            </w:pPr>
+            <w:r>
+              <w:rPr>
+                <w:rFonts w:ascii="Segoe UI" w:eastAsia="Segoe UI" w:hAnsi="Segoe UI" w:cs="Segoe UI" w:hint="default"/>
+                <w:i w:val="0"/>
+                <w:iCs w:val="0"/>
+                <w:caps w:val="0"/>
+                <w:snapToGrid w:val="0"/>
+                <w:color w:val="0F1115"/>
+                <w:spacing w:val="0"/>
+                <w:kern w:val="0"/>
+                <w:sz w:val="18"/>
+                <w:szCs w:val="18"/>
+                <w:bdr w:val="nil"/>
+                <w:lang w:val="en-US" w:eastAsia="zh-CN"/>
+              </w:rPr>
+              <w:t>10</w:t>
+            </w:r>
+          </w:p>
+        </w:tc>
+        <w:tc>
+          <w:tcPr>
+            <w:tcW w:w="0" w:type="auto"/>
+            <w:tcBorders>
+              <w:top w:val="single" w:sz="4" w:space="0" w:color="auto"/>
+              <w:left w:val="single" w:sz="4" w:space="0" w:color="auto"/>
+              <w:bottom w:val="single" w:sz="4" w:space="0" w:color="auto"/>
+              <w:right w:val="single" w:sz="4" w:space="0" w:color="auto"/>
+            </w:tcBorders>
+            <w:shd w:val="clear" w:color="auto" w:fill="auto"/>
+            <w:tcMar>
+              <w:top w:w="120" w:type="dxa"/>
+              <w:left w:w="192" w:type="dxa"/>
+              <w:bottom w:w="120" w:type="dxa"/>
+              <w:right w:w="192" w:type="dxa"/>
+            </w:tcMar>
+            <w:vAlign w:val="center"/>
+          </w:tcPr>
+          <w:p>
+            <w:pPr>
+              <w:keepNext w:val="0"/>
+              <w:keepLines w:val="0"/>
+              <w:widowControl/>
+              <w:suppressLineNumbers w:val="0"/>
+              <w:spacing w:line="300" w:lineRule="atLeast"/>
+              <w:jc w:val="left"/>
+              <w:rPr>
+                <w:rFonts w:ascii="Segoe UI" w:eastAsia="Segoe UI" w:hAnsi="Segoe UI" w:cs="Segoe UI" w:hint="default"/>
+                <w:i w:val="0"/>
+                <w:iCs w:val="0"/>
+                <w:caps w:val="0"/>
+                <w:color w:val="0F1115"/>
+                <w:spacing w:val="0"/>
+                <w:sz w:val="18"/>
+                <w:szCs w:val="18"/>
+              </w:rPr>
+            </w:pPr>
+            <w:r>
+              <w:rPr>
+                <w:rFonts w:ascii="Segoe UI" w:eastAsia="Segoe UI" w:hAnsi="Segoe UI" w:cs="Segoe UI" w:hint="default"/>
+                <w:i w:val="0"/>
+                <w:iCs w:val="0"/>
+                <w:caps w:val="0"/>
+                <w:snapToGrid w:val="0"/>
+                <w:color w:val="0F1115"/>
+                <w:spacing w:val="0"/>
+                <w:kern w:val="0"/>
+                <w:sz w:val="18"/>
+                <w:szCs w:val="18"/>
+                <w:bdr w:val="nil"/>
+                <w:lang w:val="en-US" w:eastAsia="zh-CN"/>
+              </w:rPr>
+              <w:t>服务台服务水平</w:t>
+            </w:r>
+          </w:p>
+        </w:tc>
+        <w:tc>
+          <w:tcPr>
+            <w:tcW w:w="0" w:type="auto"/>
+            <w:tcBorders>
+              <w:top w:val="single" w:sz="4" w:space="0" w:color="auto"/>
+              <w:left w:val="single" w:sz="4" w:space="0" w:color="auto"/>
+              <w:bottom w:val="single" w:sz="4" w:space="0" w:color="auto"/>
+              <w:right w:val="single" w:sz="4" w:space="0" w:color="auto"/>
+            </w:tcBorders>
+            <w:shd w:val="clear" w:color="auto" w:fill="auto"/>
+            <w:tcMar>
+              <w:top w:w="120" w:type="dxa"/>
+              <w:left w:w="192" w:type="dxa"/>
+              <w:bottom w:w="120" w:type="dxa"/>
+              <w:right w:w="192" w:type="dxa"/>
+            </w:tcMar>
+            <w:vAlign w:val="center"/>
+          </w:tcPr>
+          <w:p>
+            <w:pPr>
+              <w:keepNext w:val="0"/>
+              <w:keepLines w:val="0"/>
+              <w:widowControl/>
+              <w:suppressLineNumbers w:val="0"/>
+              <w:spacing w:line="300" w:lineRule="atLeast"/>
+              <w:jc w:val="left"/>
+              <w:rPr>
+                <w:rFonts w:ascii="Segoe UI" w:eastAsia="Segoe UI" w:hAnsi="Segoe UI" w:cs="Segoe UI" w:hint="default"/>
+                <w:i w:val="0"/>
+                <w:iCs w:val="0"/>
+                <w:caps w:val="0"/>
+                <w:color w:val="0F1115"/>
+                <w:spacing w:val="0"/>
+                <w:sz w:val="18"/>
+                <w:szCs w:val="18"/>
+              </w:rPr>
+            </w:pPr>
+            <w:r>
+              <w:rPr>
+                <w:rFonts w:ascii="Segoe UI" w:eastAsia="Segoe UI" w:hAnsi="Segoe UI" w:cs="Segoe UI" w:hint="default"/>
+                <w:i w:val="0"/>
+                <w:iCs w:val="0"/>
+                <w:caps w:val="0"/>
+                <w:snapToGrid w:val="0"/>
+                <w:color w:val="0F1115"/>
+                <w:spacing w:val="0"/>
+                <w:kern w:val="0"/>
+                <w:sz w:val="18"/>
+                <w:szCs w:val="18"/>
+                <w:bdr w:val="nil"/>
+                <w:lang w:val="en-US" w:eastAsia="zh-CN"/>
+              </w:rPr>
+              <w:t>10分</w:t>
+            </w:r>
+          </w:p>
+        </w:tc>
+        <w:tc>
+          <w:tcPr>
+            <w:tcW w:w="0" w:type="auto"/>
+            <w:tcBorders>
+              <w:top w:val="single" w:sz="4" w:space="0" w:color="auto"/>
+              <w:left w:val="single" w:sz="4" w:space="0" w:color="auto"/>
+              <w:bottom w:val="single" w:sz="4" w:space="0" w:color="auto"/>
+              <w:right w:val="single" w:sz="4" w:space="0" w:color="auto"/>
+            </w:tcBorders>
+            <w:shd w:val="clear" w:color="auto" w:fill="auto"/>
+            <w:tcMar>
+              <w:top w:w="120" w:type="dxa"/>
+              <w:left w:w="192" w:type="dxa"/>
+              <w:bottom w:w="120" w:type="dxa"/>
+              <w:right w:w="0" w:type="dxa"/>
+            </w:tcMar>
+            <w:vAlign w:val="center"/>
+          </w:tcPr>
+          <w:p>
+            <w:pPr>
+              <w:keepNext w:val="0"/>
+              <w:keepLines w:val="0"/>
+              <w:widowControl/>
+              <w:suppressLineNumbers w:val="0"/>
+              <w:spacing w:line="300" w:lineRule="atLeast"/>
+              <w:jc w:val="left"/>
+              <w:rPr>
+                <w:rFonts w:ascii="Segoe UI" w:eastAsia="Segoe UI" w:hAnsi="Segoe UI" w:cs="Segoe UI" w:hint="default"/>
+                <w:i w:val="0"/>
+                <w:iCs w:val="0"/>
+                <w:caps w:val="0"/>
+                <w:color w:val="0F1115"/>
+                <w:spacing w:val="0"/>
+                <w:sz w:val="18"/>
+                <w:szCs w:val="18"/>
+              </w:rPr>
+            </w:pPr>
+            <w:r>
+              <w:rPr>
+                <w:rFonts w:ascii="Segoe UI" w:eastAsia="Segoe UI" w:hAnsi="Segoe UI" w:cs="Segoe UI" w:hint="default"/>
+                <w:i w:val="0"/>
+                <w:iCs w:val="0"/>
+                <w:caps w:val="0"/>
+                <w:snapToGrid w:val="0"/>
+                <w:color w:val="0F1115"/>
+                <w:spacing w:val="0"/>
+                <w:kern w:val="0"/>
+                <w:sz w:val="18"/>
+                <w:szCs w:val="18"/>
+                <w:bdr w:val="nil"/>
+                <w:lang w:val="en-US" w:eastAsia="zh-CN"/>
+              </w:rPr>
+              <w:t>评估服务台在接入、沟通、派单及跟进过程中的整体表现。</w:t>
+            </w:r>
+          </w:p>
+        </w:tc>
+      </w:tr>
+      <w:tr>
+        <w:tblPrEx>
+          <w:tblW w:w="0" w:type="auto"/>
+          <w:jc w:val="center"/>
+          <w:shd w:val="clear" w:color="auto" w:fill="auto"/>
+          <w:tblCellMar>
+            <w:top w:w="15" w:type="dxa"/>
+            <w:left w:w="15" w:type="dxa"/>
+            <w:bottom w:w="15" w:type="dxa"/>
+            <w:right w:w="15" w:type="dxa"/>
+          </w:tblCellMar>
+        </w:tblPrEx>
+        <w:trPr>
+          <w:jc w:val="center"/>
+        </w:trPr>
+        <w:tc>
+          <w:tcPr>
+            <w:tcW w:w="0" w:type="auto"/>
+            <w:tcBorders>
+              <w:top w:val="single" w:sz="4" w:space="0" w:color="auto"/>
+              <w:left w:val="single" w:sz="4" w:space="0" w:color="auto"/>
+              <w:bottom w:val="single" w:sz="4" w:space="0" w:color="auto"/>
+              <w:right w:val="single" w:sz="4" w:space="0" w:color="auto"/>
+            </w:tcBorders>
+            <w:shd w:val="clear" w:color="auto" w:fill="auto"/>
+            <w:tcMar>
+              <w:top w:w="120" w:type="dxa"/>
+              <w:left w:w="0" w:type="dxa"/>
+              <w:bottom w:w="120" w:type="dxa"/>
+              <w:right w:w="192" w:type="dxa"/>
+            </w:tcMar>
+            <w:vAlign w:val="center"/>
+          </w:tcPr>
+          <w:p>
+            <w:pPr>
+              <w:rPr>
+                <w:rFonts w:ascii="Segoe UI" w:eastAsia="Segoe UI" w:hAnsi="Segoe UI" w:cs="Segoe UI" w:hint="default"/>
+                <w:i w:val="0"/>
+                <w:iCs w:val="0"/>
+                <w:caps w:val="0"/>
+                <w:color w:val="0F1115"/>
+                <w:spacing w:val="0"/>
+                <w:sz w:val="18"/>
+                <w:szCs w:val="18"/>
+              </w:rPr>
+            </w:pPr>
+          </w:p>
+        </w:tc>
+        <w:tc>
+          <w:tcPr>
+            <w:tcW w:w="0" w:type="auto"/>
+            <w:tcBorders>
+              <w:top w:val="single" w:sz="4" w:space="0" w:color="auto"/>
+              <w:left w:val="single" w:sz="4" w:space="0" w:color="auto"/>
+              <w:bottom w:val="single" w:sz="4" w:space="0" w:color="auto"/>
+              <w:right w:val="single" w:sz="4" w:space="0" w:color="auto"/>
+            </w:tcBorders>
+            <w:shd w:val="clear" w:color="auto" w:fill="auto"/>
+            <w:tcMar>
+              <w:top w:w="120" w:type="dxa"/>
+              <w:left w:w="192" w:type="dxa"/>
+              <w:bottom w:w="120" w:type="dxa"/>
+              <w:right w:w="192" w:type="dxa"/>
+            </w:tcMar>
+            <w:vAlign w:val="center"/>
+          </w:tcPr>
+          <w:p>
+            <w:pPr>
+              <w:keepNext w:val="0"/>
+              <w:keepLines w:val="0"/>
+              <w:widowControl/>
+              <w:suppressLineNumbers w:val="0"/>
+              <w:spacing w:line="300" w:lineRule="atLeast"/>
+              <w:jc w:val="left"/>
+              <w:rPr>
+                <w:rFonts w:ascii="Segoe UI" w:eastAsia="Segoe UI" w:hAnsi="Segoe UI" w:cs="Segoe UI" w:hint="default"/>
+                <w:i w:val="0"/>
+                <w:iCs w:val="0"/>
+                <w:caps w:val="0"/>
+                <w:color w:val="0F1115"/>
+                <w:spacing w:val="0"/>
+                <w:sz w:val="18"/>
+                <w:szCs w:val="18"/>
+              </w:rPr>
+            </w:pPr>
+            <w:r>
+              <w:rPr>
+                <w:rStyle w:val="Strong"/>
+                <w:rFonts w:ascii="Segoe UI" w:eastAsia="Segoe UI" w:hAnsi="Segoe UI" w:cs="Segoe UI" w:hint="default"/>
+                <w:b/>
+                <w:bCs/>
+                <w:i w:val="0"/>
+                <w:iCs w:val="0"/>
+                <w:caps w:val="0"/>
+                <w:snapToGrid w:val="0"/>
+                <w:color w:val="0F1115"/>
+                <w:spacing w:val="0"/>
+                <w:kern w:val="0"/>
+                <w:sz w:val="18"/>
+                <w:szCs w:val="18"/>
+                <w:bdr w:val="nil"/>
+                <w:lang w:val="en-US" w:eastAsia="zh-CN"/>
+              </w:rPr>
+              <w:t>合计</w:t>
+            </w:r>
+          </w:p>
+        </w:tc>
+        <w:tc>
+          <w:tcPr>
+            <w:tcW w:w="0" w:type="auto"/>
+            <w:tcBorders>
+              <w:top w:val="single" w:sz="4" w:space="0" w:color="auto"/>
+              <w:left w:val="single" w:sz="4" w:space="0" w:color="auto"/>
+              <w:bottom w:val="single" w:sz="4" w:space="0" w:color="auto"/>
+              <w:right w:val="single" w:sz="4" w:space="0" w:color="auto"/>
+            </w:tcBorders>
+            <w:shd w:val="clear" w:color="auto" w:fill="auto"/>
+            <w:tcMar>
+              <w:top w:w="120" w:type="dxa"/>
+              <w:left w:w="192" w:type="dxa"/>
+              <w:bottom w:w="120" w:type="dxa"/>
+              <w:right w:w="192" w:type="dxa"/>
+            </w:tcMar>
+            <w:vAlign w:val="center"/>
+          </w:tcPr>
+          <w:p>
+            <w:pPr>
+              <w:keepNext w:val="0"/>
+              <w:keepLines w:val="0"/>
+              <w:widowControl/>
+              <w:suppressLineNumbers w:val="0"/>
+              <w:spacing w:line="300" w:lineRule="atLeast"/>
+              <w:jc w:val="left"/>
+              <w:rPr>
+                <w:rFonts w:ascii="Segoe UI" w:eastAsia="Segoe UI" w:hAnsi="Segoe UI" w:cs="Segoe UI" w:hint="default"/>
+                <w:i w:val="0"/>
+                <w:iCs w:val="0"/>
+                <w:caps w:val="0"/>
+                <w:color w:val="0F1115"/>
+                <w:spacing w:val="0"/>
+                <w:sz w:val="18"/>
+                <w:szCs w:val="18"/>
+              </w:rPr>
+            </w:pPr>
+            <w:r>
+              <w:rPr>
+                <w:rStyle w:val="Strong"/>
+                <w:rFonts w:ascii="Segoe UI" w:eastAsia="Segoe UI" w:hAnsi="Segoe UI" w:cs="Segoe UI" w:hint="default"/>
+                <w:b/>
+                <w:bCs/>
+                <w:i w:val="0"/>
+                <w:iCs w:val="0"/>
+                <w:caps w:val="0"/>
+                <w:snapToGrid w:val="0"/>
+                <w:color w:val="0F1115"/>
+                <w:spacing w:val="0"/>
+                <w:kern w:val="0"/>
+                <w:sz w:val="18"/>
+                <w:szCs w:val="18"/>
+                <w:bdr w:val="nil"/>
+                <w:lang w:val="en-US" w:eastAsia="zh-CN"/>
+              </w:rPr>
+              <w:t>100分</w:t>
+            </w:r>
+          </w:p>
+        </w:tc>
+        <w:tc>
+          <w:tcPr>
+            <w:tcW w:w="0" w:type="auto"/>
+            <w:tcBorders>
+              <w:top w:val="single" w:sz="4" w:space="0" w:color="auto"/>
+              <w:left w:val="single" w:sz="4" w:space="0" w:color="auto"/>
+              <w:bottom w:val="single" w:sz="4" w:space="0" w:color="auto"/>
+              <w:right w:val="single" w:sz="4" w:space="0" w:color="auto"/>
+            </w:tcBorders>
+            <w:shd w:val="clear" w:color="auto" w:fill="auto"/>
+            <w:tcMar>
+              <w:top w:w="120" w:type="dxa"/>
+              <w:left w:w="192" w:type="dxa"/>
+              <w:bottom w:w="120" w:type="dxa"/>
+              <w:right w:w="0" w:type="dxa"/>
+            </w:tcMar>
+            <w:vAlign w:val="center"/>
+          </w:tcPr>
+          <w:p>
+            <w:pPr>
+              <w:rPr>
+                <w:rFonts w:ascii="Segoe UI" w:eastAsia="Segoe UI" w:hAnsi="Segoe UI" w:cs="Segoe UI" w:hint="default"/>
                 <w:i w:val="0"/>
                 <w:iCs w:val="0"/>
                 <w:caps w:val="0"/>
@@ -4510,7 +4387,7 @@
     </w:p>
     <w:p>
       <w:pPr>
-        <w:pStyle w:val="28"/>
+        <w:pStyle w:val="1"/>
         <w:bidi w:val="0"/>
         <w:rPr>
           <w:rFonts w:hint="eastAsia"/>
@@ -4529,7 +4406,7 @@
     </w:p>
     <w:p>
       <w:pPr>
-        <w:pStyle w:val="29"/>
+        <w:pStyle w:val="a1"/>
         <w:rPr>
           <w:rFonts w:hint="eastAsia"/>
           <w:lang w:val="en-US" w:eastAsia="zh-CN"/>
@@ -4545,7 +4422,7 @@
     </w:p>
     <w:p>
       <w:pPr>
-        <w:pStyle w:val="29"/>
+        <w:pStyle w:val="a1"/>
         <w:rPr>
           <w:rFonts w:hint="eastAsia"/>
           <w:lang w:val="en-US" w:eastAsia="zh-CN"/>
@@ -4561,7 +4438,7 @@
     </w:p>
     <w:p>
       <w:pPr>
-        <w:pStyle w:val="29"/>
+        <w:pStyle w:val="a1"/>
         <w:rPr>
           <w:rFonts w:hint="eastAsia"/>
           <w:lang w:val="en-US" w:eastAsia="zh-CN"/>
@@ -4574,8 +4451,8 @@
         </w:rPr>
         <w:t>满意：</w:t>
       </w:r>
-      <w:bookmarkStart w:id="8" w:name="_GoBack"/>
-      <w:bookmarkEnd w:id="8"/>
+      <w:bookmarkStart w:id="6" w:name="_GoBack"/>
+      <w:bookmarkEnd w:id="6"/>
       <w:r>
         <w:rPr>
           <w:rFonts w:hint="eastAsia"/>
@@ -4586,7 +4463,7 @@
     </w:p>
     <w:p>
       <w:pPr>
-        <w:pStyle w:val="29"/>
+        <w:pStyle w:val="a1"/>
         <w:rPr>
           <w:rFonts w:hint="eastAsia"/>
           <w:lang w:val="en-US" w:eastAsia="zh-CN"/>
@@ -4602,7 +4479,7 @@
     </w:p>
     <w:p>
       <w:pPr>
-        <w:pStyle w:val="29"/>
+        <w:pStyle w:val="a1"/>
         <w:rPr>
           <w:rFonts w:hint="eastAsia"/>
           <w:lang w:val="en-US" w:eastAsia="zh-CN"/>
@@ -4618,7 +4495,7 @@
     </w:p>
     <w:p>
       <w:pPr>
-        <w:pStyle w:val="29"/>
+        <w:pStyle w:val="a1"/>
         <w:rPr>
           <w:rFonts w:hint="eastAsia"/>
           <w:lang w:val="en-US" w:eastAsia="zh-CN"/>
@@ -4634,7 +4511,7 @@
     </w:p>
     <w:p>
       <w:pPr>
-        <w:pStyle w:val="29"/>
+        <w:pStyle w:val="a1"/>
         <w:rPr>
           <w:rFonts w:hint="eastAsia"/>
           <w:lang w:val="en-US" w:eastAsia="zh-CN"/>
@@ -4650,7 +4527,7 @@
     </w:p>
     <w:p>
       <w:pPr>
-        <w:pStyle w:val="29"/>
+        <w:pStyle w:val="a1"/>
         <w:rPr>
           <w:rFonts w:hint="eastAsia"/>
           <w:lang w:val="en-US" w:eastAsia="zh-CN"/>
@@ -4666,7 +4543,7 @@
     </w:p>
     <w:p>
       <w:pPr>
-        <w:pStyle w:val="29"/>
+        <w:pStyle w:val="a1"/>
         <w:rPr>
           <w:rFonts w:hint="eastAsia"/>
           <w:lang w:val="en-US" w:eastAsia="zh-CN"/>
@@ -4682,7 +4559,7 @@
     </w:p>
     <w:p>
       <w:pPr>
-        <w:pStyle w:val="29"/>
+        <w:pStyle w:val="a1"/>
         <w:rPr>
           <w:rFonts w:hint="eastAsia"/>
           <w:lang w:val="en-US" w:eastAsia="zh-CN"/>
@@ -4698,7 +4575,7 @@
     </w:p>
     <w:p>
       <w:pPr>
-        <w:pStyle w:val="29"/>
+        <w:pStyle w:val="a1"/>
         <w:rPr>
           <w:rFonts w:hint="eastAsia"/>
           <w:lang w:val="en-US" w:eastAsia="zh-CN"/>
@@ -4714,7 +4591,7 @@
     </w:p>
     <w:p>
       <w:pPr>
-        <w:pStyle w:val="40"/>
+        <w:pStyle w:val="a3"/>
         <w:bidi w:val="0"/>
         <w:rPr>
           <w:i w:val="0"/>
@@ -4727,7 +4604,7 @@
               <m:sty m:val="p"/>
             </m:rPr>
             <w:rPr>
-              <w:rFonts w:hint="eastAsia" w:ascii="Times New Roman" w:hAnsi="Times New Roman"/>
+              <w:rFonts w:ascii="Times New Roman" w:hAnsi="Times New Roman" w:hint="eastAsia"/>
               <w:lang w:val="en-US" w:eastAsia="zh-CN"/>
             </w:rPr>
             <m:t>客户满意度平均分</m:t>
@@ -4737,7 +4614,7 @@
               <m:sty m:val="p"/>
             </m:rPr>
             <w:rPr>
-              <w:rFonts w:hint="default" w:ascii="Times New Roman" w:hAnsi="Times New Roman"/>
+              <w:rFonts w:ascii="Times New Roman" w:hAnsi="Times New Roman" w:hint="default"/>
               <w:lang w:val="en-US" w:eastAsia="zh-CN"/>
             </w:rPr>
             <m:t>=</m:t>
@@ -4753,14 +4630,14 @@
     </w:p>
     <w:p>
       <w:pPr>
-        <w:pStyle w:val="28"/>
+        <w:pStyle w:val="1"/>
         <w:bidi w:val="0"/>
         <w:rPr>
           <w:rFonts w:hint="eastAsia"/>
           <w:lang w:val="en-US" w:eastAsia="zh-CN"/>
         </w:rPr>
       </w:pPr>
-      <w:bookmarkStart w:id="6" w:name="_Toc20506"/>
+      <w:bookmarkStart w:id="7" w:name="_Toc20506"/>
       <w:r>
         <w:rPr>
           <w:rFonts w:hint="eastAsia"/>
@@ -4768,11 +4645,11 @@
         </w:rPr>
         <w:t>实施责任与分工</w:t>
       </w:r>
-      <w:bookmarkEnd w:id="6"/>
+      <w:bookmarkEnd w:id="7"/>
     </w:p>
     <w:p>
       <w:pPr>
-        <w:pStyle w:val="40"/>
+        <w:pStyle w:val="a3"/>
         <w:bidi w:val="0"/>
         <w:rPr>
           <w:rFonts w:hint="default"/>
@@ -4791,7 +4668,7 @@
     </w:p>
     <w:p>
       <w:pPr>
-        <w:pStyle w:val="40"/>
+        <w:pStyle w:val="a3"/>
         <w:bidi w:val="0"/>
         <w:rPr>
           <w:rFonts w:hint="default"/>
@@ -4810,7 +4687,7 @@
     </w:p>
     <w:p>
       <w:pPr>
-        <w:pStyle w:val="40"/>
+        <w:pStyle w:val="a3"/>
         <w:bidi w:val="0"/>
         <w:rPr>
           <w:rFonts w:hint="default"/>
@@ -4829,7 +4706,7 @@
     </w:p>
     <w:p>
       <w:pPr>
-        <w:pStyle w:val="40"/>
+        <w:pStyle w:val="a3"/>
         <w:bidi w:val="0"/>
         <w:rPr>
           <w:rFonts w:hint="default"/>
@@ -4848,14 +4725,14 @@
     </w:p>
     <w:p>
       <w:pPr>
-        <w:pStyle w:val="28"/>
+        <w:pStyle w:val="1"/>
         <w:bidi w:val="0"/>
         <w:rPr>
           <w:rFonts w:hint="default"/>
           <w:lang w:val="en-US" w:eastAsia="zh-CN"/>
         </w:rPr>
       </w:pPr>
-      <w:bookmarkStart w:id="7" w:name="_Toc3202"/>
+      <w:bookmarkStart w:id="8" w:name="_Toc3202"/>
       <w:r>
         <w:rPr>
           <w:rFonts w:hint="default"/>
@@ -4863,11 +4740,11 @@
         </w:rPr>
         <w:t>后续改进</w:t>
       </w:r>
-      <w:bookmarkEnd w:id="7"/>
+      <w:bookmarkEnd w:id="8"/>
     </w:p>
     <w:p>
       <w:pPr>
-        <w:pStyle w:val="29"/>
+        <w:pStyle w:val="a1"/>
         <w:bidi w:val="0"/>
         <w:rPr>
           <w:rFonts w:hint="default"/>
@@ -4883,70 +4760,20 @@
       </w:r>
     </w:p>
     <w:sectPr>
-      <w:headerReference r:id="rId5" w:type="default"/>
+      <w:headerReference w:type="default" r:id="rId4"/>
       <w:pgSz w:w="11907" w:h="16840"/>
       <w:pgMar w:top="1240" w:right="1424" w:bottom="0" w:left="1786" w:header="0" w:footer="0" w:gutter="0"/>
-      <w:cols w:space="720" w:num="1"/>
+      <w:cols w:num="1" w:space="720"/>
     </w:sectPr>
   </w:body>
 </w:document>
 </file>
 
-<file path=word/endnotes.xml><?xml version="1.0" encoding="utf-8"?>
-<w:endnotes xmlns:wpc="http://schemas.microsoft.com/office/word/2010/wordprocessingCanvas" xmlns:mc="http://schemas.openxmlformats.org/markup-compatibility/2006" xmlns:o="urn:schemas-microsoft-com:office:office" xmlns:r="http://schemas.openxmlformats.org/officeDocument/2006/relationships" xmlns:m="http://schemas.openxmlformats.org/officeDocument/2006/math" xmlns:v="urn:schemas-microsoft-com:vml" xmlns:wp14="http://schemas.microsoft.com/office/word/2010/wordprocessingDrawing" xmlns:wp="http://schemas.openxmlformats.org/drawingml/2006/wordprocessingDrawing" xmlns:w="http://schemas.openxmlformats.org/wordprocessingml/2006/main" xmlns:w14="http://schemas.microsoft.com/office/word/2010/wordml" xmlns:w15="http://schemas.microsoft.com/office/word/2012/wordml" xmlns:w10="urn:schemas-microsoft-com:office:word" xmlns:wpg="http://schemas.microsoft.com/office/word/2010/wordprocessingGroup" xmlns:wpi="http://schemas.microsoft.com/office/word/2010/wordprocessingInk" xmlns:wne="http://schemas.microsoft.com/office/word/2006/wordml" xmlns:wps="http://schemas.microsoft.com/office/word/2010/wordprocessingShape" xmlns:wpsCustomData="http://www.wps.cn/officeDocument/2013/wpsCustomData" mc:Ignorable="w14 w15 wp14">
-  <w:endnote w:type="separator" w:id="0">
-    <w:p>
-      <w:pPr>
-        <w:spacing w:line="240" w:lineRule="auto"/>
-      </w:pPr>
-      <w:r>
-        <w:separator/>
-      </w:r>
-    </w:p>
-  </w:endnote>
-  <w:endnote w:type="continuationSeparator" w:id="1">
-    <w:p>
-      <w:pPr>
-        <w:spacing w:line="240" w:lineRule="auto"/>
-      </w:pPr>
-      <w:r>
-        <w:continuationSeparator/>
-      </w:r>
-    </w:p>
-  </w:endnote>
-</w:endnotes>
-</file>
-
-<file path=word/footnotes.xml><?xml version="1.0" encoding="utf-8"?>
-<w:footnotes xmlns:wpc="http://schemas.microsoft.com/office/word/2010/wordprocessingCanvas" xmlns:mc="http://schemas.openxmlformats.org/markup-compatibility/2006" xmlns:o="urn:schemas-microsoft-com:office:office" xmlns:r="http://schemas.openxmlformats.org/officeDocument/2006/relationships" xmlns:m="http://schemas.openxmlformats.org/officeDocument/2006/math" xmlns:v="urn:schemas-microsoft-com:vml" xmlns:wp14="http://schemas.microsoft.com/office/word/2010/wordprocessingDrawing" xmlns:wp="http://schemas.openxmlformats.org/drawingml/2006/wordprocessingDrawing" xmlns:w="http://schemas.openxmlformats.org/wordprocessingml/2006/main" xmlns:w14="http://schemas.microsoft.com/office/word/2010/wordml" xmlns:w15="http://schemas.microsoft.com/office/word/2012/wordml" xmlns:w10="urn:schemas-microsoft-com:office:word" xmlns:wpg="http://schemas.microsoft.com/office/word/2010/wordprocessingGroup" xmlns:wpi="http://schemas.microsoft.com/office/word/2010/wordprocessingInk" xmlns:wne="http://schemas.microsoft.com/office/word/2006/wordml" xmlns:wps="http://schemas.microsoft.com/office/word/2010/wordprocessingShape" xmlns:wpsCustomData="http://www.wps.cn/officeDocument/2013/wpsCustomData" mc:Ignorable="w14 w15 wp14">
-  <w:footnote w:type="separator" w:id="0">
-    <w:p>
-      <w:pPr>
-        <w:spacing w:line="360" w:lineRule="auto"/>
-      </w:pPr>
-      <w:r>
-        <w:separator/>
-      </w:r>
-    </w:p>
-  </w:footnote>
-  <w:footnote w:type="continuationSeparator" w:id="1">
-    <w:p>
-      <w:pPr>
-        <w:spacing w:line="360" w:lineRule="auto"/>
-      </w:pPr>
-      <w:r>
-        <w:continuationSeparator/>
-      </w:r>
-    </w:p>
-  </w:footnote>
-</w:footnotes>
-</file>
-
 <file path=word/header1.xml><?xml version="1.0" encoding="utf-8"?>
-<w:hdr xmlns:wpc="http://schemas.microsoft.com/office/word/2010/wordprocessingCanvas" xmlns:mc="http://schemas.openxmlformats.org/markup-compatibility/2006" xmlns:o="urn:schemas-microsoft-com:office:office" xmlns:r="http://schemas.openxmlformats.org/officeDocument/2006/relationships" xmlns:m="http://schemas.openxmlformats.org/officeDocument/2006/math" xmlns:v="urn:schemas-microsoft-com:vml" xmlns:wp14="http://schemas.microsoft.com/office/word/2010/wordprocessingDrawing" xmlns:wp="http://schemas.openxmlformats.org/drawingml/2006/wordprocessingDrawing" xmlns:w10="urn:schemas-microsoft-com:office:word" xmlns:w="http://schemas.openxmlformats.org/wordprocessingml/2006/main" xmlns:w14="http://schemas.microsoft.com/office/word/2010/wordml" xmlns:w15="http://schemas.microsoft.com/office/word/2012/wordml" xmlns:wpg="http://schemas.microsoft.com/office/word/2010/wordprocessingGroup" xmlns:wpi="http://schemas.microsoft.com/office/word/2010/wordprocessingInk" xmlns:wne="http://schemas.microsoft.com/office/word/2006/wordml" xmlns:wps="http://schemas.microsoft.com/office/word/2010/wordprocessingShape" xmlns:wpsCustomData="http://www.wps.cn/officeDocument/2013/wpsCustomData" mc:Ignorable="w14 w15 wp14">
+<w:hdr xmlns:wpc="http://schemas.microsoft.com/office/word/2010/wordprocessingCanvas" xmlns:mc="http://schemas.openxmlformats.org/markup-compatibility/2006" xmlns:o="urn:schemas-microsoft-com:office:office" xmlns:r="http://schemas.openxmlformats.org/officeDocument/2006/relationships" xmlns:m="http://schemas.openxmlformats.org/officeDocument/2006/math" xmlns:v="urn:schemas-microsoft-com:vml" xmlns:wp14="http://schemas.microsoft.com/office/word/2010/wordprocessingDrawing" xmlns:wp="http://schemas.openxmlformats.org/drawingml/2006/wordprocessingDrawing" xmlns:w10="urn:schemas-microsoft-com:office:word" xmlns:w="http://schemas.openxmlformats.org/wordprocessingml/2006/main" xmlns:w14="http://schemas.microsoft.com/office/word/2010/wordml" xmlns:w15="http://schemas.microsoft.com/office/word/2012/wordml" xmlns:wne="http://schemas.microsoft.com/office/word/2006/wordml" xmlns:wpg="http://schemas.microsoft.com/office/word/2010/wordprocessingGroup" xmlns:wpi="http://schemas.microsoft.com/office/word/2010/wordprocessingInk" xmlns:wps="http://schemas.microsoft.com/office/word/2010/wordprocessingShape" mc:Ignorable="w14 w15 wp14">
   <w:p>
     <w:pPr>
-      <w:pStyle w:val="12"/>
+      <w:pStyle w:val="BodyText"/>
       <w:bidi w:val="0"/>
       <w:spacing w:line="14" w:lineRule="auto"/>
       <w:rPr>
@@ -4958,15 +4785,15 @@
 </file>
 
 <file path=word/numbering.xml><?xml version="1.0" encoding="utf-8"?>
-<w:numbering xmlns:wpc="http://schemas.microsoft.com/office/word/2010/wordprocessingCanvas" xmlns:mc="http://schemas.openxmlformats.org/markup-compatibility/2006" xmlns:o="urn:schemas-microsoft-com:office:office" xmlns:r="http://schemas.openxmlformats.org/officeDocument/2006/relationships" xmlns:m="http://schemas.openxmlformats.org/officeDocument/2006/math" xmlns:v="urn:schemas-microsoft-com:vml" xmlns:wp14="http://schemas.microsoft.com/office/word/2010/wordprocessingDrawing" xmlns:wp="http://schemas.openxmlformats.org/drawingml/2006/wordprocessingDrawing" xmlns:w10="urn:schemas-microsoft-com:office:word" xmlns:w="http://schemas.openxmlformats.org/wordprocessingml/2006/main" xmlns:w14="http://schemas.microsoft.com/office/word/2010/wordml" xmlns:wpg="http://schemas.microsoft.com/office/word/2010/wordprocessingGroup" xmlns:wpi="http://schemas.microsoft.com/office/word/2010/wordprocessingInk" xmlns:wne="http://schemas.microsoft.com/office/word/2006/wordml" xmlns:wps="http://schemas.microsoft.com/office/word/2010/wordprocessingShape" xmlns:wpsCustomData="http://www.wps.cn/officeDocument/2013/wpsCustomData" mc:Ignorable="w14 wp14">
+<w:numbering xmlns:wpc="http://schemas.microsoft.com/office/word/2010/wordprocessingCanvas" xmlns:mc="http://schemas.openxmlformats.org/markup-compatibility/2006" xmlns:o="urn:schemas-microsoft-com:office:office" xmlns:r="http://schemas.openxmlformats.org/officeDocument/2006/relationships" xmlns:m="http://schemas.openxmlformats.org/officeDocument/2006/math" xmlns:v="urn:schemas-microsoft-com:vml" xmlns:wp14="http://schemas.microsoft.com/office/word/2010/wordprocessingDrawing" xmlns:wp="http://schemas.openxmlformats.org/drawingml/2006/wordprocessingDrawing" xmlns:w10="urn:schemas-microsoft-com:office:word" xmlns:w="http://schemas.openxmlformats.org/wordprocessingml/2006/main" xmlns:w14="http://schemas.microsoft.com/office/word/2010/wordml" xmlns:w15="http://schemas.microsoft.com/office/word/2012/wordml" xmlns:wne="http://schemas.microsoft.com/office/word/2006/wordml" xmlns:wpg="http://schemas.microsoft.com/office/word/2010/wordprocessingGroup" xmlns:wpi="http://schemas.microsoft.com/office/word/2010/wordprocessingInk" xmlns:wps="http://schemas.microsoft.com/office/word/2010/wordprocessingShape" mc:Ignorable="w14 w15 wp14">
   <w:abstractNum w:abstractNumId="0">
     <w:nsid w:val="8E964DCE"/>
     <w:multiLevelType w:val="multilevel"/>
     <w:tmpl w:val="8E964DCE"/>
-    <w:lvl w:ilvl="0" w:tentative="0">
+    <w:lvl w:ilvl="0">
       <w:start w:val="1"/>
       <w:numFmt w:val="decimal"/>
-      <w:pStyle w:val="2"/>
+      <w:pStyle w:val="Heading1"/>
       <w:lvlText w:val="%1."/>
       <w:lvlJc w:val="left"/>
       <w:pPr>
@@ -4976,10 +4803,10 @@
         <w:rFonts w:hint="default"/>
       </w:rPr>
     </w:lvl>
-    <w:lvl w:ilvl="1" w:tentative="0">
+    <w:lvl w:ilvl="1">
       <w:start w:val="1"/>
       <w:numFmt w:val="decimal"/>
-      <w:pStyle w:val="3"/>
+      <w:pStyle w:val="Heading2"/>
       <w:lvlText w:val="%1.%2."/>
       <w:lvlJc w:val="left"/>
       <w:pPr>
@@ -4989,10 +4816,10 @@
         <w:rFonts w:hint="default"/>
       </w:rPr>
     </w:lvl>
-    <w:lvl w:ilvl="2" w:tentative="0">
+    <w:lvl w:ilvl="2">
       <w:start w:val="1"/>
       <w:numFmt w:val="decimal"/>
-      <w:pStyle w:val="4"/>
+      <w:pStyle w:val="Heading3"/>
       <w:lvlText w:val="%1.%2.%3."/>
       <w:lvlJc w:val="left"/>
       <w:pPr>
@@ -5002,10 +4829,10 @@
         <w:rFonts w:hint="default"/>
       </w:rPr>
     </w:lvl>
-    <w:lvl w:ilvl="3" w:tentative="0">
+    <w:lvl w:ilvl="3">
       <w:start w:val="1"/>
       <w:numFmt w:val="decimal"/>
-      <w:pStyle w:val="5"/>
+      <w:pStyle w:val="Heading4"/>
       <w:lvlText w:val="%1.%2.%3.%4."/>
       <w:lvlJc w:val="left"/>
       <w:pPr>
@@ -5015,10 +4842,10 @@
         <w:rFonts w:hint="default"/>
       </w:rPr>
     </w:lvl>
-    <w:lvl w:ilvl="4" w:tentative="0">
+    <w:lvl w:ilvl="4">
       <w:start w:val="1"/>
       <w:numFmt w:val="decimal"/>
-      <w:pStyle w:val="6"/>
+      <w:pStyle w:val="Heading5"/>
       <w:lvlText w:val="%1.%2.%3.%4.%5."/>
       <w:lvlJc w:val="left"/>
       <w:pPr>
@@ -5028,10 +4855,10 @@
         <w:rFonts w:hint="default"/>
       </w:rPr>
     </w:lvl>
-    <w:lvl w:ilvl="5" w:tentative="0">
+    <w:lvl w:ilvl="5">
       <w:start w:val="1"/>
       <w:numFmt w:val="decimal"/>
-      <w:pStyle w:val="7"/>
+      <w:pStyle w:val="Heading6"/>
       <w:lvlText w:val="%1.%2.%3.%4.%5.%6."/>
       <w:lvlJc w:val="left"/>
       <w:pPr>
@@ -5041,10 +4868,10 @@
         <w:rFonts w:hint="default"/>
       </w:rPr>
     </w:lvl>
-    <w:lvl w:ilvl="6" w:tentative="0">
+    <w:lvl w:ilvl="6">
       <w:start w:val="1"/>
       <w:numFmt w:val="decimal"/>
-      <w:pStyle w:val="8"/>
+      <w:pStyle w:val="Heading7"/>
       <w:lvlText w:val="%1.%2.%3.%4.%5.%6.%7."/>
       <w:lvlJc w:val="left"/>
       <w:pPr>
@@ -5054,10 +4881,10 @@
         <w:rFonts w:hint="default"/>
       </w:rPr>
     </w:lvl>
-    <w:lvl w:ilvl="7" w:tentative="0">
+    <w:lvl w:ilvl="7">
       <w:start w:val="1"/>
       <w:numFmt w:val="decimal"/>
-      <w:pStyle w:val="9"/>
+      <w:pStyle w:val="Heading8"/>
       <w:lvlText w:val="%1.%2.%3.%4.%5.%6.%7.%8."/>
       <w:lvlJc w:val="left"/>
       <w:pPr>
@@ -5067,10 +4894,10 @@
         <w:rFonts w:hint="default"/>
       </w:rPr>
     </w:lvl>
-    <w:lvl w:ilvl="8" w:tentative="0">
+    <w:lvl w:ilvl="8">
       <w:start w:val="1"/>
       <w:numFmt w:val="decimal"/>
-      <w:pStyle w:val="10"/>
+      <w:pStyle w:val="Heading9"/>
       <w:lvlText w:val="%1.%2.%3.%4.%5.%6.%7.%8.%9."/>
       <w:lvlJc w:val="left"/>
       <w:pPr>
@@ -5088,269 +4915,267 @@
 </file>
 
 <file path=word/styles.xml><?xml version="1.0" encoding="utf-8"?>
-<w:styles xmlns:mc="http://schemas.openxmlformats.org/markup-compatibility/2006" xmlns:o="urn:schemas-microsoft-com:office:office" xmlns:r="http://schemas.openxmlformats.org/officeDocument/2006/relationships" xmlns:m="http://schemas.openxmlformats.org/officeDocument/2006/math" xmlns:v="urn:schemas-microsoft-com:vml" xmlns:w="http://schemas.openxmlformats.org/wordprocessingml/2006/main" xmlns:w14="http://schemas.microsoft.com/office/word/2010/wordml" xmlns:w10="urn:schemas-microsoft-com:office:word" xmlns:sl="http://schemas.openxmlformats.org/schemaLibrary/2006/main" xmlns:wpsCustomData="http://www.wps.cn/officeDocument/2013/wpsCustomData" mc:Ignorable="w14">
+<w:styles xmlns:mc="http://schemas.openxmlformats.org/markup-compatibility/2006" xmlns:r="http://schemas.openxmlformats.org/officeDocument/2006/relationships" xmlns:w="http://schemas.openxmlformats.org/wordprocessingml/2006/main" xmlns:w14="http://schemas.microsoft.com/office/word/2010/wordml" xmlns:w15="http://schemas.microsoft.com/office/word/2012/wordml" mc:Ignorable="w14 w15">
   <w:docDefaults>
     <w:rPrDefault>
       <w:rPr>
-        <w:rFonts w:ascii="Times New Roman" w:hAnsi="Times New Roman" w:eastAsia="宋体" w:cs="Times New Roman"/>
+        <w:rFonts w:ascii="Times New Roman" w:eastAsia="宋体" w:hAnsi="Times New Roman" w:cs="Times New Roman"/>
       </w:rPr>
     </w:rPrDefault>
     <w:pPrDefault/>
   </w:docDefaults>
-  <w:latentStyles w:count="260" w:defQFormat="0" w:defUnhideWhenUsed="1" w:defSemiHidden="1" w:defUIPriority="99" w:defLockedState="0">
-    <w:lsdException w:qFormat="1" w:unhideWhenUsed="0" w:uiPriority="0" w:semiHidden="0" w:name="Normal"/>
-    <w:lsdException w:qFormat="1" w:unhideWhenUsed="0" w:uiPriority="0" w:semiHidden="0" w:name="heading 1"/>
-    <w:lsdException w:qFormat="1" w:uiPriority="0" w:semiHidden="0" w:name="heading 2"/>
-    <w:lsdException w:qFormat="1" w:uiPriority="0" w:semiHidden="0" w:name="heading 3"/>
-    <w:lsdException w:qFormat="1" w:uiPriority="0" w:semiHidden="0" w:name="heading 4"/>
-    <w:lsdException w:qFormat="1" w:uiPriority="0" w:semiHidden="0" w:name="heading 5"/>
-    <w:lsdException w:qFormat="1" w:uiPriority="0" w:semiHidden="0" w:name="heading 6"/>
-    <w:lsdException w:qFormat="1" w:uiPriority="0" w:semiHidden="0" w:name="heading 7"/>
-    <w:lsdException w:qFormat="1" w:uiPriority="0" w:semiHidden="0" w:name="heading 8"/>
-    <w:lsdException w:qFormat="1" w:uiPriority="0" w:semiHidden="0" w:name="heading 9"/>
-    <w:lsdException w:unhideWhenUsed="0" w:uiPriority="0" w:semiHidden="0" w:name="index 1"/>
-    <w:lsdException w:unhideWhenUsed="0" w:uiPriority="0" w:semiHidden="0" w:name="index 2"/>
-    <w:lsdException w:unhideWhenUsed="0" w:uiPriority="0" w:semiHidden="0" w:name="index 3"/>
-    <w:lsdException w:unhideWhenUsed="0" w:uiPriority="0" w:semiHidden="0" w:name="index 4"/>
-    <w:lsdException w:unhideWhenUsed="0" w:uiPriority="0" w:semiHidden="0" w:name="index 5"/>
-    <w:lsdException w:unhideWhenUsed="0" w:uiPriority="0" w:semiHidden="0" w:name="index 6"/>
-    <w:lsdException w:unhideWhenUsed="0" w:uiPriority="0" w:semiHidden="0" w:name="index 7"/>
-    <w:lsdException w:unhideWhenUsed="0" w:uiPriority="0" w:semiHidden="0" w:name="index 8"/>
-    <w:lsdException w:unhideWhenUsed="0" w:uiPriority="0" w:semiHidden="0" w:name="index 9"/>
-    <w:lsdException w:qFormat="1" w:unhideWhenUsed="0" w:uiPriority="0" w:semiHidden="0" w:name="toc 1"/>
-    <w:lsdException w:qFormat="1" w:unhideWhenUsed="0" w:uiPriority="0" w:semiHidden="0" w:name="toc 2"/>
-    <w:lsdException w:qFormat="1" w:unhideWhenUsed="0" w:uiPriority="0" w:semiHidden="0" w:name="toc 3"/>
-    <w:lsdException w:unhideWhenUsed="0" w:uiPriority="0" w:semiHidden="0" w:name="toc 4"/>
-    <w:lsdException w:unhideWhenUsed="0" w:uiPriority="0" w:semiHidden="0" w:name="toc 5"/>
-    <w:lsdException w:unhideWhenUsed="0" w:uiPriority="0" w:semiHidden="0" w:name="toc 6"/>
-    <w:lsdException w:unhideWhenUsed="0" w:uiPriority="0" w:semiHidden="0" w:name="toc 7"/>
-    <w:lsdException w:unhideWhenUsed="0" w:uiPriority="0" w:semiHidden="0" w:name="toc 8"/>
-    <w:lsdException w:unhideWhenUsed="0" w:uiPriority="0" w:semiHidden="0" w:name="toc 9"/>
-    <w:lsdException w:unhideWhenUsed="0" w:uiPriority="0" w:semiHidden="0" w:name="Normal Indent"/>
-    <w:lsdException w:unhideWhenUsed="0" w:uiPriority="0" w:semiHidden="0" w:name="footnote text"/>
-    <w:lsdException w:qFormat="1" w:unhideWhenUsed="0" w:uiPriority="0" w:semiHidden="0" w:name="annotation text"/>
-    <w:lsdException w:qFormat="1" w:unhideWhenUsed="0" w:uiPriority="0" w:semiHidden="0" w:name="header"/>
-    <w:lsdException w:qFormat="1" w:unhideWhenUsed="0" w:uiPriority="0" w:semiHidden="0" w:name="footer"/>
-    <w:lsdException w:unhideWhenUsed="0" w:uiPriority="0" w:semiHidden="0" w:name="index heading"/>
-    <w:lsdException w:qFormat="1" w:uiPriority="0" w:name="caption"/>
-    <w:lsdException w:unhideWhenUsed="0" w:uiPriority="0" w:semiHidden="0" w:name="table of figures"/>
-    <w:lsdException w:unhideWhenUsed="0" w:uiPriority="0" w:semiHidden="0" w:name="envelope address"/>
-    <w:lsdException w:unhideWhenUsed="0" w:uiPriority="0" w:semiHidden="0" w:name="envelope return"/>
-    <w:lsdException w:unhideWhenUsed="0" w:uiPriority="0" w:semiHidden="0" w:name="footnote reference"/>
-    <w:lsdException w:unhideWhenUsed="0" w:uiPriority="0" w:semiHidden="0" w:name="annotation reference"/>
-    <w:lsdException w:unhideWhenUsed="0" w:uiPriority="0" w:semiHidden="0" w:name="line number"/>
-    <w:lsdException w:unhideWhenUsed="0" w:uiPriority="0" w:semiHidden="0" w:name="page number"/>
-    <w:lsdException w:unhideWhenUsed="0" w:uiPriority="0" w:semiHidden="0" w:name="endnote reference"/>
-    <w:lsdException w:unhideWhenUsed="0" w:uiPriority="0" w:semiHidden="0" w:name="endnote text"/>
-    <w:lsdException w:unhideWhenUsed="0" w:uiPriority="0" w:semiHidden="0" w:name="table of authorities"/>
-    <w:lsdException w:unhideWhenUsed="0" w:uiPriority="0" w:semiHidden="0" w:name="macro"/>
-    <w:lsdException w:unhideWhenUsed="0" w:uiPriority="0" w:semiHidden="0" w:name="toa heading"/>
-    <w:lsdException w:unhideWhenUsed="0" w:uiPriority="0" w:semiHidden="0" w:name="List"/>
-    <w:lsdException w:unhideWhenUsed="0" w:uiPriority="0" w:semiHidden="0" w:name="List Bullet"/>
-    <w:lsdException w:unhideWhenUsed="0" w:uiPriority="0" w:semiHidden="0" w:name="List Number"/>
-    <w:lsdException w:unhideWhenUsed="0" w:uiPriority="0" w:semiHidden="0" w:name="List 2"/>
-    <w:lsdException w:unhideWhenUsed="0" w:uiPriority="0" w:semiHidden="0" w:name="List 3"/>
-    <w:lsdException w:unhideWhenUsed="0" w:uiPriority="0" w:semiHidden="0" w:name="List 4"/>
-    <w:lsdException w:unhideWhenUsed="0" w:uiPriority="0" w:semiHidden="0" w:name="List 5"/>
-    <w:lsdException w:unhideWhenUsed="0" w:uiPriority="0" w:semiHidden="0" w:name="List Bullet 2"/>
-    <w:lsdException w:unhideWhenUsed="0" w:uiPriority="0" w:semiHidden="0" w:name="List Bullet 3"/>
-    <w:lsdException w:unhideWhenUsed="0" w:uiPriority="0" w:semiHidden="0" w:name="List Bullet 4"/>
-    <w:lsdException w:unhideWhenUsed="0" w:uiPriority="0" w:semiHidden="0" w:name="List Bullet 5"/>
-    <w:lsdException w:unhideWhenUsed="0" w:uiPriority="0" w:semiHidden="0" w:name="List Number 2"/>
-    <w:lsdException w:unhideWhenUsed="0" w:uiPriority="0" w:semiHidden="0" w:name="List Number 3"/>
-    <w:lsdException w:unhideWhenUsed="0" w:uiPriority="0" w:semiHidden="0" w:name="List Number 4"/>
-    <w:lsdException w:unhideWhenUsed="0" w:uiPriority="0" w:semiHidden="0" w:name="List Number 5"/>
-    <w:lsdException w:qFormat="1" w:unhideWhenUsed="0" w:uiPriority="0" w:semiHidden="0" w:name="Title"/>
-    <w:lsdException w:unhideWhenUsed="0" w:uiPriority="0" w:semiHidden="0" w:name="Closing"/>
-    <w:lsdException w:unhideWhenUsed="0" w:uiPriority="0" w:semiHidden="0" w:name="Signature"/>
-    <w:lsdException w:qFormat="1" w:unhideWhenUsed="0" w:uiPriority="0" w:name="Default Paragraph Font"/>
-    <w:lsdException w:qFormat="1" w:unhideWhenUsed="0" w:uiPriority="0" w:name="Body Text"/>
-    <w:lsdException w:unhideWhenUsed="0" w:uiPriority="0" w:semiHidden="0" w:name="Body Text Indent"/>
-    <w:lsdException w:unhideWhenUsed="0" w:uiPriority="0" w:semiHidden="0" w:name="List Continue"/>
-    <w:lsdException w:unhideWhenUsed="0" w:uiPriority="0" w:semiHidden="0" w:name="List Continue 2"/>
-    <w:lsdException w:unhideWhenUsed="0" w:uiPriority="0" w:semiHidden="0" w:name="List Continue 3"/>
-    <w:lsdException w:unhideWhenUsed="0" w:uiPriority="0" w:semiHidden="0" w:name="List Continue 4"/>
-    <w:lsdException w:unhideWhenUsed="0" w:uiPriority="0" w:semiHidden="0" w:name="List Continue 5"/>
-    <w:lsdException w:unhideWhenUsed="0" w:uiPriority="0" w:semiHidden="0" w:name="Message Header"/>
-    <w:lsdException w:qFormat="1" w:unhideWhenUsed="0" w:uiPriority="0" w:semiHidden="0" w:name="Subtitle"/>
-    <w:lsdException w:unhideWhenUsed="0" w:uiPriority="0" w:semiHidden="0" w:name="Salutation"/>
-    <w:lsdException w:unhideWhenUsed="0" w:uiPriority="0" w:semiHidden="0" w:name="Date"/>
-    <w:lsdException w:unhideWhenUsed="0" w:uiPriority="0" w:semiHidden="0" w:name="Body Text First Indent"/>
-    <w:lsdException w:unhideWhenUsed="0" w:uiPriority="0" w:semiHidden="0" w:name="Body Text First Indent 2"/>
-    <w:lsdException w:unhideWhenUsed="0" w:uiPriority="0" w:semiHidden="0" w:name="Note Heading"/>
-    <w:lsdException w:unhideWhenUsed="0" w:uiPriority="0" w:semiHidden="0" w:name="Body Text 2"/>
-    <w:lsdException w:unhideWhenUsed="0" w:uiPriority="0" w:semiHidden="0" w:name="Body Text 3"/>
-    <w:lsdException w:unhideWhenUsed="0" w:uiPriority="0" w:semiHidden="0" w:name="Body Text Indent 2"/>
-    <w:lsdException w:unhideWhenUsed="0" w:uiPriority="0" w:semiHidden="0" w:name="Body Text Indent 3"/>
-    <w:lsdException w:unhideWhenUsed="0" w:uiPriority="0" w:semiHidden="0" w:name="Block Text"/>
-    <w:lsdException w:unhideWhenUsed="0" w:uiPriority="0" w:semiHidden="0" w:name="Hyperlink"/>
-    <w:lsdException w:unhideWhenUsed="0" w:uiPriority="0" w:semiHidden="0" w:name="FollowedHyperlink"/>
-    <w:lsdException w:qFormat="1" w:unhideWhenUsed="0" w:uiPriority="0" w:semiHidden="0" w:name="Strong"/>
-    <w:lsdException w:qFormat="1" w:unhideWhenUsed="0" w:uiPriority="0" w:semiHidden="0" w:name="Emphasis"/>
-    <w:lsdException w:unhideWhenUsed="0" w:uiPriority="0" w:semiHidden="0" w:name="Document Map"/>
-    <w:lsdException w:unhideWhenUsed="0" w:uiPriority="0" w:semiHidden="0" w:name="Plain Text"/>
-    <w:lsdException w:unhideWhenUsed="0" w:uiPriority="0" w:semiHidden="0" w:name="E-mail Signature"/>
-    <w:lsdException w:qFormat="1" w:unhideWhenUsed="0" w:uiPriority="0" w:semiHidden="0" w:name="Normal (Web)"/>
-    <w:lsdException w:unhideWhenUsed="0" w:uiPriority="0" w:semiHidden="0" w:name="HTML Acronym"/>
-    <w:lsdException w:unhideWhenUsed="0" w:uiPriority="0" w:semiHidden="0" w:name="HTML Address"/>
-    <w:lsdException w:unhideWhenUsed="0" w:uiPriority="0" w:semiHidden="0" w:name="HTML Cite"/>
-    <w:lsdException w:unhideWhenUsed="0" w:uiPriority="0" w:semiHidden="0" w:name="HTML Code"/>
-    <w:lsdException w:unhideWhenUsed="0" w:uiPriority="0" w:semiHidden="0" w:name="HTML Definition"/>
-    <w:lsdException w:unhideWhenUsed="0" w:uiPriority="0" w:semiHidden="0" w:name="HTML Keyboard"/>
-    <w:lsdException w:unhideWhenUsed="0" w:uiPriority="0" w:semiHidden="0" w:name="HTML Preformatted"/>
-    <w:lsdException w:unhideWhenUsed="0" w:uiPriority="0" w:semiHidden="0" w:name="HTML Sample"/>
-    <w:lsdException w:unhideWhenUsed="0" w:uiPriority="0" w:semiHidden="0" w:name="HTML Typewriter"/>
-    <w:lsdException w:unhideWhenUsed="0" w:uiPriority="0" w:semiHidden="0" w:name="HTML Variable"/>
-    <w:lsdException w:unhideWhenUsed="0" w:uiPriority="0" w:name="Normal Table"/>
-    <w:lsdException w:unhideWhenUsed="0" w:uiPriority="0" w:semiHidden="0" w:name="annotation subject"/>
-    <w:lsdException w:unhideWhenUsed="0" w:uiPriority="0" w:semiHidden="0" w:name="Table Simple 1"/>
-    <w:lsdException w:unhideWhenUsed="0" w:uiPriority="0" w:semiHidden="0" w:name="Table Simple 2"/>
-    <w:lsdException w:unhideWhenUsed="0" w:uiPriority="0" w:semiHidden="0" w:name="Table Simple 3"/>
-    <w:lsdException w:unhideWhenUsed="0" w:uiPriority="0" w:semiHidden="0" w:name="Table Classic 1"/>
-    <w:lsdException w:unhideWhenUsed="0" w:uiPriority="0" w:semiHidden="0" w:name="Table Classic 2"/>
-    <w:lsdException w:unhideWhenUsed="0" w:uiPriority="0" w:semiHidden="0" w:name="Table Classic 3"/>
-    <w:lsdException w:unhideWhenUsed="0" w:uiPriority="0" w:semiHidden="0" w:name="Table Classic 4"/>
-    <w:lsdException w:unhideWhenUsed="0" w:uiPriority="0" w:semiHidden="0" w:name="Table Colorful 1"/>
-    <w:lsdException w:unhideWhenUsed="0" w:uiPriority="0" w:semiHidden="0" w:name="Table Colorful 2"/>
-    <w:lsdException w:unhideWhenUsed="0" w:uiPriority="0" w:semiHidden="0" w:name="Table Colorful 3"/>
-    <w:lsdException w:unhideWhenUsed="0" w:uiPriority="0" w:semiHidden="0" w:name="Table Columns 1"/>
-    <w:lsdException w:unhideWhenUsed="0" w:uiPriority="0" w:semiHidden="0" w:name="Table Columns 2"/>
-    <w:lsdException w:unhideWhenUsed="0" w:uiPriority="0" w:semiHidden="0" w:name="Table Columns 3"/>
-    <w:lsdException w:unhideWhenUsed="0" w:uiPriority="0" w:semiHidden="0" w:name="Table Columns 4"/>
-    <w:lsdException w:unhideWhenUsed="0" w:uiPriority="0" w:semiHidden="0" w:name="Table Columns 5"/>
-    <w:lsdException w:unhideWhenUsed="0" w:uiPriority="0" w:semiHidden="0" w:name="Table Grid 1"/>
-    <w:lsdException w:unhideWhenUsed="0" w:uiPriority="0" w:semiHidden="0" w:name="Table Grid 2"/>
-    <w:lsdException w:unhideWhenUsed="0" w:uiPriority="0" w:semiHidden="0" w:name="Table Grid 3"/>
-    <w:lsdException w:unhideWhenUsed="0" w:uiPriority="0" w:semiHidden="0" w:name="Table Grid 4"/>
-    <w:lsdException w:unhideWhenUsed="0" w:uiPriority="0" w:semiHidden="0" w:name="Table Grid 5"/>
-    <w:lsdException w:unhideWhenUsed="0" w:uiPriority="0" w:semiHidden="0" w:name="Table Grid 6"/>
-    <w:lsdException w:unhideWhenUsed="0" w:uiPriority="0" w:semiHidden="0" w:name="Table Grid 7"/>
-    <w:lsdException w:unhideWhenUsed="0" w:uiPriority="0" w:semiHidden="0" w:name="Table Grid 8"/>
-    <w:lsdException w:unhideWhenUsed="0" w:uiPriority="0" w:semiHidden="0" w:name="Table List 1"/>
-    <w:lsdException w:unhideWhenUsed="0" w:uiPriority="0" w:semiHidden="0" w:name="Table List 2"/>
-    <w:lsdException w:unhideWhenUsed="0" w:uiPriority="0" w:semiHidden="0" w:name="Table List 3"/>
-    <w:lsdException w:unhideWhenUsed="0" w:uiPriority="0" w:semiHidden="0" w:name="Table List 4"/>
-    <w:lsdException w:unhideWhenUsed="0" w:uiPriority="0" w:semiHidden="0" w:name="Table List 5"/>
-    <w:lsdException w:unhideWhenUsed="0" w:uiPriority="0" w:semiHidden="0" w:name="Table List 6"/>
-    <w:lsdException w:unhideWhenUsed="0" w:uiPriority="0" w:semiHidden="0" w:name="Table List 7"/>
-    <w:lsdException w:unhideWhenUsed="0" w:uiPriority="0" w:semiHidden="0" w:name="Table List 8"/>
-    <w:lsdException w:unhideWhenUsed="0" w:uiPriority="0" w:semiHidden="0" w:name="Table 3D effects 1"/>
-    <w:lsdException w:unhideWhenUsed="0" w:uiPriority="0" w:semiHidden="0" w:name="Table 3D effects 2"/>
-    <w:lsdException w:unhideWhenUsed="0" w:uiPriority="0" w:semiHidden="0" w:name="Table 3D effects 3"/>
-    <w:lsdException w:unhideWhenUsed="0" w:uiPriority="0" w:semiHidden="0" w:name="Table Contemporary"/>
-    <w:lsdException w:unhideWhenUsed="0" w:uiPriority="0" w:semiHidden="0" w:name="Table Elegant"/>
-    <w:lsdException w:unhideWhenUsed="0" w:uiPriority="0" w:semiHidden="0" w:name="Table Professional"/>
-    <w:lsdException w:unhideWhenUsed="0" w:uiPriority="0" w:semiHidden="0" w:name="Table Subtle 1"/>
-    <w:lsdException w:unhideWhenUsed="0" w:uiPriority="0" w:semiHidden="0" w:name="Table Subtle 2"/>
-    <w:lsdException w:unhideWhenUsed="0" w:uiPriority="0" w:semiHidden="0" w:name="Table Web 1"/>
-    <w:lsdException w:unhideWhenUsed="0" w:uiPriority="0" w:semiHidden="0" w:name="Table Web 2"/>
-    <w:lsdException w:unhideWhenUsed="0" w:uiPriority="0" w:semiHidden="0" w:name="Table Web 3"/>
-    <w:lsdException w:unhideWhenUsed="0" w:uiPriority="0" w:semiHidden="0" w:name="Balloon Text"/>
-    <w:lsdException w:qFormat="1" w:unhideWhenUsed="0" w:uiPriority="0" w:semiHidden="0" w:name="Table Grid"/>
-    <w:lsdException w:unhideWhenUsed="0" w:uiPriority="0" w:semiHidden="0" w:name="Table Theme"/>
-    <w:lsdException w:unhideWhenUsed="0" w:uiPriority="60" w:semiHidden="0" w:name="Light Shading"/>
-    <w:lsdException w:unhideWhenUsed="0" w:uiPriority="61" w:semiHidden="0" w:name="Light List"/>
-    <w:lsdException w:unhideWhenUsed="0" w:uiPriority="62" w:semiHidden="0" w:name="Light Grid"/>
-    <w:lsdException w:unhideWhenUsed="0" w:uiPriority="63" w:semiHidden="0" w:name="Medium Shading 1"/>
-    <w:lsdException w:unhideWhenUsed="0" w:uiPriority="64" w:semiHidden="0" w:name="Medium Shading 2"/>
-    <w:lsdException w:unhideWhenUsed="0" w:uiPriority="65" w:semiHidden="0" w:name="Medium List 1"/>
-    <w:lsdException w:unhideWhenUsed="0" w:uiPriority="66" w:semiHidden="0" w:name="Medium List 2"/>
-    <w:lsdException w:unhideWhenUsed="0" w:uiPriority="67" w:semiHidden="0" w:name="Medium Grid 1"/>
-    <w:lsdException w:unhideWhenUsed="0" w:uiPriority="68" w:semiHidden="0" w:name="Medium Grid 2"/>
-    <w:lsdException w:unhideWhenUsed="0" w:uiPriority="69" w:semiHidden="0" w:name="Medium Grid 3"/>
-    <w:lsdException w:unhideWhenUsed="0" w:uiPriority="70" w:semiHidden="0" w:name="Dark List"/>
-    <w:lsdException w:unhideWhenUsed="0" w:uiPriority="71" w:semiHidden="0" w:name="Colorful Shading"/>
-    <w:lsdException w:unhideWhenUsed="0" w:uiPriority="72" w:semiHidden="0" w:name="Colorful List"/>
-    <w:lsdException w:unhideWhenUsed="0" w:uiPriority="73" w:semiHidden="0" w:name="Colorful Grid"/>
-    <w:lsdException w:unhideWhenUsed="0" w:uiPriority="60" w:semiHidden="0" w:name="Light Shading Accent 1"/>
-    <w:lsdException w:unhideWhenUsed="0" w:uiPriority="61" w:semiHidden="0" w:name="Light List Accent 1"/>
-    <w:lsdException w:unhideWhenUsed="0" w:uiPriority="62" w:semiHidden="0" w:name="Light Grid Accent 1"/>
-    <w:lsdException w:unhideWhenUsed="0" w:uiPriority="63" w:semiHidden="0" w:name="Medium Shading 1 Accent 1"/>
-    <w:lsdException w:unhideWhenUsed="0" w:uiPriority="64" w:semiHidden="0" w:name="Medium Shading 2 Accent 1"/>
-    <w:lsdException w:unhideWhenUsed="0" w:uiPriority="65" w:semiHidden="0" w:name="Medium List 1 Accent 1"/>
-    <w:lsdException w:unhideWhenUsed="0" w:uiPriority="66" w:semiHidden="0" w:name="Medium List 2 Accent 1"/>
-    <w:lsdException w:unhideWhenUsed="0" w:uiPriority="67" w:semiHidden="0" w:name="Medium Grid 1 Accent 1"/>
-    <w:lsdException w:unhideWhenUsed="0" w:uiPriority="68" w:semiHidden="0" w:name="Medium Grid 2 Accent 1"/>
-    <w:lsdException w:unhideWhenUsed="0" w:uiPriority="69" w:semiHidden="0" w:name="Medium Grid 3 Accent 1"/>
-    <w:lsdException w:unhideWhenUsed="0" w:uiPriority="70" w:semiHidden="0" w:name="Dark List Accent 1"/>
-    <w:lsdException w:unhideWhenUsed="0" w:uiPriority="71" w:semiHidden="0" w:name="Colorful Shading Accent 1"/>
-    <w:lsdException w:unhideWhenUsed="0" w:uiPriority="72" w:semiHidden="0" w:name="Colorful List Accent 1"/>
-    <w:lsdException w:unhideWhenUsed="0" w:uiPriority="73" w:semiHidden="0" w:name="Colorful Grid Accent 1"/>
-    <w:lsdException w:unhideWhenUsed="0" w:uiPriority="60" w:semiHidden="0" w:name="Light Shading Accent 2"/>
-    <w:lsdException w:unhideWhenUsed="0" w:uiPriority="61" w:semiHidden="0" w:name="Light List Accent 2"/>
-    <w:lsdException w:unhideWhenUsed="0" w:uiPriority="62" w:semiHidden="0" w:name="Light Grid Accent 2"/>
-    <w:lsdException w:unhideWhenUsed="0" w:uiPriority="63" w:semiHidden="0" w:name="Medium Shading 1 Accent 2"/>
-    <w:lsdException w:unhideWhenUsed="0" w:uiPriority="64" w:semiHidden="0" w:name="Medium Shading 2 Accent 2"/>
-    <w:lsdException w:unhideWhenUsed="0" w:uiPriority="65" w:semiHidden="0" w:name="Medium List 1 Accent 2"/>
-    <w:lsdException w:unhideWhenUsed="0" w:uiPriority="66" w:semiHidden="0" w:name="Medium List 2 Accent 2"/>
-    <w:lsdException w:unhideWhenUsed="0" w:uiPriority="67" w:semiHidden="0" w:name="Medium Grid 1 Accent 2"/>
-    <w:lsdException w:unhideWhenUsed="0" w:uiPriority="68" w:semiHidden="0" w:name="Medium Grid 2 Accent 2"/>
-    <w:lsdException w:unhideWhenUsed="0" w:uiPriority="69" w:semiHidden="0" w:name="Medium Grid 3 Accent 2"/>
-    <w:lsdException w:unhideWhenUsed="0" w:uiPriority="70" w:semiHidden="0" w:name="Dark List Accent 2"/>
-    <w:lsdException w:unhideWhenUsed="0" w:uiPriority="71" w:semiHidden="0" w:name="Colorful Shading Accent 2"/>
-    <w:lsdException w:unhideWhenUsed="0" w:uiPriority="72" w:semiHidden="0" w:name="Colorful List Accent 2"/>
-    <w:lsdException w:unhideWhenUsed="0" w:uiPriority="73" w:semiHidden="0" w:name="Colorful Grid Accent 2"/>
-    <w:lsdException w:unhideWhenUsed="0" w:uiPriority="60" w:semiHidden="0" w:name="Light Shading Accent 3"/>
-    <w:lsdException w:unhideWhenUsed="0" w:uiPriority="61" w:semiHidden="0" w:name="Light List Accent 3"/>
-    <w:lsdException w:unhideWhenUsed="0" w:uiPriority="62" w:semiHidden="0" w:name="Light Grid Accent 3"/>
-    <w:lsdException w:unhideWhenUsed="0" w:uiPriority="63" w:semiHidden="0" w:name="Medium Shading 1 Accent 3"/>
-    <w:lsdException w:unhideWhenUsed="0" w:uiPriority="64" w:semiHidden="0" w:name="Medium Shading 2 Accent 3"/>
-    <w:lsdException w:unhideWhenUsed="0" w:uiPriority="65" w:semiHidden="0" w:name="Medium List 1 Accent 3"/>
-    <w:lsdException w:unhideWhenUsed="0" w:uiPriority="66" w:semiHidden="0" w:name="Medium List 2 Accent 3"/>
-    <w:lsdException w:unhideWhenUsed="0" w:uiPriority="67" w:semiHidden="0" w:name="Medium Grid 1 Accent 3"/>
-    <w:lsdException w:unhideWhenUsed="0" w:uiPriority="68" w:semiHidden="0" w:name="Medium Grid 2 Accent 3"/>
-    <w:lsdException w:unhideWhenUsed="0" w:uiPriority="69" w:semiHidden="0" w:name="Medium Grid 3 Accent 3"/>
-    <w:lsdException w:unhideWhenUsed="0" w:uiPriority="70" w:semiHidden="0" w:name="Dark List Accent 3"/>
-    <w:lsdException w:unhideWhenUsed="0" w:uiPriority="71" w:semiHidden="0" w:name="Colorful Shading Accent 3"/>
-    <w:lsdException w:unhideWhenUsed="0" w:uiPriority="72" w:semiHidden="0" w:name="Colorful List Accent 3"/>
-    <w:lsdException w:unhideWhenUsed="0" w:uiPriority="73" w:semiHidden="0" w:name="Colorful Grid Accent 3"/>
-    <w:lsdException w:unhideWhenUsed="0" w:uiPriority="60" w:semiHidden="0" w:name="Light Shading Accent 4"/>
-    <w:lsdException w:unhideWhenUsed="0" w:uiPriority="61" w:semiHidden="0" w:name="Light List Accent 4"/>
-    <w:lsdException w:unhideWhenUsed="0" w:uiPriority="62" w:semiHidden="0" w:name="Light Grid Accent 4"/>
-    <w:lsdException w:unhideWhenUsed="0" w:uiPriority="63" w:semiHidden="0" w:name="Medium Shading 1 Accent 4"/>
-    <w:lsdException w:unhideWhenUsed="0" w:uiPriority="64" w:semiHidden="0" w:name="Medium Shading 2 Accent 4"/>
-    <w:lsdException w:unhideWhenUsed="0" w:uiPriority="65" w:semiHidden="0" w:name="Medium List 1 Accent 4"/>
-    <w:lsdException w:unhideWhenUsed="0" w:uiPriority="66" w:semiHidden="0" w:name="Medium List 2 Accent 4"/>
-    <w:lsdException w:unhideWhenUsed="0" w:uiPriority="67" w:semiHidden="0" w:name="Medium Grid 1 Accent 4"/>
-    <w:lsdException w:unhideWhenUsed="0" w:uiPriority="68" w:semiHidden="0" w:name="Medium Grid 2 Accent 4"/>
-    <w:lsdException w:unhideWhenUsed="0" w:uiPriority="69" w:semiHidden="0" w:name="Medium Grid 3 Accent 4"/>
-    <w:lsdException w:unhideWhenUsed="0" w:uiPriority="70" w:semiHidden="0" w:name="Dark List Accent 4"/>
-    <w:lsdException w:unhideWhenUsed="0" w:uiPriority="71" w:semiHidden="0" w:name="Colorful Shading Accent 4"/>
-    <w:lsdException w:unhideWhenUsed="0" w:uiPriority="72" w:semiHidden="0" w:name="Colorful List Accent 4"/>
-    <w:lsdException w:unhideWhenUsed="0" w:uiPriority="73" w:semiHidden="0" w:name="Colorful Grid Accent 4"/>
-    <w:lsdException w:unhideWhenUsed="0" w:uiPriority="60" w:semiHidden="0" w:name="Light Shading Accent 5"/>
-    <w:lsdException w:unhideWhenUsed="0" w:uiPriority="61" w:semiHidden="0" w:name="Light List Accent 5"/>
-    <w:lsdException w:unhideWhenUsed="0" w:uiPriority="62" w:semiHidden="0" w:name="Light Grid Accent 5"/>
-    <w:lsdException w:unhideWhenUsed="0" w:uiPriority="63" w:semiHidden="0" w:name="Medium Shading 1 Accent 5"/>
-    <w:lsdException w:unhideWhenUsed="0" w:uiPriority="64" w:semiHidden="0" w:name="Medium Shading 2 Accent 5"/>
-    <w:lsdException w:unhideWhenUsed="0" w:uiPriority="65" w:semiHidden="0" w:name="Medium List 1 Accent 5"/>
-    <w:lsdException w:unhideWhenUsed="0" w:uiPriority="66" w:semiHidden="0" w:name="Medium List 2 Accent 5"/>
-    <w:lsdException w:unhideWhenUsed="0" w:uiPriority="67" w:semiHidden="0" w:name="Medium Grid 1 Accent 5"/>
-    <w:lsdException w:unhideWhenUsed="0" w:uiPriority="68" w:semiHidden="0" w:name="Medium Grid 2 Accent 5"/>
-    <w:lsdException w:unhideWhenUsed="0" w:uiPriority="69" w:semiHidden="0" w:name="Medium Grid 3 Accent 5"/>
-    <w:lsdException w:unhideWhenUsed="0" w:uiPriority="70" w:semiHidden="0" w:name="Dark List Accent 5"/>
-    <w:lsdException w:unhideWhenUsed="0" w:uiPriority="71" w:semiHidden="0" w:name="Colorful Shading Accent 5"/>
-    <w:lsdException w:unhideWhenUsed="0" w:uiPriority="72" w:semiHidden="0" w:name="Colorful List Accent 5"/>
-    <w:lsdException w:unhideWhenUsed="0" w:uiPriority="73" w:semiHidden="0" w:name="Colorful Grid Accent 5"/>
-    <w:lsdException w:unhideWhenUsed="0" w:uiPriority="60" w:semiHidden="0" w:name="Light Shading Accent 6"/>
-    <w:lsdException w:unhideWhenUsed="0" w:uiPriority="61" w:semiHidden="0" w:name="Light List Accent 6"/>
-    <w:lsdException w:unhideWhenUsed="0" w:uiPriority="62" w:semiHidden="0" w:name="Light Grid Accent 6"/>
-    <w:lsdException w:unhideWhenUsed="0" w:uiPriority="63" w:semiHidden="0" w:name="Medium Shading 1 Accent 6"/>
-    <w:lsdException w:unhideWhenUsed="0" w:uiPriority="64" w:semiHidden="0" w:name="Medium Shading 2 Accent 6"/>
-    <w:lsdException w:unhideWhenUsed="0" w:uiPriority="65" w:semiHidden="0" w:name="Medium List 1 Accent 6"/>
-    <w:lsdException w:unhideWhenUsed="0" w:uiPriority="66" w:semiHidden="0" w:name="Medium List 2 Accent 6"/>
-    <w:lsdException w:unhideWhenUsed="0" w:uiPriority="67" w:semiHidden="0" w:name="Medium Grid 1 Accent 6"/>
-    <w:lsdException w:unhideWhenUsed="0" w:uiPriority="68" w:semiHidden="0" w:name="Medium Grid 2 Accent 6"/>
-    <w:lsdException w:unhideWhenUsed="0" w:uiPriority="69" w:semiHidden="0" w:name="Medium Grid 3 Accent 6"/>
-    <w:lsdException w:unhideWhenUsed="0" w:uiPriority="70" w:semiHidden="0" w:name="Dark List Accent 6"/>
-    <w:lsdException w:unhideWhenUsed="0" w:uiPriority="71" w:semiHidden="0" w:name="Colorful Shading Accent 6"/>
-    <w:lsdException w:unhideWhenUsed="0" w:uiPriority="72" w:semiHidden="0" w:name="Colorful List Accent 6"/>
-    <w:lsdException w:unhideWhenUsed="0" w:uiPriority="73" w:semiHidden="0" w:name="Colorful Grid Accent 6"/>
+  <w:latentStyles w:defLockedState="0" w:defUIPriority="99" w:defSemiHidden="1" w:defUnhideWhenUsed="1" w:defQFormat="0" w:count="260">
+    <w:lsdException w:name="Normal" w:semiHidden="0" w:uiPriority="0" w:unhideWhenUsed="0" w:qFormat="1"/>
+    <w:lsdException w:name="heading 1" w:semiHidden="0" w:uiPriority="0" w:unhideWhenUsed="0" w:qFormat="1"/>
+    <w:lsdException w:name="heading 2" w:semiHidden="0" w:uiPriority="0" w:qFormat="1"/>
+    <w:lsdException w:name="heading 3" w:semiHidden="0" w:uiPriority="0" w:qFormat="1"/>
+    <w:lsdException w:name="heading 4" w:semiHidden="0" w:uiPriority="0" w:qFormat="1"/>
+    <w:lsdException w:name="heading 5" w:semiHidden="0" w:uiPriority="0" w:qFormat="1"/>
+    <w:lsdException w:name="heading 6" w:semiHidden="0" w:uiPriority="0" w:qFormat="1"/>
+    <w:lsdException w:name="heading 7" w:semiHidden="0" w:uiPriority="0" w:qFormat="1"/>
+    <w:lsdException w:name="heading 8" w:semiHidden="0" w:uiPriority="0" w:qFormat="1"/>
+    <w:lsdException w:name="heading 9" w:semiHidden="0" w:uiPriority="0" w:qFormat="1"/>
+    <w:lsdException w:name="index 1" w:semiHidden="0" w:uiPriority="0" w:unhideWhenUsed="0"/>
+    <w:lsdException w:name="index 2" w:semiHidden="0" w:uiPriority="0" w:unhideWhenUsed="0"/>
+    <w:lsdException w:name="index 3" w:semiHidden="0" w:uiPriority="0" w:unhideWhenUsed="0"/>
+    <w:lsdException w:name="index 4" w:semiHidden="0" w:uiPriority="0" w:unhideWhenUsed="0"/>
+    <w:lsdException w:name="index 5" w:semiHidden="0" w:uiPriority="0" w:unhideWhenUsed="0"/>
+    <w:lsdException w:name="index 6" w:semiHidden="0" w:uiPriority="0" w:unhideWhenUsed="0"/>
+    <w:lsdException w:name="index 7" w:semiHidden="0" w:uiPriority="0" w:unhideWhenUsed="0"/>
+    <w:lsdException w:name="index 8" w:semiHidden="0" w:uiPriority="0" w:unhideWhenUsed="0"/>
+    <w:lsdException w:name="index 9" w:semiHidden="0" w:uiPriority="0" w:unhideWhenUsed="0"/>
+    <w:lsdException w:name="toc 1" w:semiHidden="0" w:uiPriority="0" w:unhideWhenUsed="0" w:qFormat="1"/>
+    <w:lsdException w:name="toc 2" w:semiHidden="0" w:uiPriority="0" w:unhideWhenUsed="0" w:qFormat="1"/>
+    <w:lsdException w:name="toc 3" w:semiHidden="0" w:uiPriority="0" w:unhideWhenUsed="0" w:qFormat="1"/>
+    <w:lsdException w:name="toc 4" w:semiHidden="0" w:uiPriority="0" w:unhideWhenUsed="0"/>
+    <w:lsdException w:name="toc 5" w:semiHidden="0" w:uiPriority="0" w:unhideWhenUsed="0"/>
+    <w:lsdException w:name="toc 6" w:semiHidden="0" w:uiPriority="0" w:unhideWhenUsed="0"/>
+    <w:lsdException w:name="toc 7" w:semiHidden="0" w:uiPriority="0" w:unhideWhenUsed="0"/>
+    <w:lsdException w:name="toc 8" w:semiHidden="0" w:uiPriority="0" w:unhideWhenUsed="0"/>
+    <w:lsdException w:name="toc 9" w:semiHidden="0" w:uiPriority="0" w:unhideWhenUsed="0"/>
+    <w:lsdException w:name="Normal Indent" w:semiHidden="0" w:uiPriority="0" w:unhideWhenUsed="0"/>
+    <w:lsdException w:name="footnote text" w:semiHidden="0" w:uiPriority="0" w:unhideWhenUsed="0"/>
+    <w:lsdException w:name="annotation text" w:semiHidden="0" w:uiPriority="0" w:unhideWhenUsed="0" w:qFormat="1"/>
+    <w:lsdException w:name="header" w:semiHidden="0" w:uiPriority="0" w:unhideWhenUsed="0" w:qFormat="1"/>
+    <w:lsdException w:name="footer" w:semiHidden="0" w:uiPriority="0" w:unhideWhenUsed="0" w:qFormat="1"/>
+    <w:lsdException w:name="index heading" w:semiHidden="0" w:uiPriority="0" w:unhideWhenUsed="0"/>
+    <w:lsdException w:name="caption" w:uiPriority="0" w:qFormat="1"/>
+    <w:lsdException w:name="table of figures" w:semiHidden="0" w:uiPriority="0" w:unhideWhenUsed="0"/>
+    <w:lsdException w:name="envelope address" w:semiHidden="0" w:uiPriority="0" w:unhideWhenUsed="0"/>
+    <w:lsdException w:name="envelope return" w:semiHidden="0" w:uiPriority="0" w:unhideWhenUsed="0"/>
+    <w:lsdException w:name="footnote reference" w:semiHidden="0" w:uiPriority="0" w:unhideWhenUsed="0"/>
+    <w:lsdException w:name="annotation reference" w:semiHidden="0" w:uiPriority="0" w:unhideWhenUsed="0"/>
+    <w:lsdException w:name="line number" w:semiHidden="0" w:uiPriority="0" w:unhideWhenUsed="0"/>
+    <w:lsdException w:name="page number" w:semiHidden="0" w:uiPriority="0" w:unhideWhenUsed="0"/>
+    <w:lsdException w:name="endnote reference" w:semiHidden="0" w:uiPriority="0" w:unhideWhenUsed="0"/>
+    <w:lsdException w:name="endnote text" w:semiHidden="0" w:uiPriority="0" w:unhideWhenUsed="0"/>
+    <w:lsdException w:name="table of authorities" w:semiHidden="0" w:uiPriority="0" w:unhideWhenUsed="0"/>
+    <w:lsdException w:name="macro" w:semiHidden="0" w:uiPriority="0" w:unhideWhenUsed="0"/>
+    <w:lsdException w:name="toa heading" w:semiHidden="0" w:uiPriority="0" w:unhideWhenUsed="0"/>
+    <w:lsdException w:name="List" w:semiHidden="0" w:uiPriority="0" w:unhideWhenUsed="0"/>
+    <w:lsdException w:name="List Bullet" w:semiHidden="0" w:uiPriority="0" w:unhideWhenUsed="0"/>
+    <w:lsdException w:name="List Number" w:semiHidden="0" w:uiPriority="0" w:unhideWhenUsed="0"/>
+    <w:lsdException w:name="List 2" w:semiHidden="0" w:uiPriority="0" w:unhideWhenUsed="0"/>
+    <w:lsdException w:name="List 3" w:semiHidden="0" w:uiPriority="0" w:unhideWhenUsed="0"/>
+    <w:lsdException w:name="List 4" w:semiHidden="0" w:uiPriority="0" w:unhideWhenUsed="0"/>
+    <w:lsdException w:name="List 5" w:semiHidden="0" w:uiPriority="0" w:unhideWhenUsed="0"/>
+    <w:lsdException w:name="List Bullet 2" w:semiHidden="0" w:uiPriority="0" w:unhideWhenUsed="0"/>
+    <w:lsdException w:name="List Bullet 3" w:semiHidden="0" w:uiPriority="0" w:unhideWhenUsed="0"/>
+    <w:lsdException w:name="List Bullet 4" w:semiHidden="0" w:uiPriority="0" w:unhideWhenUsed="0"/>
+    <w:lsdException w:name="List Bullet 5" w:semiHidden="0" w:uiPriority="0" w:unhideWhenUsed="0"/>
+    <w:lsdException w:name="List Number 2" w:semiHidden="0" w:uiPriority="0" w:unhideWhenUsed="0"/>
+    <w:lsdException w:name="List Number 3" w:semiHidden="0" w:uiPriority="0" w:unhideWhenUsed="0"/>
+    <w:lsdException w:name="List Number 4" w:semiHidden="0" w:uiPriority="0" w:unhideWhenUsed="0"/>
+    <w:lsdException w:name="List Number 5" w:semiHidden="0" w:uiPriority="0" w:unhideWhenUsed="0"/>
+    <w:lsdException w:name="Title" w:semiHidden="0" w:uiPriority="0" w:unhideWhenUsed="0" w:qFormat="1"/>
+    <w:lsdException w:name="Closing" w:semiHidden="0" w:uiPriority="0" w:unhideWhenUsed="0"/>
+    <w:lsdException w:name="Signature" w:semiHidden="0" w:uiPriority="0" w:unhideWhenUsed="0"/>
+    <w:lsdException w:name="Default Paragraph Font" w:uiPriority="0" w:unhideWhenUsed="0" w:qFormat="1"/>
+    <w:lsdException w:name="Body Text" w:uiPriority="0" w:unhideWhenUsed="0" w:qFormat="1"/>
+    <w:lsdException w:name="Body Text Indent" w:semiHidden="0" w:uiPriority="0" w:unhideWhenUsed="0"/>
+    <w:lsdException w:name="List Continue" w:semiHidden="0" w:uiPriority="0" w:unhideWhenUsed="0"/>
+    <w:lsdException w:name="List Continue 2" w:semiHidden="0" w:uiPriority="0" w:unhideWhenUsed="0"/>
+    <w:lsdException w:name="List Continue 3" w:semiHidden="0" w:uiPriority="0" w:unhideWhenUsed="0"/>
+    <w:lsdException w:name="List Continue 4" w:semiHidden="0" w:uiPriority="0" w:unhideWhenUsed="0"/>
+    <w:lsdException w:name="List Continue 5" w:semiHidden="0" w:uiPriority="0" w:unhideWhenUsed="0"/>
+    <w:lsdException w:name="Message Header" w:semiHidden="0" w:uiPriority="0" w:unhideWhenUsed="0"/>
+    <w:lsdException w:name="Subtitle" w:semiHidden="0" w:uiPriority="0" w:unhideWhenUsed="0" w:qFormat="1"/>
+    <w:lsdException w:name="Salutation" w:semiHidden="0" w:uiPriority="0" w:unhideWhenUsed="0"/>
+    <w:lsdException w:name="Date" w:semiHidden="0" w:uiPriority="0" w:unhideWhenUsed="0"/>
+    <w:lsdException w:name="Body Text First Indent" w:semiHidden="0" w:uiPriority="0" w:unhideWhenUsed="0"/>
+    <w:lsdException w:name="Body Text First Indent 2" w:semiHidden="0" w:uiPriority="0" w:unhideWhenUsed="0"/>
+    <w:lsdException w:name="Body Text 2" w:semiHidden="0" w:uiPriority="0" w:unhideWhenUsed="0"/>
+    <w:lsdException w:name="Body Text 3" w:semiHidden="0" w:uiPriority="0" w:unhideWhenUsed="0"/>
+    <w:lsdException w:name="Body Text Indent 2" w:semiHidden="0" w:uiPriority="0" w:unhideWhenUsed="0"/>
+    <w:lsdException w:name="Body Text Indent 3" w:semiHidden="0" w:uiPriority="0" w:unhideWhenUsed="0"/>
+    <w:lsdException w:name="Block Text" w:semiHidden="0" w:uiPriority="0" w:unhideWhenUsed="0"/>
+    <w:lsdException w:name="Hyperlink" w:semiHidden="0" w:uiPriority="0" w:unhideWhenUsed="0"/>
+    <w:lsdException w:name="FollowedHyperlink" w:semiHidden="0" w:uiPriority="0" w:unhideWhenUsed="0"/>
+    <w:lsdException w:name="Strong" w:semiHidden="0" w:uiPriority="0" w:unhideWhenUsed="0" w:qFormat="1"/>
+    <w:lsdException w:name="Emphasis" w:semiHidden="0" w:uiPriority="0" w:unhideWhenUsed="0" w:qFormat="1"/>
+    <w:lsdException w:name="Document Map" w:semiHidden="0" w:uiPriority="0" w:unhideWhenUsed="0"/>
+    <w:lsdException w:name="Plain Text" w:semiHidden="0" w:uiPriority="0" w:unhideWhenUsed="0"/>
+    <w:lsdException w:name="E-mail Signature" w:semiHidden="0" w:uiPriority="0" w:unhideWhenUsed="0"/>
+    <w:lsdException w:name="Normal (Web)" w:semiHidden="0" w:uiPriority="0" w:unhideWhenUsed="0" w:qFormat="1"/>
+    <w:lsdException w:name="HTML Acronym" w:semiHidden="0" w:uiPriority="0" w:unhideWhenUsed="0"/>
+    <w:lsdException w:name="HTML Address" w:semiHidden="0" w:uiPriority="0" w:unhideWhenUsed="0"/>
+    <w:lsdException w:name="HTML Cite" w:semiHidden="0" w:uiPriority="0" w:unhideWhenUsed="0"/>
+    <w:lsdException w:name="HTML Code" w:semiHidden="0" w:uiPriority="0" w:unhideWhenUsed="0"/>
+    <w:lsdException w:name="HTML Definition" w:semiHidden="0" w:uiPriority="0" w:unhideWhenUsed="0"/>
+    <w:lsdException w:name="HTML Keyboard" w:semiHidden="0" w:uiPriority="0" w:unhideWhenUsed="0"/>
+    <w:lsdException w:name="HTML Preformatted" w:semiHidden="0" w:uiPriority="0" w:unhideWhenUsed="0"/>
+    <w:lsdException w:name="HTML Sample" w:semiHidden="0" w:uiPriority="0" w:unhideWhenUsed="0"/>
+    <w:lsdException w:name="HTML Typewriter" w:semiHidden="0" w:uiPriority="0" w:unhideWhenUsed="0"/>
+    <w:lsdException w:name="HTML Variable" w:semiHidden="0" w:uiPriority="0" w:unhideWhenUsed="0"/>
+    <w:lsdException w:name="Normal Table" w:uiPriority="0" w:unhideWhenUsed="0"/>
+    <w:lsdException w:name="annotation subject" w:semiHidden="0" w:uiPriority="0" w:unhideWhenUsed="0"/>
+    <w:lsdException w:name="Table Simple 1" w:semiHidden="0" w:uiPriority="0" w:unhideWhenUsed="0"/>
+    <w:lsdException w:name="Table Simple 2" w:semiHidden="0" w:uiPriority="0" w:unhideWhenUsed="0"/>
+    <w:lsdException w:name="Table Simple 3" w:semiHidden="0" w:uiPriority="0" w:unhideWhenUsed="0"/>
+    <w:lsdException w:name="Table Classic 1" w:semiHidden="0" w:uiPriority="0" w:unhideWhenUsed="0"/>
+    <w:lsdException w:name="Table Classic 2" w:semiHidden="0" w:uiPriority="0" w:unhideWhenUsed="0"/>
+    <w:lsdException w:name="Table Classic 3" w:semiHidden="0" w:uiPriority="0" w:unhideWhenUsed="0"/>
+    <w:lsdException w:name="Table Classic 4" w:semiHidden="0" w:uiPriority="0" w:unhideWhenUsed="0"/>
+    <w:lsdException w:name="Table Colorful 1" w:semiHidden="0" w:uiPriority="0" w:unhideWhenUsed="0"/>
+    <w:lsdException w:name="Table Colorful 2" w:semiHidden="0" w:uiPriority="0" w:unhideWhenUsed="0"/>
+    <w:lsdException w:name="Table Colorful 3" w:semiHidden="0" w:uiPriority="0" w:unhideWhenUsed="0"/>
+    <w:lsdException w:name="Table Columns 1" w:semiHidden="0" w:uiPriority="0" w:unhideWhenUsed="0"/>
+    <w:lsdException w:name="Table Columns 2" w:semiHidden="0" w:uiPriority="0" w:unhideWhenUsed="0"/>
+    <w:lsdException w:name="Table Columns 3" w:semiHidden="0" w:uiPriority="0" w:unhideWhenUsed="0"/>
+    <w:lsdException w:name="Table Columns 4" w:semiHidden="0" w:uiPriority="0" w:unhideWhenUsed="0"/>
+    <w:lsdException w:name="Table Columns 5" w:semiHidden="0" w:uiPriority="0" w:unhideWhenUsed="0"/>
+    <w:lsdException w:name="Table Grid 1" w:semiHidden="0" w:uiPriority="0" w:unhideWhenUsed="0"/>
+    <w:lsdException w:name="Table Grid 2" w:semiHidden="0" w:uiPriority="0" w:unhideWhenUsed="0"/>
+    <w:lsdException w:name="Table Grid 3" w:semiHidden="0" w:uiPriority="0" w:unhideWhenUsed="0"/>
+    <w:lsdException w:name="Table Grid 4" w:semiHidden="0" w:uiPriority="0" w:unhideWhenUsed="0"/>
+    <w:lsdException w:name="Table Grid 5" w:semiHidden="0" w:uiPriority="0" w:unhideWhenUsed="0"/>
+    <w:lsdException w:name="Table Grid 6" w:semiHidden="0" w:uiPriority="0" w:unhideWhenUsed="0"/>
+    <w:lsdException w:name="Table Grid 7" w:semiHidden="0" w:uiPriority="0" w:unhideWhenUsed="0"/>
+    <w:lsdException w:name="Table Grid 8" w:semiHidden="0" w:uiPriority="0" w:unhideWhenUsed="0"/>
+    <w:lsdException w:name="Table List 1" w:semiHidden="0" w:uiPriority="0" w:unhideWhenUsed="0"/>
+    <w:lsdException w:name="Table List 2" w:semiHidden="0" w:uiPriority="0" w:unhideWhenUsed="0"/>
+    <w:lsdException w:name="Table List 3" w:semiHidden="0" w:uiPriority="0" w:unhideWhenUsed="0"/>
+    <w:lsdException w:name="Table List 4" w:semiHidden="0" w:uiPriority="0" w:unhideWhenUsed="0"/>
+    <w:lsdException w:name="Table List 5" w:semiHidden="0" w:uiPriority="0" w:unhideWhenUsed="0"/>
+    <w:lsdException w:name="Table List 6" w:semiHidden="0" w:uiPriority="0" w:unhideWhenUsed="0"/>
+    <w:lsdException w:name="Table List 7" w:semiHidden="0" w:uiPriority="0" w:unhideWhenUsed="0"/>
+    <w:lsdException w:name="Table List 8" w:semiHidden="0" w:uiPriority="0" w:unhideWhenUsed="0"/>
+    <w:lsdException w:name="Table 3D effects 1" w:semiHidden="0" w:uiPriority="0" w:unhideWhenUsed="0"/>
+    <w:lsdException w:name="Table 3D effects 2" w:semiHidden="0" w:uiPriority="0" w:unhideWhenUsed="0"/>
+    <w:lsdException w:name="Table 3D effects 3" w:semiHidden="0" w:uiPriority="0" w:unhideWhenUsed="0"/>
+    <w:lsdException w:name="Table Contemporary" w:semiHidden="0" w:uiPriority="0" w:unhideWhenUsed="0"/>
+    <w:lsdException w:name="Table Elegant" w:semiHidden="0" w:uiPriority="0" w:unhideWhenUsed="0"/>
+    <w:lsdException w:name="Table Professional" w:semiHidden="0" w:uiPriority="0" w:unhideWhenUsed="0"/>
+    <w:lsdException w:name="Table Subtle 1" w:semiHidden="0" w:uiPriority="0" w:unhideWhenUsed="0"/>
+    <w:lsdException w:name="Table Subtle 2" w:semiHidden="0" w:uiPriority="0" w:unhideWhenUsed="0"/>
+    <w:lsdException w:name="Table Web 1" w:semiHidden="0" w:uiPriority="0" w:unhideWhenUsed="0"/>
+    <w:lsdException w:name="Table Web 2" w:semiHidden="0" w:uiPriority="0" w:unhideWhenUsed="0"/>
+    <w:lsdException w:name="Table Web 3" w:semiHidden="0" w:uiPriority="0" w:unhideWhenUsed="0"/>
+    <w:lsdException w:name="Balloon Text" w:semiHidden="0" w:uiPriority="0" w:unhideWhenUsed="0"/>
+    <w:lsdException w:name="Table Grid" w:semiHidden="0" w:uiPriority="0" w:unhideWhenUsed="0" w:qFormat="1"/>
+    <w:lsdException w:name="Table Theme" w:semiHidden="0" w:uiPriority="0" w:unhideWhenUsed="0"/>
+    <w:lsdException w:name="Light Shading" w:semiHidden="0" w:uiPriority="60" w:unhideWhenUsed="0"/>
+    <w:lsdException w:name="Light List" w:semiHidden="0" w:uiPriority="61" w:unhideWhenUsed="0"/>
+    <w:lsdException w:name="Light Grid" w:semiHidden="0" w:uiPriority="62" w:unhideWhenUsed="0"/>
+    <w:lsdException w:name="Medium Shading 1" w:semiHidden="0" w:uiPriority="63" w:unhideWhenUsed="0"/>
+    <w:lsdException w:name="Medium Shading 2" w:semiHidden="0" w:uiPriority="64" w:unhideWhenUsed="0"/>
+    <w:lsdException w:name="Medium List 1" w:semiHidden="0" w:uiPriority="65" w:unhideWhenUsed="0"/>
+    <w:lsdException w:name="Medium List 2" w:semiHidden="0" w:uiPriority="66" w:unhideWhenUsed="0"/>
+    <w:lsdException w:name="Medium Grid 1" w:semiHidden="0" w:uiPriority="67" w:unhideWhenUsed="0"/>
+    <w:lsdException w:name="Medium Grid 2" w:semiHidden="0" w:uiPriority="68" w:unhideWhenUsed="0"/>
+    <w:lsdException w:name="Medium Grid 3" w:semiHidden="0" w:uiPriority="69" w:unhideWhenUsed="0"/>
+    <w:lsdException w:name="Dark List" w:semiHidden="0" w:uiPriority="70" w:unhideWhenUsed="0"/>
+    <w:lsdException w:name="Colorful Shading" w:semiHidden="0" w:uiPriority="71" w:unhideWhenUsed="0"/>
+    <w:lsdException w:name="Colorful List" w:semiHidden="0" w:uiPriority="72" w:unhideWhenUsed="0"/>
+    <w:lsdException w:name="Colorful Grid" w:semiHidden="0" w:uiPriority="73" w:unhideWhenUsed="0"/>
+    <w:lsdException w:name="Light Shading Accent 1" w:semiHidden="0" w:uiPriority="60" w:unhideWhenUsed="0"/>
+    <w:lsdException w:name="Light List Accent 1" w:semiHidden="0" w:uiPriority="61" w:unhideWhenUsed="0"/>
+    <w:lsdException w:name="Light Grid Accent 1" w:semiHidden="0" w:uiPriority="62" w:unhideWhenUsed="0"/>
+    <w:lsdException w:name="Medium Shading 1 Accent 1" w:semiHidden="0" w:uiPriority="63" w:unhideWhenUsed="0"/>
+    <w:lsdException w:name="Medium Shading 2 Accent 1" w:semiHidden="0" w:uiPriority="64" w:unhideWhenUsed="0"/>
+    <w:lsdException w:name="Medium List 1 Accent 1" w:semiHidden="0" w:uiPriority="65" w:unhideWhenUsed="0"/>
+    <w:lsdException w:name="Medium List 2 Accent 1" w:semiHidden="0" w:uiPriority="66" w:unhideWhenUsed="0"/>
+    <w:lsdException w:name="Medium Grid 1 Accent 1" w:semiHidden="0" w:uiPriority="67" w:unhideWhenUsed="0"/>
+    <w:lsdException w:name="Medium Grid 2 Accent 1" w:semiHidden="0" w:uiPriority="68" w:unhideWhenUsed="0"/>
+    <w:lsdException w:name="Medium Grid 3 Accent 1" w:semiHidden="0" w:uiPriority="69" w:unhideWhenUsed="0"/>
+    <w:lsdException w:name="Dark List Accent 1" w:semiHidden="0" w:uiPriority="70" w:unhideWhenUsed="0"/>
+    <w:lsdException w:name="Colorful Shading Accent 1" w:semiHidden="0" w:uiPriority="71" w:unhideWhenUsed="0"/>
+    <w:lsdException w:name="Colorful List Accent 1" w:semiHidden="0" w:uiPriority="72" w:unhideWhenUsed="0"/>
+    <w:lsdException w:name="Colorful Grid Accent 1" w:semiHidden="0" w:uiPriority="73" w:unhideWhenUsed="0"/>
+    <w:lsdException w:name="Light Shading Accent 2" w:semiHidden="0" w:uiPriority="60" w:unhideWhenUsed="0"/>
+    <w:lsdException w:name="Light List Accent 2" w:semiHidden="0" w:uiPriority="61" w:unhideWhenUsed="0"/>
+    <w:lsdException w:name="Light Grid Accent 2" w:semiHidden="0" w:uiPriority="62" w:unhideWhenUsed="0"/>
+    <w:lsdException w:name="Medium Shading 1 Accent 2" w:semiHidden="0" w:uiPriority="63" w:unhideWhenUsed="0"/>
+    <w:lsdException w:name="Medium Shading 2 Accent 2" w:semiHidden="0" w:uiPriority="64" w:unhideWhenUsed="0"/>
+    <w:lsdException w:name="Medium List 1 Accent 2" w:semiHidden="0" w:uiPriority="65" w:unhideWhenUsed="0"/>
+    <w:lsdException w:name="Medium List 2 Accent 2" w:semiHidden="0" w:uiPriority="66" w:unhideWhenUsed="0"/>
+    <w:lsdException w:name="Medium Grid 1 Accent 2" w:semiHidden="0" w:uiPriority="67" w:unhideWhenUsed="0"/>
+    <w:lsdException w:name="Medium Grid 2 Accent 2" w:semiHidden="0" w:uiPriority="68" w:unhideWhenUsed="0"/>
+    <w:lsdException w:name="Medium Grid 3 Accent 2" w:semiHidden="0" w:uiPriority="69" w:unhideWhenUsed="0"/>
+    <w:lsdException w:name="Dark List Accent 2" w:semiHidden="0" w:uiPriority="70" w:unhideWhenUsed="0"/>
+    <w:lsdException w:name="Colorful Shading Accent 2" w:semiHidden="0" w:uiPriority="71" w:unhideWhenUsed="0"/>
+    <w:lsdException w:name="Colorful List Accent 2" w:semiHidden="0" w:uiPriority="72" w:unhideWhenUsed="0"/>
+    <w:lsdException w:name="Colorful Grid Accent 2" w:semiHidden="0" w:uiPriority="73" w:unhideWhenUsed="0"/>
+    <w:lsdException w:name="Light Shading Accent 3" w:semiHidden="0" w:uiPriority="60" w:unhideWhenUsed="0"/>
+    <w:lsdException w:name="Light List Accent 3" w:semiHidden="0" w:uiPriority="61" w:unhideWhenUsed="0"/>
+    <w:lsdException w:name="Light Grid Accent 3" w:semiHidden="0" w:uiPriority="62" w:unhideWhenUsed="0"/>
+    <w:lsdException w:name="Medium Shading 1 Accent 3" w:semiHidden="0" w:uiPriority="63" w:unhideWhenUsed="0"/>
+    <w:lsdException w:name="Medium Shading 2 Accent 3" w:semiHidden="0" w:uiPriority="64" w:unhideWhenUsed="0"/>
+    <w:lsdException w:name="Medium List 1 Accent 3" w:semiHidden="0" w:uiPriority="65" w:unhideWhenUsed="0"/>
+    <w:lsdException w:name="Medium List 2 Accent 3" w:semiHidden="0" w:uiPriority="66" w:unhideWhenUsed="0"/>
+    <w:lsdException w:name="Medium Grid 1 Accent 3" w:semiHidden="0" w:uiPriority="67" w:unhideWhenUsed="0"/>
+    <w:lsdException w:name="Medium Grid 2 Accent 3" w:semiHidden="0" w:uiPriority="68" w:unhideWhenUsed="0"/>
+    <w:lsdException w:name="Medium Grid 3 Accent 3" w:semiHidden="0" w:uiPriority="69" w:unhideWhenUsed="0"/>
+    <w:lsdException w:name="Dark List Accent 3" w:semiHidden="0" w:uiPriority="70" w:unhideWhenUsed="0"/>
+    <w:lsdException w:name="Colorful Shading Accent 3" w:semiHidden="0" w:uiPriority="71" w:unhideWhenUsed="0"/>
+    <w:lsdException w:name="Colorful List Accent 3" w:semiHidden="0" w:uiPriority="72" w:unhideWhenUsed="0"/>
+    <w:lsdException w:name="Colorful Grid Accent 3" w:semiHidden="0" w:uiPriority="73" w:unhideWhenUsed="0"/>
+    <w:lsdException w:name="Light Shading Accent 4" w:semiHidden="0" w:uiPriority="60" w:unhideWhenUsed="0"/>
+    <w:lsdException w:name="Light List Accent 4" w:semiHidden="0" w:uiPriority="61" w:unhideWhenUsed="0"/>
+    <w:lsdException w:name="Light Grid Accent 4" w:semiHidden="0" w:uiPriority="62" w:unhideWhenUsed="0"/>
+    <w:lsdException w:name="Medium Shading 1 Accent 4" w:semiHidden="0" w:uiPriority="63" w:unhideWhenUsed="0"/>
+    <w:lsdException w:name="Medium Shading 2 Accent 4" w:semiHidden="0" w:uiPriority="64" w:unhideWhenUsed="0"/>
+    <w:lsdException w:name="Medium List 1 Accent 4" w:semiHidden="0" w:uiPriority="65" w:unhideWhenUsed="0"/>
+    <w:lsdException w:name="Medium List 2 Accent 4" w:semiHidden="0" w:uiPriority="66" w:unhideWhenUsed="0"/>
+    <w:lsdException w:name="Medium Grid 1 Accent 4" w:semiHidden="0" w:uiPriority="67" w:unhideWhenUsed="0"/>
+    <w:lsdException w:name="Medium Grid 2 Accent 4" w:semiHidden="0" w:uiPriority="68" w:unhideWhenUsed="0"/>
+    <w:lsdException w:name="Medium Grid 3 Accent 4" w:semiHidden="0" w:uiPriority="69" w:unhideWhenUsed="0"/>
+    <w:lsdException w:name="Dark List Accent 4" w:semiHidden="0" w:uiPriority="70" w:unhideWhenUsed="0"/>
+    <w:lsdException w:name="Colorful Shading Accent 4" w:semiHidden="0" w:uiPriority="71" w:unhideWhenUsed="0"/>
+    <w:lsdException w:name="Colorful List Accent 4" w:semiHidden="0" w:uiPriority="72" w:unhideWhenUsed="0"/>
+    <w:lsdException w:name="Colorful Grid Accent 4" w:semiHidden="0" w:uiPriority="73" w:unhideWhenUsed="0"/>
+    <w:lsdException w:name="Light Shading Accent 5" w:semiHidden="0" w:uiPriority="60" w:unhideWhenUsed="0"/>
+    <w:lsdException w:name="Light List Accent 5" w:semiHidden="0" w:uiPriority="61" w:unhideWhenUsed="0"/>
+    <w:lsdException w:name="Light Grid Accent 5" w:semiHidden="0" w:uiPriority="62" w:unhideWhenUsed="0"/>
+    <w:lsdException w:name="Medium Shading 1 Accent 5" w:semiHidden="0" w:uiPriority="63" w:unhideWhenUsed="0"/>
+    <w:lsdException w:name="Medium Shading 2 Accent 5" w:semiHidden="0" w:uiPriority="64" w:unhideWhenUsed="0"/>
+    <w:lsdException w:name="Medium List 1 Accent 5" w:semiHidden="0" w:uiPriority="65" w:unhideWhenUsed="0"/>
+    <w:lsdException w:name="Medium List 2 Accent 5" w:semiHidden="0" w:uiPriority="66" w:unhideWhenUsed="0"/>
+    <w:lsdException w:name="Medium Grid 1 Accent 5" w:semiHidden="0" w:uiPriority="67" w:unhideWhenUsed="0"/>
+    <w:lsdException w:name="Medium Grid 2 Accent 5" w:semiHidden="0" w:uiPriority="68" w:unhideWhenUsed="0"/>
+    <w:lsdException w:name="Medium Grid 3 Accent 5" w:semiHidden="0" w:uiPriority="69" w:unhideWhenUsed="0"/>
+    <w:lsdException w:name="Dark List Accent 5" w:semiHidden="0" w:uiPriority="70" w:unhideWhenUsed="0"/>
+    <w:lsdException w:name="Colorful Shading Accent 5" w:semiHidden="0" w:uiPriority="71" w:unhideWhenUsed="0"/>
+    <w:lsdException w:name="Colorful List Accent 5" w:semiHidden="0" w:uiPriority="72" w:unhideWhenUsed="0"/>
+    <w:lsdException w:name="Colorful Grid Accent 5" w:semiHidden="0" w:uiPriority="73" w:unhideWhenUsed="0"/>
+    <w:lsdException w:name="Light Shading Accent 6" w:semiHidden="0" w:uiPriority="60" w:unhideWhenUsed="0"/>
+    <w:lsdException w:name="Light List Accent 6" w:semiHidden="0" w:uiPriority="61" w:unhideWhenUsed="0"/>
+    <w:lsdException w:name="Light Grid Accent 6" w:semiHidden="0" w:uiPriority="62" w:unhideWhenUsed="0"/>
+    <w:lsdException w:name="Medium Shading 1 Accent 6" w:semiHidden="0" w:uiPriority="63" w:unhideWhenUsed="0"/>
+    <w:lsdException w:name="Medium Shading 2 Accent 6" w:semiHidden="0" w:uiPriority="64" w:unhideWhenUsed="0"/>
+    <w:lsdException w:name="Medium List 1 Accent 6" w:semiHidden="0" w:uiPriority="65" w:unhideWhenUsed="0"/>
+    <w:lsdException w:name="Medium List 2 Accent 6" w:semiHidden="0" w:uiPriority="66" w:unhideWhenUsed="0"/>
+    <w:lsdException w:name="Medium Grid 1 Accent 6" w:semiHidden="0" w:uiPriority="67" w:unhideWhenUsed="0"/>
+    <w:lsdException w:name="Medium Grid 2 Accent 6" w:semiHidden="0" w:uiPriority="68" w:unhideWhenUsed="0"/>
+    <w:lsdException w:name="Medium Grid 3 Accent 6" w:semiHidden="0" w:uiPriority="69" w:unhideWhenUsed="0"/>
+    <w:lsdException w:name="Dark List Accent 6" w:semiHidden="0" w:uiPriority="70" w:unhideWhenUsed="0"/>
+    <w:lsdException w:name="Colorful Shading Accent 6" w:semiHidden="0" w:uiPriority="71" w:unhideWhenUsed="0"/>
+    <w:lsdException w:name="Colorful List Accent 6" w:semiHidden="0" w:uiPriority="72" w:unhideWhenUsed="0"/>
+    <w:lsdException w:name="Colorful Grid Accent 6" w:semiHidden="0" w:uiPriority="73" w:unhideWhenUsed="0"/>
   </w:latentStyles>
-  <w:style w:type="paragraph" w:default="1" w:styleId="1">
+  <w:style w:type="paragraph" w:default="1" w:styleId="Normal">
     <w:name w:val="Normal"/>
     <w:qFormat/>
-    <w:uiPriority w:val="0"/>
     <w:pPr>
       <w:kinsoku w:val="0"/>
       <w:autoSpaceDE w:val="0"/>
@@ -5362,7 +5187,7 @@
       <w:textAlignment w:val="baseline"/>
     </w:pPr>
     <w:rPr>
-      <w:rFonts w:ascii="Arial" w:hAnsi="Arial" w:eastAsia="宋体" w:cs="Arial"/>
+      <w:rFonts w:ascii="Arial" w:eastAsia="宋体" w:hAnsi="Arial" w:cs="Arial"/>
       <w:snapToGrid w:val="0"/>
       <w:color w:val="000000"/>
       <w:kern w:val="0"/>
@@ -5371,12 +5196,11 @@
       <w:lang w:val="en-US" w:eastAsia="en-US" w:bidi="ar-SA"/>
     </w:rPr>
   </w:style>
-  <w:style w:type="paragraph" w:styleId="2">
+  <w:style w:type="paragraph" w:styleId="Heading1">
     <w:name w:val="heading 1"/>
-    <w:basedOn w:val="1"/>
-    <w:next w:val="1"/>
+    <w:basedOn w:val="Normal"/>
+    <w:next w:val="Normal"/>
     <w:qFormat/>
-    <w:uiPriority w:val="0"/>
     <w:pPr>
       <w:keepNext/>
       <w:keepLines/>
@@ -5394,13 +5218,12 @@
       <w:sz w:val="44"/>
     </w:rPr>
   </w:style>
-  <w:style w:type="paragraph" w:styleId="3">
+  <w:style w:type="paragraph" w:styleId="Heading2">
     <w:name w:val="heading 2"/>
-    <w:basedOn w:val="1"/>
-    <w:next w:val="1"/>
+    <w:basedOn w:val="Normal"/>
+    <w:next w:val="Normal"/>
     <w:unhideWhenUsed/>
     <w:qFormat/>
-    <w:uiPriority w:val="0"/>
     <w:pPr>
       <w:keepNext/>
       <w:keepLines/>
@@ -5413,18 +5236,17 @@
       <w:outlineLvl w:val="1"/>
     </w:pPr>
     <w:rPr>
-      <w:rFonts w:ascii="Arial" w:hAnsi="Arial" w:eastAsia="黑体"/>
+      <w:rFonts w:ascii="Arial" w:eastAsia="黑体" w:hAnsi="Arial"/>
       <w:b/>
       <w:sz w:val="32"/>
     </w:rPr>
   </w:style>
-  <w:style w:type="paragraph" w:styleId="4">
+  <w:style w:type="paragraph" w:styleId="Heading3">
     <w:name w:val="heading 3"/>
-    <w:basedOn w:val="1"/>
-    <w:next w:val="1"/>
+    <w:basedOn w:val="Normal"/>
+    <w:next w:val="Normal"/>
     <w:unhideWhenUsed/>
     <w:qFormat/>
-    <w:uiPriority w:val="0"/>
     <w:pPr>
       <w:keepNext/>
       <w:keepLines/>
@@ -5441,13 +5263,12 @@
       <w:sz w:val="32"/>
     </w:rPr>
   </w:style>
-  <w:style w:type="paragraph" w:styleId="5">
+  <w:style w:type="paragraph" w:styleId="Heading4">
     <w:name w:val="heading 4"/>
-    <w:basedOn w:val="1"/>
-    <w:next w:val="1"/>
+    <w:basedOn w:val="Normal"/>
+    <w:next w:val="Normal"/>
     <w:unhideWhenUsed/>
     <w:qFormat/>
-    <w:uiPriority w:val="0"/>
     <w:pPr>
       <w:keepNext/>
       <w:keepLines/>
@@ -5460,18 +5281,17 @@
       <w:outlineLvl w:val="3"/>
     </w:pPr>
     <w:rPr>
-      <w:rFonts w:ascii="Arial" w:hAnsi="Arial" w:eastAsia="黑体"/>
+      <w:rFonts w:ascii="Arial" w:eastAsia="黑体" w:hAnsi="Arial"/>
       <w:b/>
       <w:sz w:val="28"/>
     </w:rPr>
   </w:style>
-  <w:style w:type="paragraph" w:styleId="6">
+  <w:style w:type="paragraph" w:styleId="Heading5">
     <w:name w:val="heading 5"/>
-    <w:basedOn w:val="1"/>
-    <w:next w:val="1"/>
+    <w:basedOn w:val="Normal"/>
+    <w:next w:val="Normal"/>
     <w:unhideWhenUsed/>
     <w:qFormat/>
-    <w:uiPriority w:val="0"/>
     <w:pPr>
       <w:keepNext/>
       <w:keepLines/>
@@ -5488,13 +5308,12 @@
       <w:sz w:val="28"/>
     </w:rPr>
   </w:style>
-  <w:style w:type="paragraph" w:styleId="7">
+  <w:style w:type="paragraph" w:styleId="Heading6">
     <w:name w:val="heading 6"/>
-    <w:basedOn w:val="1"/>
-    <w:next w:val="1"/>
+    <w:basedOn w:val="Normal"/>
+    <w:next w:val="Normal"/>
     <w:unhideWhenUsed/>
     <w:qFormat/>
-    <w:uiPriority w:val="0"/>
     <w:pPr>
       <w:keepNext/>
       <w:keepLines/>
@@ -5507,18 +5326,17 @@
       <w:outlineLvl w:val="5"/>
     </w:pPr>
     <w:rPr>
-      <w:rFonts w:ascii="Arial" w:hAnsi="Arial" w:eastAsia="黑体"/>
+      <w:rFonts w:ascii="Arial" w:eastAsia="黑体" w:hAnsi="Arial"/>
       <w:b/>
       <w:sz w:val="24"/>
     </w:rPr>
   </w:style>
-  <w:style w:type="paragraph" w:styleId="8">
+  <w:style w:type="paragraph" w:styleId="Heading7">
     <w:name w:val="heading 7"/>
-    <w:basedOn w:val="1"/>
-    <w:next w:val="1"/>
+    <w:basedOn w:val="Normal"/>
+    <w:next w:val="Normal"/>
     <w:unhideWhenUsed/>
     <w:qFormat/>
-    <w:uiPriority w:val="0"/>
     <w:pPr>
       <w:keepNext/>
       <w:keepLines/>
@@ -5535,13 +5353,12 @@
       <w:sz w:val="24"/>
     </w:rPr>
   </w:style>
-  <w:style w:type="paragraph" w:styleId="9">
+  <w:style w:type="paragraph" w:styleId="Heading8">
     <w:name w:val="heading 8"/>
-    <w:basedOn w:val="1"/>
-    <w:next w:val="1"/>
+    <w:basedOn w:val="Normal"/>
+    <w:next w:val="Normal"/>
     <w:unhideWhenUsed/>
     <w:qFormat/>
-    <w:uiPriority w:val="0"/>
     <w:pPr>
       <w:keepNext/>
       <w:keepLines/>
@@ -5554,17 +5371,16 @@
       <w:outlineLvl w:val="7"/>
     </w:pPr>
     <w:rPr>
-      <w:rFonts w:ascii="Arial" w:hAnsi="Arial" w:eastAsia="黑体"/>
+      <w:rFonts w:ascii="Arial" w:eastAsia="黑体" w:hAnsi="Arial"/>
       <w:sz w:val="24"/>
     </w:rPr>
   </w:style>
-  <w:style w:type="paragraph" w:styleId="10">
+  <w:style w:type="paragraph" w:styleId="Heading9">
     <w:name w:val="heading 9"/>
-    <w:basedOn w:val="1"/>
-    <w:next w:val="1"/>
+    <w:basedOn w:val="Normal"/>
+    <w:next w:val="Normal"/>
     <w:unhideWhenUsed/>
     <w:qFormat/>
-    <w:uiPriority w:val="0"/>
     <w:pPr>
       <w:keepNext/>
       <w:keepLines/>
@@ -5577,22 +5393,20 @@
       <w:outlineLvl w:val="8"/>
     </w:pPr>
     <w:rPr>
-      <w:rFonts w:ascii="Arial" w:hAnsi="Arial" w:eastAsia="黑体"/>
+      <w:rFonts w:ascii="Arial" w:eastAsia="黑体" w:hAnsi="Arial"/>
       <w:sz w:val="21"/>
     </w:rPr>
   </w:style>
-  <w:style w:type="character" w:default="1" w:styleId="22">
+  <w:style w:type="character" w:default="1" w:styleId="DefaultParagraphFont">
     <w:name w:val="Default Paragraph Font"/>
     <w:semiHidden/>
     <w:qFormat/>
-    <w:uiPriority w:val="0"/>
   </w:style>
-  <w:style w:type="table" w:default="1" w:styleId="20">
+  <w:style w:type="table" w:default="1" w:styleId="TableNormal">
     <w:name w:val="Normal Table"/>
     <w:semiHidden/>
-    <w:uiPriority w:val="0"/>
     <w:tblPr>
-      <w:tblStyle w:val="20"/>
+      <w:tblStyle w:val="TableNormal"/>
       <w:tblCellMar>
         <w:top w:w="0" w:type="dxa"/>
         <w:left w:w="108" w:type="dxa"/>
@@ -5601,43 +5415,39 @@
       </w:tblCellMar>
     </w:tblPr>
   </w:style>
-  <w:style w:type="paragraph" w:styleId="11">
+  <w:style w:type="paragraph" w:styleId="CommentText">
     <w:name w:val="annotation text"/>
-    <w:basedOn w:val="1"/>
+    <w:basedOn w:val="Normal"/>
     <w:qFormat/>
-    <w:uiPriority w:val="0"/>
     <w:pPr>
       <w:jc w:val="left"/>
     </w:pPr>
   </w:style>
-  <w:style w:type="paragraph" w:styleId="12">
+  <w:style w:type="paragraph" w:styleId="BodyText">
     <w:name w:val="Body Text"/>
-    <w:basedOn w:val="1"/>
+    <w:basedOn w:val="Normal"/>
     <w:semiHidden/>
     <w:qFormat/>
-    <w:uiPriority w:val="0"/>
     <w:rPr>
-      <w:rFonts w:ascii="Arial" w:hAnsi="Arial" w:eastAsia="Arial" w:cs="Arial"/>
+      <w:rFonts w:ascii="Arial" w:eastAsia="Arial" w:hAnsi="Arial" w:cs="Arial"/>
       <w:sz w:val="21"/>
       <w:szCs w:val="21"/>
       <w:lang w:val="en-US" w:eastAsia="en-US" w:bidi="ar-SA"/>
     </w:rPr>
   </w:style>
-  <w:style w:type="paragraph" w:styleId="13">
+  <w:style w:type="paragraph" w:styleId="TOC3">
     <w:name w:val="toc 3"/>
-    <w:basedOn w:val="1"/>
-    <w:next w:val="1"/>
+    <w:basedOn w:val="Normal"/>
+    <w:next w:val="Normal"/>
     <w:qFormat/>
-    <w:uiPriority w:val="0"/>
     <w:pPr>
       <w:ind w:left="840" w:leftChars="400"/>
     </w:pPr>
   </w:style>
-  <w:style w:type="paragraph" w:styleId="14">
+  <w:style w:type="paragraph" w:styleId="Footer">
     <w:name w:val="footer"/>
-    <w:basedOn w:val="1"/>
+    <w:basedOn w:val="Normal"/>
     <w:qFormat/>
-    <w:uiPriority w:val="0"/>
     <w:pPr>
       <w:tabs>
         <w:tab w:val="center" w:pos="4153"/>
@@ -5650,17 +5460,16 @@
       <w:sz w:val="18"/>
     </w:rPr>
   </w:style>
-  <w:style w:type="paragraph" w:styleId="15">
+  <w:style w:type="paragraph" w:styleId="Header">
     <w:name w:val="header"/>
-    <w:basedOn w:val="1"/>
+    <w:basedOn w:val="Normal"/>
     <w:qFormat/>
-    <w:uiPriority w:val="0"/>
     <w:pPr>
       <w:pBdr>
-        <w:top w:val="none" w:color="auto" w:sz="0" w:space="1"/>
-        <w:left w:val="none" w:color="auto" w:sz="0" w:space="4"/>
-        <w:bottom w:val="none" w:color="auto" w:sz="0" w:space="1"/>
-        <w:right w:val="none" w:color="auto" w:sz="0" w:space="4"/>
+        <w:top w:val="nil"/>
+        <w:left w:val="nil"/>
+        <w:bottom w:val="nil"/>
+        <w:right w:val="nil"/>
       </w:pBdr>
       <w:tabs>
         <w:tab w:val="center" w:pos="4153"/>
@@ -5675,41 +5484,37 @@
       <w:sz w:val="18"/>
     </w:rPr>
   </w:style>
-  <w:style w:type="paragraph" w:styleId="16">
+  <w:style w:type="paragraph" w:styleId="TOC1">
     <w:name w:val="toc 1"/>
-    <w:basedOn w:val="1"/>
-    <w:next w:val="1"/>
+    <w:basedOn w:val="Normal"/>
+    <w:next w:val="Normal"/>
     <w:qFormat/>
-    <w:uiPriority w:val="0"/>
     <w:rPr>
-      <w:rFonts w:ascii="Arial" w:hAnsi="Arial" w:eastAsia="Microsoft JhengHei"/>
+      <w:rFonts w:ascii="Arial" w:eastAsia="Microsoft JhengHei" w:hAnsi="Arial"/>
       <w:sz w:val="24"/>
     </w:rPr>
   </w:style>
-  <w:style w:type="paragraph" w:styleId="17">
+  <w:style w:type="paragraph" w:styleId="TOC2">
     <w:name w:val="toc 2"/>
-    <w:basedOn w:val="1"/>
-    <w:next w:val="1"/>
+    <w:basedOn w:val="Normal"/>
+    <w:next w:val="Normal"/>
     <w:qFormat/>
-    <w:uiPriority w:val="0"/>
     <w:pPr>
       <w:ind w:left="420" w:leftChars="200"/>
     </w:pPr>
   </w:style>
-  <w:style w:type="paragraph" w:styleId="18">
+  <w:style w:type="paragraph" w:styleId="NormalWeb">
     <w:name w:val="Normal (Web)"/>
-    <w:basedOn w:val="1"/>
+    <w:basedOn w:val="Normal"/>
     <w:qFormat/>
-    <w:uiPriority w:val="0"/>
     <w:rPr>
       <w:sz w:val="24"/>
     </w:rPr>
   </w:style>
-  <w:style w:type="paragraph" w:styleId="19">
+  <w:style w:type="paragraph" w:styleId="Title">
     <w:name w:val="Title"/>
-    <w:basedOn w:val="1"/>
+    <w:basedOn w:val="Normal"/>
     <w:qFormat/>
-    <w:uiPriority w:val="0"/>
     <w:pPr>
       <w:spacing w:before="240" w:beforeLines="0" w:beforeAutospacing="0" w:after="60" w:afterLines="0" w:afterAutospacing="0"/>
       <w:jc w:val="center"/>
@@ -5721,43 +5526,40 @@
       <w:sz w:val="32"/>
     </w:rPr>
   </w:style>
-  <w:style w:type="table" w:styleId="21">
+  <w:style w:type="table" w:styleId="TableGrid">
     <w:name w:val="Table Grid"/>
-    <w:basedOn w:val="20"/>
+    <w:basedOn w:val="TableNormal"/>
     <w:qFormat/>
-    <w:uiPriority w:val="0"/>
     <w:pPr>
       <w:widowControl w:val="0"/>
       <w:jc w:val="both"/>
     </w:pPr>
     <w:tblPr>
-      <w:tblStyle w:val="20"/>
+      <w:tblStyle w:val="TableNormal"/>
       <w:tblBorders>
-        <w:top w:val="single" w:color="auto" w:sz="4" w:space="0"/>
-        <w:left w:val="single" w:color="auto" w:sz="4" w:space="0"/>
-        <w:bottom w:val="single" w:color="auto" w:sz="4" w:space="0"/>
-        <w:right w:val="single" w:color="auto" w:sz="4" w:space="0"/>
-        <w:insideH w:val="single" w:color="auto" w:sz="4" w:space="0"/>
-        <w:insideV w:val="single" w:color="auto" w:sz="4" w:space="0"/>
+        <w:top w:val="single" w:sz="4" w:space="0" w:color="auto"/>
+        <w:left w:val="single" w:sz="4" w:space="0" w:color="auto"/>
+        <w:bottom w:val="single" w:sz="4" w:space="0" w:color="auto"/>
+        <w:right w:val="single" w:sz="4" w:space="0" w:color="auto"/>
+        <w:insideH w:val="single" w:sz="4" w:space="0" w:color="auto"/>
+        <w:insideV w:val="single" w:sz="4" w:space="0" w:color="auto"/>
       </w:tblBorders>
     </w:tblPr>
   </w:style>
-  <w:style w:type="character" w:styleId="23">
+  <w:style w:type="character" w:styleId="Strong">
     <w:name w:val="Strong"/>
-    <w:basedOn w:val="22"/>
+    <w:basedOn w:val="DefaultParagraphFont"/>
     <w:qFormat/>
-    <w:uiPriority w:val="0"/>
     <w:rPr>
       <w:b/>
     </w:rPr>
   </w:style>
-  <w:style w:type="table" w:customStyle="1" w:styleId="24">
-    <w:name w:val="Table Normal"/>
+  <w:style w:type="table" w:customStyle="1" w:styleId="TableNormal0">
+    <w:name w:val="Table Normal_0"/>
     <w:unhideWhenUsed/>
     <w:qFormat/>
-    <w:uiPriority w:val="0"/>
     <w:tblPr>
-      <w:tblStyle w:val="20"/>
+      <w:tblStyle w:val="TableNormal"/>
       <w:tblCellMar>
         <w:top w:w="0" w:type="dxa"/>
         <w:left w:w="0" w:type="dxa"/>
@@ -5766,140 +5568,130 @@
       </w:tblCellMar>
     </w:tblPr>
   </w:style>
-  <w:style w:type="paragraph" w:customStyle="1" w:styleId="25">
+  <w:style w:type="paragraph" w:customStyle="1" w:styleId="TableText">
     <w:name w:val="Table Text"/>
-    <w:basedOn w:val="1"/>
+    <w:basedOn w:val="Normal"/>
     <w:semiHidden/>
     <w:qFormat/>
-    <w:uiPriority w:val="0"/>
     <w:rPr>
-      <w:rFonts w:ascii="宋体" w:hAnsi="宋体" w:eastAsia="宋体" w:cs="宋体"/>
+      <w:rFonts w:ascii="宋体" w:eastAsia="宋体" w:hAnsi="宋体" w:cs="宋体"/>
       <w:sz w:val="21"/>
       <w:szCs w:val="21"/>
       <w:lang w:val="en-US" w:eastAsia="en-US" w:bidi="ar-SA"/>
     </w:rPr>
   </w:style>
-  <w:style w:type="paragraph" w:customStyle="1" w:styleId="26">
+  <w:style w:type="paragraph" w:customStyle="1" w:styleId="a">
     <w:name w:val="柴_公司名"/>
-    <w:basedOn w:val="19"/>
+    <w:basedOn w:val="Title"/>
     <w:qFormat/>
-    <w:uiPriority w:val="0"/>
     <w:pPr>
       <w:spacing w:after="600" w:afterLines="600"/>
     </w:pPr>
     <w:rPr>
-      <w:rFonts w:hint="eastAsia" w:ascii="宋体" w:hAnsi="宋体" w:eastAsia="宋体" w:cs="宋体"/>
+      <w:rFonts w:ascii="宋体" w:eastAsia="宋体" w:hAnsi="宋体" w:cs="宋体" w:hint="eastAsia"/>
       <w:bCs/>
       <w:spacing w:val="-6"/>
       <w:sz w:val="52"/>
       <w:szCs w:val="52"/>
     </w:rPr>
   </w:style>
-  <w:style w:type="paragraph" w:customStyle="1" w:styleId="27">
+  <w:style w:type="paragraph" w:customStyle="1" w:styleId="a0">
     <w:name w:val="柴_文档名"/>
-    <w:basedOn w:val="19"/>
+    <w:basedOn w:val="Title"/>
     <w:qFormat/>
-    <w:uiPriority w:val="0"/>
     <w:pPr>
       <w:spacing w:after="900" w:afterLines="900"/>
     </w:pPr>
     <w:rPr>
-      <w:rFonts w:ascii="黑体" w:hAnsi="黑体" w:eastAsia="黑体" w:cs="黑体"/>
+      <w:rFonts w:ascii="黑体" w:eastAsia="黑体" w:hAnsi="黑体" w:cs="黑体"/>
       <w:bCs/>
       <w:spacing w:val="-7"/>
       <w:sz w:val="52"/>
       <w:szCs w:val="52"/>
     </w:rPr>
   </w:style>
-  <w:style w:type="paragraph" w:customStyle="1" w:styleId="28">
+  <w:style w:type="paragraph" w:customStyle="1" w:styleId="1">
     <w:name w:val="柴_标题1"/>
-    <w:basedOn w:val="2"/>
-    <w:next w:val="29"/>
-    <w:link w:val="30"/>
+    <w:basedOn w:val="Heading1"/>
+    <w:next w:val="a1"/>
+    <w:link w:val="1Char"/>
     <w:qFormat/>
-    <w:uiPriority w:val="0"/>
     <w:pPr>
       <w:spacing w:before="100" w:after="90" w:line="360" w:lineRule="auto"/>
     </w:pPr>
     <w:rPr>
-      <w:rFonts w:ascii="Arial" w:hAnsi="Arial" w:eastAsia="宋体"/>
+      <w:rFonts w:ascii="Arial" w:eastAsia="宋体" w:hAnsi="Arial"/>
       <w:sz w:val="32"/>
     </w:rPr>
   </w:style>
-  <w:style w:type="paragraph" w:customStyle="1" w:styleId="29">
+  <w:style w:type="paragraph" w:customStyle="1" w:styleId="a1">
     <w:name w:val="柴_正文"/>
-    <w:basedOn w:val="12"/>
-    <w:link w:val="31"/>
+    <w:basedOn w:val="BodyText"/>
+    <w:link w:val="Char"/>
     <w:qFormat/>
-    <w:uiPriority w:val="0"/>
     <w:pPr>
       <w:spacing w:line="360" w:lineRule="auto"/>
       <w:ind w:firstLine="470" w:firstLineChars="200"/>
     </w:pPr>
     <w:rPr>
-      <w:rFonts w:ascii="Arial" w:hAnsi="Arial" w:eastAsia="宋体"/>
+      <w:rFonts w:ascii="Arial" w:eastAsia="宋体" w:hAnsi="Arial"/>
       <w:sz w:val="24"/>
       <w:lang w:eastAsia="zh-CN"/>
     </w:rPr>
   </w:style>
-  <w:style w:type="character" w:customStyle="1" w:styleId="30">
+  <w:style w:type="character" w:customStyle="1" w:styleId="1Char">
     <w:name w:val="柴_标题1 Char"/>
-    <w:link w:val="28"/>
+    <w:link w:val="1"/>
     <w:qFormat/>
-    <w:uiPriority w:val="0"/>
     <w:rPr>
-      <w:rFonts w:ascii="Arial" w:hAnsi="Arial" w:eastAsia="宋体"/>
+      <w:rFonts w:ascii="Arial" w:eastAsia="宋体" w:hAnsi="Arial"/>
       <w:sz w:val="32"/>
     </w:rPr>
   </w:style>
-  <w:style w:type="character" w:customStyle="1" w:styleId="31">
+  <w:style w:type="character" w:customStyle="1" w:styleId="Char">
     <w:name w:val="柴_正文 Char"/>
-    <w:link w:val="29"/>
+    <w:link w:val="a1"/>
     <w:qFormat/>
-    <w:uiPriority w:val="0"/>
     <w:rPr>
-      <w:rFonts w:ascii="Arial" w:hAnsi="Arial" w:eastAsia="宋体"/>
+      <w:rFonts w:ascii="Arial" w:eastAsia="宋体" w:hAnsi="Arial"/>
       <w:sz w:val="24"/>
       <w:lang w:eastAsia="zh-CN"/>
     </w:rPr>
   </w:style>
-  <w:style w:type="paragraph" w:customStyle="1" w:styleId="32">
+  <w:style w:type="paragraph" w:customStyle="1" w:styleId="2">
     <w:name w:val="柴_标题2"/>
-    <w:basedOn w:val="3"/>
-    <w:next w:val="29"/>
+    <w:basedOn w:val="Heading2"/>
+    <w:next w:val="a1"/>
     <w:qFormat/>
-    <w:uiPriority w:val="0"/>
     <w:pPr>
       <w:spacing w:line="360" w:lineRule="auto"/>
     </w:pPr>
     <w:rPr>
-      <w:rFonts w:ascii="Arial" w:hAnsi="Arial" w:eastAsia="宋体"/>
+      <w:rFonts w:ascii="Arial" w:eastAsia="宋体" w:hAnsi="Arial"/>
       <w:sz w:val="28"/>
     </w:rPr>
   </w:style>
-  <w:style w:type="paragraph" w:customStyle="1" w:styleId="33">
+  <w:style w:type="paragraph" w:customStyle="1" w:styleId="3">
     <w:name w:val="柴_标题3"/>
-    <w:basedOn w:val="4"/>
-    <w:next w:val="29"/>
+    <w:basedOn w:val="Heading3"/>
+    <w:next w:val="a1"/>
     <w:qFormat/>
-    <w:uiPriority w:val="0"/>
     <w:pPr>
       <w:spacing w:line="360" w:lineRule="auto"/>
       <w:ind w:left="0" w:firstLine="472" w:firstLineChars="200"/>
     </w:pPr>
     <w:rPr>
-      <w:rFonts w:ascii="宋体" w:hAnsi="宋体" w:eastAsia="宋体" w:cs="宋体"/>
+      <w:rFonts w:ascii="宋体" w:eastAsia="宋体" w:hAnsi="宋体" w:cs="宋体"/>
       <w:spacing w:val="-2"/>
       <w:sz w:val="24"/>
       <w:szCs w:val="24"/>
     </w:rPr>
   </w:style>
-  <w:style w:type="paragraph" w:customStyle="1" w:styleId="34">
+  <w:style w:type="paragraph" w:customStyle="1" w:styleId="a2">
     <w:name w:val="柴_目录"/>
-    <w:basedOn w:val="1"/>
-    <w:next w:val="12"/>
+    <w:basedOn w:val="Normal"/>
+    <w:next w:val="BodyText"/>
     <w:qFormat/>
-    <w:uiPriority w:val="0"/>
     <w:pPr>
       <w:tabs>
         <w:tab w:val="right" w:leader="dot" w:pos="8442"/>
@@ -5907,65 +5699,60 @@
       <w:ind w:left="0" w:leftChars="0"/>
     </w:pPr>
     <w:rPr>
-      <w:rFonts w:ascii="Arial" w:hAnsi="Arial" w:eastAsia="Microsoft JhengHei"/>
+      <w:rFonts w:ascii="Arial" w:eastAsia="Microsoft JhengHei" w:hAnsi="Arial"/>
       <w:sz w:val="24"/>
     </w:rPr>
   </w:style>
-  <w:style w:type="paragraph" w:customStyle="1" w:styleId="35">
+  <w:style w:type="paragraph" w:customStyle="1" w:styleId="WPSOffice1">
     <w:name w:val="WPSOffice手动目录 1"/>
     <w:qFormat/>
-    <w:uiPriority w:val="0"/>
     <w:pPr>
       <w:ind w:leftChars="0"/>
     </w:pPr>
     <w:rPr>
-      <w:rFonts w:ascii="Times New Roman" w:hAnsi="Times New Roman" w:eastAsia="宋体" w:cs="Times New Roman"/>
+      <w:rFonts w:ascii="Times New Roman" w:eastAsia="宋体" w:hAnsi="Times New Roman" w:cs="Times New Roman"/>
       <w:sz w:val="20"/>
       <w:szCs w:val="20"/>
     </w:rPr>
   </w:style>
-  <w:style w:type="paragraph" w:customStyle="1" w:styleId="36">
+  <w:style w:type="paragraph" w:customStyle="1" w:styleId="WPSOffice2">
     <w:name w:val="WPSOffice手动目录 2"/>
     <w:qFormat/>
-    <w:uiPriority w:val="0"/>
     <w:pPr>
       <w:ind w:leftChars="200"/>
     </w:pPr>
     <w:rPr>
-      <w:rFonts w:ascii="Times New Roman" w:hAnsi="Times New Roman" w:eastAsia="宋体" w:cs="Times New Roman"/>
+      <w:rFonts w:ascii="Times New Roman" w:eastAsia="宋体" w:hAnsi="Times New Roman" w:cs="Times New Roman"/>
       <w:sz w:val="20"/>
       <w:szCs w:val="20"/>
     </w:rPr>
   </w:style>
-  <w:style w:type="paragraph" w:customStyle="1" w:styleId="37">
+  <w:style w:type="paragraph" w:customStyle="1" w:styleId="WPSOffice3">
     <w:name w:val="WPSOffice手动目录 3"/>
     <w:qFormat/>
-    <w:uiPriority w:val="0"/>
     <w:pPr>
       <w:ind w:leftChars="400"/>
     </w:pPr>
     <w:rPr>
-      <w:rFonts w:ascii="Times New Roman" w:hAnsi="Times New Roman" w:eastAsia="宋体" w:cs="Times New Roman"/>
+      <w:rFonts w:ascii="Times New Roman" w:eastAsia="宋体" w:hAnsi="Times New Roman" w:cs="Times New Roman"/>
       <w:sz w:val="20"/>
       <w:szCs w:val="20"/>
     </w:rPr>
   </w:style>
-  <w:style w:type="paragraph" w:customStyle="1" w:styleId="38">
+  <w:style w:type="paragraph" w:customStyle="1" w:styleId="Compact">
     <w:name w:val="Compact"/>
-    <w:basedOn w:val="12"/>
+    <w:basedOn w:val="BodyText"/>
     <w:qFormat/>
-    <w:uiPriority w:val="0"/>
     <w:pPr>
       <w:spacing w:before="36" w:after="36"/>
     </w:pPr>
   </w:style>
-  <w:style w:type="table" w:customStyle="1" w:styleId="39">
+  <w:style w:type="table" w:customStyle="1" w:styleId="Table">
     <w:name w:val="Table"/>
     <w:unhideWhenUsed/>
     <w:qFormat/>
-    <w:uiPriority w:val="0"/>
     <w:tblPr>
-      <w:tblStyle w:val="20"/>
+      <w:tblStyle w:val="TableNormal"/>
       <w:tblCellMar>
         <w:top w:w="0" w:type="dxa"/>
         <w:left w:w="108" w:type="dxa"/>
@@ -5975,13 +5762,13 @@
     </w:tblPr>
     <w:tblStylePr w:type="firstRow">
       <w:tblPr>
-        <w:tblStyle w:val="20"/>
+        <w:tblStyle w:val="TableNormal"/>
       </w:tblPr>
       <w:tcPr>
         <w:tcBorders>
           <w:top w:val="nil"/>
           <w:left w:val="nil"/>
-          <w:bottom w:val="single" w:color="auto" w:sz="2" w:space="0"/>
+          <w:bottom w:val="single" w:sz="2" w:space="0" w:color="auto"/>
           <w:right w:val="nil"/>
           <w:insideH w:val="nil"/>
           <w:insideV w:val="nil"/>
@@ -5992,11 +5779,10 @@
       </w:tcPr>
     </w:tblStylePr>
   </w:style>
-  <w:style w:type="paragraph" w:customStyle="1" w:styleId="40">
+  <w:style w:type="paragraph" w:customStyle="1" w:styleId="a3">
     <w:name w:val="柴_正文_无缩进"/>
-    <w:basedOn w:val="1"/>
+    <w:basedOn w:val="Normal"/>
     <w:qFormat/>
-    <w:uiPriority w:val="0"/>
     <w:pPr>
       <w:ind w:firstLine="0" w:firstLineChars="0"/>
     </w:pPr>
@@ -6006,30 +5792,28 @@
       <w:lang w:eastAsia="zh-CN"/>
     </w:rPr>
   </w:style>
-  <w:style w:type="paragraph" w:customStyle="1" w:styleId="41">
+  <w:style w:type="paragraph" w:customStyle="1" w:styleId="4">
     <w:name w:val="柴_标题4"/>
-    <w:basedOn w:val="5"/>
-    <w:next w:val="1"/>
+    <w:basedOn w:val="Heading4"/>
+    <w:next w:val="Normal"/>
     <w:qFormat/>
-    <w:uiPriority w:val="0"/>
     <w:pPr>
       <w:widowControl w:val="0"/>
       <w:spacing w:before="160" w:line="360" w:lineRule="auto"/>
-      <w:ind w:left="981" w:leftChars="300" w:hanging="862"/>
+      <w:ind w:left="981" w:hanging="862" w:leftChars="300"/>
     </w:pPr>
     <w:rPr>
-      <w:rFonts w:hint="eastAsia" w:ascii="Calibri" w:hAnsi="Calibri" w:eastAsia="宋体" w:cs="宋体"/>
+      <w:rFonts w:ascii="Calibri" w:eastAsia="宋体" w:hAnsi="Calibri" w:cs="宋体" w:hint="eastAsia"/>
       <w:sz w:val="24"/>
       <w:szCs w:val="24"/>
       <w:lang w:eastAsia="zh-CN" w:bidi="zh-CN"/>
     </w:rPr>
   </w:style>
-  <w:style w:type="table" w:customStyle="1" w:styleId="42">
-    <w:name w:val="Table Normal_0"/>
+  <w:style w:type="table" w:customStyle="1" w:styleId="TableNormal00">
+    <w:name w:val="Table Normal_0_0"/>
     <w:semiHidden/>
     <w:unhideWhenUsed/>
     <w:qFormat/>
-    <w:uiPriority w:val="0"/>
     <w:tblPr>
       <w:tblCellMar>
         <w:top w:w="0" w:type="dxa"/>
